--- a/downloads/workbook/ai-7-week-21.docx
+++ b/downloads/workbook/ai-7-week-21.docx
@@ -961,6 +961,178 @@
         <w:t>Project connection: For the Reproducible AI Research Study, retain an annotated worked trace and the changed-case reasoning. Connect the claim to its records, units and assumptions so another investigator can challenge or reproduce it.</w:t>
       </w:r>
     </w:p>
+    <w:p>
+      <w:pPr>
+        <w:pStyle w:val="Heading1"/>
+      </w:pPr>
+      <w:r>
+        <w:t>13. Project portfolio milestone</w:t>
+      </w:r>
+    </w:p>
+    <w:p>
+      <w:r>
+        <w:t>Project: Reproducible AI Research Study</w:t>
+      </w:r>
+    </w:p>
+    <w:p>
+      <w:r>
+        <w:t>Current milestone: Evaluate and revise. Compare with your starting method, explain errors and record a justified revision.</w:t>
+      </w:r>
+    </w:p>
+    <w:p>
+      <w:r>
+        <w:t>For the Reproducible AI Research Study, retain an annotated worked trace and the changed-case reasoning. Connect the claim to its records, units and assumptions so another investigator can challenge or reproduce it.</w:t>
+      </w:r>
+    </w:p>
+    <w:tbl>
+      <w:tblPr>
+        <w:tblStyle w:val="LightShading-Accent1"/>
+        <w:tblW w:type="auto" w:w="0"/>
+        <w:tblLook w:firstColumn="1" w:firstRow="1" w:lastColumn="0" w:lastRow="0" w:noHBand="0" w:noVBand="1" w:val="04A0"/>
+      </w:tblPr>
+      <w:tblGrid>
+        <w:gridCol w:w="5112"/>
+        <w:gridCol w:w="5112"/>
+      </w:tblGrid>
+      <w:tr>
+        <w:trPr>
+          <w:tblHeader/>
+        </w:trPr>
+        <w:tc>
+          <w:tcPr>
+            <w:tcW w:type="dxa" w:w="5112"/>
+          </w:tcPr>
+          <w:p>
+            <w:r>
+              <w:t>Evidence to keep</w:t>
+            </w:r>
+          </w:p>
+        </w:tc>
+        <w:tc>
+          <w:tcPr>
+            <w:tcW w:type="dxa" w:w="5112"/>
+          </w:tcPr>
+          <w:p>
+            <w:r>
+              <w:t>My record</w:t>
+            </w:r>
+          </w:p>
+        </w:tc>
+      </w:tr>
+      <w:tr>
+        <w:tc>
+          <w:tcPr>
+            <w:tcW w:type="dxa" w:w="5112"/>
+          </w:tcPr>
+          <w:p>
+            <w:r>
+              <w:t>This week’s input and deciding step</w:t>
+            </w:r>
+          </w:p>
+        </w:tc>
+        <w:tc>
+          <w:tcPr>
+            <w:tcW w:type="dxa" w:w="5112"/>
+          </w:tcPr>
+          <w:p>
+            <w:r/>
+          </w:p>
+        </w:tc>
+      </w:tr>
+      <w:tr>
+        <w:tc>
+          <w:tcPr>
+            <w:tcW w:type="dxa" w:w="5112"/>
+          </w:tcPr>
+          <w:p>
+            <w:r>
+              <w:t>Prediction and actual result (or labelled paper trace)</w:t>
+            </w:r>
+          </w:p>
+        </w:tc>
+        <w:tc>
+          <w:tcPr>
+            <w:tcW w:type="dxa" w:w="5112"/>
+          </w:tcPr>
+          <w:p>
+            <w:r/>
+          </w:p>
+        </w:tc>
+      </w:tr>
+      <w:tr>
+        <w:tc>
+          <w:tcPr>
+            <w:tcW w:type="dxa" w:w="5112"/>
+          </w:tcPr>
+          <w:p>
+            <w:r>
+              <w:t>One change since the previous checkpoint and why</w:t>
+            </w:r>
+          </w:p>
+        </w:tc>
+        <w:tc>
+          <w:tcPr>
+            <w:tcW w:type="dxa" w:w="5112"/>
+          </w:tcPr>
+          <w:p>
+            <w:r/>
+          </w:p>
+        </w:tc>
+      </w:tr>
+      <w:tr>
+        <w:tc>
+          <w:tcPr>
+            <w:tcW w:type="dxa" w:w="5112"/>
+          </w:tcPr>
+          <w:p>
+            <w:r>
+              <w:t>One error or limit and the next test</w:t>
+            </w:r>
+          </w:p>
+        </w:tc>
+        <w:tc>
+          <w:tcPr>
+            <w:tcW w:type="dxa" w:w="5112"/>
+          </w:tcPr>
+          <w:p>
+            <w:r/>
+          </w:p>
+        </w:tc>
+      </w:tr>
+    </w:tbl>
+    <w:p>
+      <w:pPr>
+        <w:pStyle w:val="Heading3"/>
+      </w:pPr>
+      <w:r>
+        <w:t>Explain what this week adds to your project. Reuse last week’s record rather than starting again.</w:t>
+      </w:r>
+    </w:p>
+    <w:p>
+      <w:r>
+        <w:t>________________________________________________________________</w:t>
+      </w:r>
+    </w:p>
+    <w:p>
+      <w:r>
+        <w:t>________________________________________________________________</w:t>
+      </w:r>
+    </w:p>
+    <w:p>
+      <w:r>
+        <w:t>________________________________________________________________</w:t>
+      </w:r>
+    </w:p>
+    <w:p>
+      <w:r>
+        <w:t>________________________________________________________________</w:t>
+      </w:r>
+    </w:p>
+    <w:p>
+      <w:r>
+        <w:t>________________________________________________________________</w:t>
+      </w:r>
+    </w:p>
     <w:sectPr>
       <w:pgSz w:w="12240" w:h="15840"/>
       <w:pgMar w:top="936" w:right="1008" w:bottom="936" w:left="1008" w:header="720" w:footer="720" w:gutter="0"/>

--- a/downloads/workbook/ai-7-week-21.docx
+++ b/downloads/workbook/ai-7-week-21.docx
@@ -1133,6 +1133,235 @@
         <w:t>________________________________________________________________</w:t>
       </w:r>
     </w:p>
+    <w:p>
+      <w:pPr>
+        <w:pStyle w:val="Heading1"/>
+      </w:pPr>
+      <w:r>
+        <w:t>14. Supported practice and learning evidence</w:t>
+      </w:r>
+    </w:p>
+    <w:p>
+      <w:r>
+        <w:t>Use this supported practice once, in the browser or on paper. Keep the reserved independent assessment for a separate first attempt before teacher feedback.</w:t>
+      </w:r>
+    </w:p>
+    <w:p>
+      <w:r>
+        <w:t>Freeze decisions before the result. A team records its outcome, exclusions and analysis before evaluating a reserved set.</w:t>
+      </w:r>
+    </w:p>
+    <w:p>
+      <w:pPr>
+        <w:pStyle w:val="Heading3"/>
+      </w:pPr>
+      <w:r>
+        <w:t>Practice 1: explain the deciding evidence</w:t>
+      </w:r>
+    </w:p>
+    <w:p>
+      <w:r>
+        <w:t>Which labelled step matches this detail? If the plan changes, mark the change and give its reason.</w:t>
+      </w:r>
+    </w:p>
+    <w:p>
+      <w:r>
+        <w:t>1. Protect the reserved set</w:t>
+      </w:r>
+    </w:p>
+    <w:p>
+      <w:r>
+        <w:t>2. Write the rule first</w:t>
+      </w:r>
+    </w:p>
+    <w:p>
+      <w:r>
+        <w:t>3. Report deviations</w:t>
+      </w:r>
+    </w:p>
+    <w:p>
+      <w:pPr>
+        <w:pStyle w:val="Heading3"/>
+      </w:pPr>
+      <w:r>
+        <w:t>My selected conclusion, deciding fact and explanation</w:t>
+      </w:r>
+    </w:p>
+    <w:p>
+      <w:r>
+        <w:t>________________________________________________________________</w:t>
+      </w:r>
+    </w:p>
+    <w:p>
+      <w:r>
+        <w:t>________________________________________________________________</w:t>
+      </w:r>
+    </w:p>
+    <w:p>
+      <w:r>
+        <w:t>________________________________________________________________</w:t>
+      </w:r>
+    </w:p>
+    <w:p>
+      <w:r>
+        <w:t>________________________________________________________________</w:t>
+      </w:r>
+    </w:p>
+    <w:p>
+      <w:r>
+        <w:t>________________________________________________________________</w:t>
+      </w:r>
+    </w:p>
+    <w:p>
+      <w:r>
+        <w:t>Hint if needed: Read the steps in the pictorial case. Match the supplied detail to the stage that performs or records it.</w:t>
+      </w:r>
+    </w:p>
+    <w:p>
+      <w:r>
+        <w:t>After your attempt, compare with the supported explanation: Report deviations If the plan changes, mark the change and give its reason. An analysis plan limits flexibility after outcomes are known. Necessary changes can be transparent, but they should not be silently presented as the original plan.</w:t>
+      </w:r>
+    </w:p>
+    <w:p>
+      <w:pPr>
+        <w:pStyle w:val="Heading3"/>
+      </w:pPr>
+      <w:r>
+        <w:t>Practice 2: explain the deciding evidence</w:t>
+      </w:r>
+    </w:p>
+    <w:p>
+      <w:r>
+        <w:t>Changed-case practice: Exclude two readable cases because the new model fails them. Which conclusion is supported by the supplied facts?</w:t>
+      </w:r>
+    </w:p>
+    <w:p>
+      <w:r>
+        <w:t>1. That outcome-driven exclusion violates the recorded rule.</w:t>
+      </w:r>
+    </w:p>
+    <w:p>
+      <w:r>
+        <w:t>2. This one example guarantees correct results for every future input.</w:t>
+      </w:r>
+    </w:p>
+    <w:p>
+      <w:r>
+        <w:t>3. We can decide the result without examining the changed input or the procedure.</w:t>
+      </w:r>
+    </w:p>
+    <w:p>
+      <w:pPr>
+        <w:pStyle w:val="Heading3"/>
+      </w:pPr>
+      <w:r>
+        <w:t>My selected conclusion, deciding fact and explanation</w:t>
+      </w:r>
+    </w:p>
+    <w:p>
+      <w:r>
+        <w:t>________________________________________________________________</w:t>
+      </w:r>
+    </w:p>
+    <w:p>
+      <w:r>
+        <w:t>________________________________________________________________</w:t>
+      </w:r>
+    </w:p>
+    <w:p>
+      <w:r>
+        <w:t>________________________________________________________________</w:t>
+      </w:r>
+    </w:p>
+    <w:p>
+      <w:r>
+        <w:t>________________________________________________________________</w:t>
+      </w:r>
+    </w:p>
+    <w:p>
+      <w:r>
+        <w:t>________________________________________________________________</w:t>
+      </w:r>
+    </w:p>
+    <w:p>
+      <w:r>
+        <w:t>Hint if needed: Use the changed condition and the deciding step in the pictorial trace. The answer must say what follows from those facts.</w:t>
+      </w:r>
+    </w:p>
+    <w:p>
+      <w:r>
+        <w:t>After your attempt, compare with the supported explanation: That outcome-driven exclusion violates the recorded rule. Model failure is not the predeclared unreadable-file criterion.</w:t>
+      </w:r>
+    </w:p>
+    <w:p>
+      <w:pPr>
+        <w:pStyle w:val="Heading3"/>
+      </w:pPr>
+      <w:r>
+        <w:t>Repair a missing building block</w:t>
+      </w:r>
+    </w:p>
+    <w:p>
+      <w:r>
+        <w:t>Review Privacy and data governance (ai-7/20). Goal: Explain the mechanism and terminology of privacy and data governance. Short practice: Point to the analysis table and the restricted identity key. Why are the codes pseudonymous rather than guaranteed anonymous, and what changes if the key is published?. Return to this week and explain what you changed.</w:t>
+      </w:r>
+    </w:p>
+    <w:p>
+      <w:r>
+        <w:t>Review Dataset and benchmark limitations (ai-7/18). Goal: Explain the mechanism and terminology of dataset and benchmark limitations. Short practice: Report the indoor benchmark with its denominator and missing condition. After two correct outdoor cases out of four are added, what slice rate is supported and what remains uncertain?. Return to this week and explain what you changed.</w:t>
+      </w:r>
+    </w:p>
+    <w:p>
+      <w:r>
+        <w:t>Review Multiple comparisons (ai-7/15). Goal: Explain the mechanism and terminology of multiple comparisons. Short practice: Calculate the six-test cutoff and identify which supplied p-values reject. Why must the team count every planned comparison rather than report only its smallest p-value?. Return to this week and explain what you changed.</w:t>
+      </w:r>
+    </w:p>
+    <w:p>
+      <w:pPr>
+        <w:pStyle w:val="Heading3"/>
+      </w:pPr>
+      <w:r>
+        <w:t>Keep your completed work</w:t>
+      </w:r>
+    </w:p>
+    <w:p>
+      <w:r>
+        <w:t>Use Download completed work in the hosted lesson to export your answers, reflections, practice feedback and code-run evidence. Open the HTML copy to read or print it. Drafts stay in this browser when storage is available; clear drafts on a shared device.</w:t>
+      </w:r>
+    </w:p>
+    <w:p>
+      <w:pPr>
+        <w:pStyle w:val="Heading3"/>
+      </w:pPr>
+      <w:r>
+        <w:t>What I repaired, the evidence I kept and the next test</w:t>
+      </w:r>
+    </w:p>
+    <w:p>
+      <w:r>
+        <w:t>________________________________________________________________</w:t>
+      </w:r>
+    </w:p>
+    <w:p>
+      <w:r>
+        <w:t>________________________________________________________________</w:t>
+      </w:r>
+    </w:p>
+    <w:p>
+      <w:r>
+        <w:t>________________________________________________________________</w:t>
+      </w:r>
+    </w:p>
+    <w:p>
+      <w:r>
+        <w:t>________________________________________________________________</w:t>
+      </w:r>
+    </w:p>
+    <w:p>
+      <w:r>
+        <w:t>________________________________________________________________</w:t>
+      </w:r>
+    </w:p>
     <w:sectPr>
       <w:pgSz w:w="12240" w:h="15840"/>
       <w:pgMar w:top="936" w:right="1008" w:bottom="936" w:left="1008" w:header="720" w:footer="720" w:gutter="0"/>

--- a/downloads/workbook/ai-7-week-21.docx
+++ b/downloads/workbook/ai-7-week-21.docx
@@ -30,33 +30,45 @@
     </w:p>
     <w:p>
       <w:r>
-        <w:t>Try the recall before opening notes. Then use a different colour or a labelled second line to correct your explanation.</w:t>
+        <w:t>Record your starting explanation for Predefining an analysis plan before opening notes. Show any later correction separately.</w:t>
       </w:r>
     </w:p>
     <w:p>
       <w:pPr>
-        <w:pStyle w:val="Heading3"/>
-      </w:pPr>
-      <w:r>
-        <w:t>Privacy and data governance</w:t>
+        <w:spacing w:line="336" w:lineRule="auto" w:after="180"/>
+      </w:pPr>
+      <w:r>
+        <w:rPr>
+          <w:b w:val="0"/>
+        </w:rPr>
+        <w:t>Try the recall before opening notes. Then use a different colour or a labelled second line to correct your explanation.</w:t>
       </w:r>
     </w:p>
     <w:p>
-      <w:r>
-        <w:t>Without opening the old lesson, explain one key idea from Privacy and data governance. Give an example and a mistake that the idea helps you avoid.</w:t>
+      <w:pPr>
+        <w:pStyle w:val="Heading3"/>
+      </w:pPr>
+      <w:r>
+        <w:t>Privacy and data governance</w:t>
       </w:r>
     </w:p>
     <w:p>
       <w:pPr>
-        <w:pStyle w:val="Heading3"/>
-      </w:pPr>
-      <w:r>
-        <w:t>My remembered idea, example and correction</w:t>
+        <w:spacing w:line="336" w:lineRule="auto" w:after="180"/>
+      </w:pPr>
+      <w:r>
+        <w:rPr>
+          <w:b w:val="0"/>
+        </w:rPr>
+        <w:t>Without opening the old lesson, explain one key idea from Privacy and data governance. Give an example and a mistake that the idea helps you avoid.</w:t>
       </w:r>
     </w:p>
     <w:p>
-      <w:r>
-        <w:t>________________________________________________________________</w:t>
+      <w:pPr>
+        <w:pStyle w:val="Heading3"/>
+      </w:pPr>
+      <w:r>
+        <w:t>My remembered idea, example and correction</w:t>
       </w:r>
     </w:p>
     <w:p>
@@ -70,29 +82,35 @@
       </w:r>
     </w:p>
     <w:p>
-      <w:pPr>
-        <w:pStyle w:val="Heading3"/>
-      </w:pPr>
-      <w:r>
-        <w:t>Dataset and benchmark limitations</w:t>
+      <w:r>
+        <w:t>________________________________________________________________</w:t>
       </w:r>
     </w:p>
     <w:p>
-      <w:r>
-        <w:t>Without opening the old lesson, explain one key idea from Dataset and benchmark limitations. Give an example and a mistake that the idea helps you avoid.</w:t>
+      <w:pPr>
+        <w:pStyle w:val="Heading3"/>
+      </w:pPr>
+      <w:r>
+        <w:t>Dataset and benchmark limitations</w:t>
       </w:r>
     </w:p>
     <w:p>
       <w:pPr>
-        <w:pStyle w:val="Heading3"/>
-      </w:pPr>
-      <w:r>
-        <w:t>My remembered idea, example and correction</w:t>
+        <w:spacing w:line="336" w:lineRule="auto" w:after="180"/>
+      </w:pPr>
+      <w:r>
+        <w:rPr>
+          <w:b w:val="0"/>
+        </w:rPr>
+        <w:t>Without opening the old lesson, explain one key idea from Dataset and benchmark limitations. Give an example and a mistake that the idea helps you avoid.</w:t>
       </w:r>
     </w:p>
     <w:p>
-      <w:r>
-        <w:t>________________________________________________________________</w:t>
+      <w:pPr>
+        <w:pStyle w:val="Heading3"/>
+      </w:pPr>
+      <w:r>
+        <w:t>My remembered idea, example and correction</w:t>
       </w:r>
     </w:p>
     <w:p>
@@ -106,29 +124,35 @@
       </w:r>
     </w:p>
     <w:p>
-      <w:pPr>
-        <w:pStyle w:val="Heading3"/>
-      </w:pPr>
-      <w:r>
-        <w:t>Multiple comparisons</w:t>
+      <w:r>
+        <w:t>________________________________________________________________</w:t>
       </w:r>
     </w:p>
     <w:p>
-      <w:r>
-        <w:t>Without opening the old lesson, explain one key idea from Multiple comparisons. Give an example and a mistake that the idea helps you avoid.</w:t>
+      <w:pPr>
+        <w:pStyle w:val="Heading3"/>
+      </w:pPr>
+      <w:r>
+        <w:t>Multiple comparisons</w:t>
       </w:r>
     </w:p>
     <w:p>
       <w:pPr>
-        <w:pStyle w:val="Heading3"/>
-      </w:pPr>
-      <w:r>
-        <w:t>My remembered idea, example and correction</w:t>
+        <w:spacing w:line="336" w:lineRule="auto" w:after="180"/>
+      </w:pPr>
+      <w:r>
+        <w:rPr>
+          <w:b w:val="0"/>
+        </w:rPr>
+        <w:t>Without opening the old lesson, explain one key idea from Multiple comparisons. Give an example and a mistake that the idea helps you avoid.</w:t>
       </w:r>
     </w:p>
     <w:p>
-      <w:r>
-        <w:t>________________________________________________________________</w:t>
+      <w:pPr>
+        <w:pStyle w:val="Heading3"/>
+      </w:pPr>
+      <w:r>
+        <w:t>My remembered idea, example and correction</w:t>
       </w:r>
     </w:p>
     <w:p>
@@ -142,16 +166,44 @@
       </w:r>
     </w:p>
     <w:p>
-      <w:pPr>
-        <w:pStyle w:val="Heading1"/>
-      </w:pPr>
-      <w:r>
-        <w:t>02. Practise with fading help</w:t>
+      <w:r>
+        <w:t>________________________________________________________________</w:t>
       </w:r>
     </w:p>
     <w:p>
-      <w:r>
-        <w:t>Use W2: Trace the worked case for Predefining an analysis plan. Record the answer once; the lesson and workbook refer to the same attempt.</w:t>
+      <w:pPr>
+        <w:pStyle w:val="Heading1"/>
+      </w:pPr>
+      <w:r>
+        <w:t>02. Practise with fading help</w:t>
+      </w:r>
+    </w:p>
+    <w:p>
+      <w:r>
+        <w:t>Complete the supported Predefining an analysis plan trace and record the first step you can explain without help.</w:t>
+      </w:r>
+    </w:p>
+    <w:p>
+      <w:pPr>
+        <w:spacing w:line="336" w:lineRule="auto" w:after="180"/>
+      </w:pPr>
+      <w:r>
+        <w:rPr>
+          <w:b w:val="0"/>
+        </w:rPr>
+        <w:t xml:space="preserve">Use W2: Trace the worked case for Predefining an </w:t>
+      </w:r>
+      <w:r>
+        <w:rPr>
+          <w:b/>
+        </w:rPr>
+        <w:t>analysis plan</w:t>
+      </w:r>
+      <w:r>
+        <w:rPr>
+          <w:b w:val="0"/>
+        </w:rPr>
+        <w:t>. Record the answer once; the lesson and workbook refer to the same attempt.</w:t>
       </w:r>
     </w:p>
     <w:tbl>
@@ -279,25 +331,49 @@
     </w:p>
     <w:p>
       <w:r>
-        <w:t>Use the worked case for Predefining an analysis plan. Proposed explanation: “The worked result establishes every future case”. Decide whether this explanation is supported. Point to the step or supplied fact that decides; explain your repair if needed.</w:t>
+        <w:t>Check the proposed Predefining an analysis plan explanation against the supplied facts before discussing it.</w:t>
       </w:r>
     </w:p>
     <w:p>
       <w:pPr>
-        <w:pStyle w:val="Heading3"/>
-      </w:pPr>
-      <w:r>
-        <w:t>My explanation before partner discussion</w:t>
+        <w:spacing w:line="336" w:lineRule="auto" w:after="180"/>
+      </w:pPr>
+      <w:r>
+        <w:rPr>
+          <w:b w:val="0"/>
+        </w:rPr>
+        <w:t xml:space="preserve">Use the worked case for Predefining an </w:t>
+      </w:r>
+      <w:r>
+        <w:rPr>
+          <w:b/>
+        </w:rPr>
+        <w:t>analysis plan</w:t>
+      </w:r>
+      <w:r>
+        <w:rPr>
+          <w:b w:val="0"/>
+        </w:rPr>
+        <w:t>. Proposed explanation: “The worked result establishes every future case”. Decide whether this explanation is supported.</w:t>
       </w:r>
     </w:p>
     <w:p>
-      <w:r>
-        <w:t>________________________________________________________________</w:t>
+      <w:pPr>
+        <w:spacing w:line="336" w:lineRule="auto" w:after="180"/>
+      </w:pPr>
+      <w:r>
+        <w:rPr>
+          <w:b w:val="0"/>
+        </w:rPr>
+        <w:t>Point to the step or supplied fact that decides; explain your repair if needed.</w:t>
       </w:r>
     </w:p>
     <w:p>
-      <w:r>
-        <w:t>________________________________________________________________</w:t>
+      <w:pPr>
+        <w:pStyle w:val="Heading3"/>
+      </w:pPr>
+      <w:r>
+        <w:t>My explanation before partner discussion</w:t>
       </w:r>
     </w:p>
     <w:p>
@@ -311,47 +387,65 @@
       </w:r>
     </w:p>
     <w:p>
-      <w:pPr>
-        <w:pStyle w:val="Heading1"/>
-      </w:pPr>
-      <w:r>
-        <w:t>04. Independent transfer case</w:t>
+      <w:r>
+        <w:t>________________________________________________________________</w:t>
       </w:r>
     </w:p>
     <w:p>
-      <w:pPr>
-        <w:pStyle w:val="Heading3"/>
-      </w:pPr>
-      <w:r>
-        <w:t>Independent case: Apply a new case independently</w:t>
+      <w:r>
+        <w:t>________________________________________________________________</w:t>
       </w:r>
     </w:p>
     <w:p>
-      <w:r>
-        <w:t>Plan excludes malformed inputs by a rule fixed beforehand. Three of15 are malformed; 9 of12 eligible pass. Report.</w:t>
+      <w:pPr>
+        <w:pStyle w:val="Heading1"/>
+      </w:pPr>
+      <w:r>
+        <w:t>04. Independent transfer case</w:t>
       </w:r>
     </w:p>
     <w:p>
-      <w:pPr>
-        <w:pStyle w:val="Heading3"/>
-      </w:pPr>
-      <w:r>
-        <w:t>My independent explanation, trace and limits</w:t>
+      <w:r>
+        <w:t>Write one first attempt at the reserved independent case before feedback. Repeated copies of that case refer to the same recorded attempt.</w:t>
       </w:r>
     </w:p>
     <w:p>
-      <w:r>
-        <w:t>________________________________________________________________</w:t>
+      <w:pPr>
+        <w:pStyle w:val="Heading3"/>
+      </w:pPr>
+      <w:r>
+        <w:t>Independent case: Apply a new case independently</w:t>
       </w:r>
     </w:p>
     <w:p>
-      <w:r>
-        <w:t>________________________________________________________________</w:t>
+      <w:pPr>
+        <w:spacing w:line="336" w:lineRule="auto" w:after="180"/>
+      </w:pPr>
+      <w:r>
+        <w:rPr>
+          <w:b w:val="0"/>
+        </w:rPr>
+        <w:t xml:space="preserve">Plan excludes malformed </w:t>
+      </w:r>
+      <w:r>
+        <w:rPr>
+          <w:b/>
+        </w:rPr>
+        <w:t>input</w:t>
+      </w:r>
+      <w:r>
+        <w:rPr>
+          <w:b w:val="0"/>
+        </w:rPr>
+        <w:t>s by a rule fixed beforehand. Three of15 are malformed; 9 of12 eligible pass. Report.</w:t>
       </w:r>
     </w:p>
     <w:p>
-      <w:r>
-        <w:t>________________________________________________________________</w:t>
+      <w:pPr>
+        <w:pStyle w:val="Heading3"/>
+      </w:pPr>
+      <w:r>
+        <w:t>My independent explanation, trace and limits</w:t>
       </w:r>
     </w:p>
     <w:p>
@@ -376,48 +470,96 @@
     </w:p>
     <w:p>
       <w:r>
-        <w:t>Attempt this case before feedback. Record any help. Earlier examples below are further practice; a case already practised with feedback cannot establish fresh transfer.</w:t>
+        <w:t>________________________________________________________________</w:t>
       </w:r>
     </w:p>
     <w:p>
-      <w:pPr>
-        <w:pStyle w:val="Heading1"/>
-      </w:pPr>
-      <w:r>
-        <w:t>05. W1 Explain the mechanism</w:t>
+      <w:r>
+        <w:t>________________________________________________________________</w:t>
       </w:r>
     </w:p>
     <w:p>
       <w:r>
-        <w:t>Explain the weekly mechanism in your own words. Use the worked scenario to name its input, decision rule and output.</w:t>
+        <w:t>________________________________________________________________</w:t>
       </w:r>
     </w:p>
     <w:p>
       <w:pPr>
-        <w:pStyle w:val="Heading3"/>
-      </w:pPr>
-      <w:r>
-        <w:t>My reasoning and evidence</w:t>
+        <w:spacing w:line="336" w:lineRule="auto" w:after="180"/>
+      </w:pPr>
+      <w:r>
+        <w:rPr>
+          <w:b w:val="0"/>
+        </w:rPr>
+        <w:t>Attempt this case before feedback. Record any help. Earlier examples below are further practice; a case already practised with feedback cannot establish fresh transfer.</w:t>
       </w:r>
     </w:p>
     <w:p>
-      <w:r>
-        <w:t>________________________________________________________________</w:t>
+      <w:pPr>
+        <w:pStyle w:val="Heading1"/>
+      </w:pPr>
+      <w:r>
+        <w:t>05. W1 Explain the mechanism</w:t>
       </w:r>
     </w:p>
     <w:p>
       <w:r>
-        <w:t>________________________________________________________________</w:t>
+        <w:t>Explain the mechanism. Apply the supplied Predefining an analysis plan facts and keep your reasoning.</w:t>
       </w:r>
     </w:p>
     <w:p>
-      <w:r>
-        <w:t>________________________________________________________________</w:t>
+      <w:pPr>
+        <w:spacing w:line="336" w:lineRule="auto" w:after="180"/>
+      </w:pPr>
+      <w:r>
+        <w:rPr>
+          <w:b w:val="0"/>
+        </w:rPr>
+        <w:t xml:space="preserve">Explain the weekly </w:t>
+      </w:r>
+      <w:r>
+        <w:rPr>
+          <w:b/>
+        </w:rPr>
+        <w:t>mechanism</w:t>
+      </w:r>
+      <w:r>
+        <w:rPr>
+          <w:b w:val="0"/>
+        </w:rPr>
+        <w:t xml:space="preserve"> in your own words. Use the worked scenario to name its </w:t>
+      </w:r>
+      <w:r>
+        <w:rPr>
+          <w:b/>
+        </w:rPr>
+        <w:t>input</w:t>
+      </w:r>
+      <w:r>
+        <w:rPr>
+          <w:b w:val="0"/>
+        </w:rPr>
+        <w:t xml:space="preserve">, decision rule and </w:t>
+      </w:r>
+      <w:r>
+        <w:rPr>
+          <w:b/>
+        </w:rPr>
+        <w:t>output</w:t>
+      </w:r>
+      <w:r>
+        <w:rPr>
+          <w:b w:val="0"/>
+        </w:rPr>
+        <w:t>.</w:t>
       </w:r>
     </w:p>
     <w:p>
-      <w:r>
-        <w:t>________________________________________________________________</w:t>
+      <w:pPr>
+        <w:pStyle w:val="Heading3"/>
+      </w:pPr>
+      <w:r>
+        <w:t>My reasoning and evidence</w:t>
       </w:r>
     </w:p>
     <w:p>
@@ -431,24 +573,18 @@
       </w:r>
     </w:p>
     <w:p>
-      <w:pPr>
-        <w:pStyle w:val="Heading1"/>
-      </w:pPr>
-      <w:r>
-        <w:t>06. W2 Trace the worked case</w:t>
+      <w:r>
+        <w:t>________________________________________________________________</w:t>
       </w:r>
     </w:p>
     <w:p>
       <w:r>
-        <w:t>Plan includes all20 cases. After results, the team removes four failed cases because they make the graph look worse. Show the intermediate steps and give the conclusion with its scope.</w:t>
+        <w:t>________________________________________________________________</w:t>
       </w:r>
     </w:p>
     <w:p>
-      <w:pPr>
-        <w:pStyle w:val="Heading3"/>
-      </w:pPr>
-      <w:r>
-        <w:t>My reasoning and evidence</w:t>
+      <w:r>
+        <w:t>________________________________________________________________</w:t>
       </w:r>
     </w:p>
     <w:p>
@@ -457,23 +593,35 @@
       </w:r>
     </w:p>
     <w:p>
-      <w:r>
-        <w:t>________________________________________________________________</w:t>
+      <w:pPr>
+        <w:pStyle w:val="Heading1"/>
+      </w:pPr>
+      <w:r>
+        <w:t>06. W2 Trace the worked case</w:t>
       </w:r>
     </w:p>
     <w:p>
       <w:r>
-        <w:t>________________________________________________________________</w:t>
+        <w:t>Trace the worked case. Apply the supplied Predefining an analysis plan facts and keep your reasoning.</w:t>
       </w:r>
     </w:p>
     <w:p>
-      <w:r>
-        <w:t>________________________________________________________________</w:t>
+      <w:pPr>
+        <w:spacing w:line="336" w:lineRule="auto" w:after="180"/>
+      </w:pPr>
+      <w:r>
+        <w:rPr>
+          <w:b w:val="0"/>
+        </w:rPr>
+        <w:t>Plan includes all20 cases. After results, the team removes four failed cases because they make the graph look worse. Show the intermediate steps and give the conclusion with its scope.</w:t>
       </w:r>
     </w:p>
     <w:p>
-      <w:r>
-        <w:t>________________________________________________________________</w:t>
+      <w:pPr>
+        <w:pStyle w:val="Heading3"/>
+      </w:pPr>
+      <w:r>
+        <w:t>My reasoning and evidence</w:t>
       </w:r>
     </w:p>
     <w:p>
@@ -487,24 +635,18 @@
       </w:r>
     </w:p>
     <w:p>
-      <w:pPr>
-        <w:pStyle w:val="Heading1"/>
-      </w:pPr>
-      <w:r>
-        <w:t>07. W3 Audit the limit</w:t>
+      <w:r>
+        <w:t>________________________________________________________________</w:t>
       </w:r>
     </w:p>
     <w:p>
       <w:r>
-        <w:t>A report omits this qualification: A prespecified plan can still be flawed; transparency prevents hidden changes, not invalid assumptions. Explain how omitting it could change a reader's interpretation, and write an accurate replacement.</w:t>
+        <w:t>________________________________________________________________</w:t>
       </w:r>
     </w:p>
     <w:p>
-      <w:pPr>
-        <w:pStyle w:val="Heading3"/>
-      </w:pPr>
-      <w:r>
-        <w:t>My reasoning and evidence</w:t>
+      <w:r>
+        <w:t>________________________________________________________________</w:t>
       </w:r>
     </w:p>
     <w:p>
@@ -518,44 +660,56 @@
       </w:r>
     </w:p>
     <w:p>
-      <w:r>
-        <w:t>________________________________________________________________</w:t>
+      <w:pPr>
+        <w:pStyle w:val="Heading1"/>
+      </w:pPr>
+      <w:r>
+        <w:t>07. W3 Audit the limit</w:t>
       </w:r>
     </w:p>
     <w:p>
       <w:r>
-        <w:t>________________________________________________________________</w:t>
+        <w:t>Audit the limit. Apply the supplied Predefining an analysis plan facts and keep your reasoning.</w:t>
       </w:r>
     </w:p>
     <w:p>
-      <w:r>
-        <w:t>________________________________________________________________</w:t>
+      <w:pPr>
+        <w:spacing w:line="336" w:lineRule="auto" w:after="180"/>
+      </w:pPr>
+      <w:r>
+        <w:rPr>
+          <w:b w:val="0"/>
+        </w:rPr>
+        <w:t>A report omits this qualification: A prespecified plan can still be flawed; transparency prevents hidden changes, not invalid assumptions.</w:t>
       </w:r>
     </w:p>
     <w:p>
-      <w:r>
-        <w:t>________________________________________________________________</w:t>
+      <w:pPr>
+        <w:spacing w:line="336" w:lineRule="auto" w:after="180"/>
+      </w:pPr>
+      <w:r>
+        <w:rPr>
+          <w:b w:val="0"/>
+        </w:rPr>
+        <w:t>Explain how omitting it could change a reader's interpretation, and write an accurate replacement.</w:t>
       </w:r>
     </w:p>
     <w:p>
       <w:pPr>
-        <w:pStyle w:val="Heading1"/>
-      </w:pPr>
-      <w:r>
-        <w:t>08. W4 Apply a new case independently</w:t>
+        <w:pStyle w:val="Heading3"/>
+      </w:pPr>
+      <w:r>
+        <w:t>My reasoning and evidence</w:t>
       </w:r>
     </w:p>
     <w:p>
       <w:r>
-        <w:t>Plan excludes malformed inputs by a rule fixed beforehand. Three of15 are malformed; 9 of12 eligible pass. Report.</w:t>
+        <w:t>________________________________________________________________</w:t>
       </w:r>
     </w:p>
     <w:p>
-      <w:pPr>
-        <w:pStyle w:val="Heading3"/>
-      </w:pPr>
-      <w:r>
-        <w:t>My reasoning and evidence</w:t>
+      <w:r>
+        <w:t>________________________________________________________________</w:t>
       </w:r>
     </w:p>
     <w:p>
@@ -579,44 +733,62 @@
       </w:r>
     </w:p>
     <w:p>
-      <w:r>
-        <w:t>________________________________________________________________</w:t>
+      <w:pPr>
+        <w:pStyle w:val="Heading1"/>
+      </w:pPr>
+      <w:r>
+        <w:t>08. W4 Apply a new case independently</w:t>
       </w:r>
     </w:p>
     <w:p>
       <w:r>
-        <w:t>________________________________________________________________</w:t>
+        <w:t>Attempt before feedback. If this repeats the selected independent case, reuse that first attempt; otherwise keep a separate record. Apply a new case independently. Apply the supplied Predefining an analysis plan facts and keep your reasoning.</w:t>
       </w:r>
     </w:p>
     <w:p>
-      <w:r>
-        <w:t>________________________________________________________________</w:t>
+      <w:pPr>
+        <w:spacing w:line="336" w:lineRule="auto" w:after="180"/>
+      </w:pPr>
+      <w:r>
+        <w:rPr>
+          <w:b w:val="0"/>
+        </w:rPr>
+        <w:t xml:space="preserve">Plan excludes malformed </w:t>
+      </w:r>
+      <w:r>
+        <w:rPr>
+          <w:b/>
+        </w:rPr>
+        <w:t>input</w:t>
+      </w:r>
+      <w:r>
+        <w:rPr>
+          <w:b w:val="0"/>
+        </w:rPr>
+        <w:t>s by a rule fixed beforehand. Three of15 are malformed; 9 of12 eligible pass. Report.</w:t>
       </w:r>
     </w:p>
     <w:p>
-      <w:r>
-        <w:t>________________________________________________________________</w:t>
+      <w:pPr>
+        <w:pStyle w:val="Heading3"/>
+      </w:pPr>
+      <w:r>
+        <w:t>My reasoning and evidence</w:t>
       </w:r>
     </w:p>
     <w:p>
-      <w:pPr>
-        <w:pStyle w:val="Heading1"/>
-      </w:pPr>
-      <w:r>
-        <w:t>09. W5 Design a revealing follow-up</w:t>
+      <w:r>
+        <w:t>________________________________________________________________</w:t>
       </w:r>
     </w:p>
     <w:p>
       <w:r>
-        <w:t>For the worked scenario, propose one additional case that could reveal a failure, describe its expected outcome before running it, and explain what would need to remain fixed for a fair comparison. Do not reuse W4 as a new final test after receiving feedback.</w:t>
+        <w:t>________________________________________________________________</w:t>
       </w:r>
     </w:p>
     <w:p>
-      <w:pPr>
-        <w:pStyle w:val="Heading3"/>
-      </w:pPr>
-      <w:r>
-        <w:t>My reasoning and evidence</w:t>
+      <w:r>
+        <w:t>________________________________________________________________</w:t>
       </w:r>
     </w:p>
     <w:p>
@@ -645,26 +817,38 @@
       </w:r>
     </w:p>
     <w:p>
-      <w:r>
-        <w:t>________________________________________________________________</w:t>
+      <w:pPr>
+        <w:pStyle w:val="Heading1"/>
+      </w:pPr>
+      <w:r>
+        <w:t>09. W5 Design a revealing follow-up</w:t>
       </w:r>
     </w:p>
     <w:p>
       <w:r>
-        <w:t>________________________________________________________________</w:t>
+        <w:t>Design a revealing follow-up. Apply the supplied Predefining an analysis plan facts and keep your reasoning.</w:t>
       </w:r>
     </w:p>
     <w:p>
       <w:pPr>
-        <w:pStyle w:val="Heading1"/>
-      </w:pPr>
-      <w:r>
-        <w:t>10. Project checkpoint and reflection</w:t>
+        <w:spacing w:line="336" w:lineRule="auto" w:after="180"/>
+      </w:pPr>
+      <w:r>
+        <w:rPr>
+          <w:b w:val="0"/>
+        </w:rPr>
+        <w:t>For the worked scenario, propose one additional case that could reveal a failure, describe its expected outcome before running it, and explain what would need to remain fixed for a fair comparison.</w:t>
       </w:r>
     </w:p>
     <w:p>
-      <w:r>
-        <w:t>Add a labelled predefining an analysis plan evidence sheet to Reproducible AI Research Study. Show how you can explain the mechanism and terminology of predefining an analysis plan. Use the supplied fictional case and keep its inputs, intermediate steps, calculation or prediction, and limitation. Connect this record to last week’s record; a matching answer without a trace is insufficient.</w:t>
+      <w:pPr>
+        <w:spacing w:line="336" w:lineRule="auto" w:after="180"/>
+      </w:pPr>
+      <w:r>
+        <w:rPr>
+          <w:b w:val="0"/>
+        </w:rPr>
+        <w:t>Do not reuse W4 as a new final test after receiving feedback.</w:t>
       </w:r>
     </w:p>
     <w:p>
@@ -672,7 +856,7 @@
         <w:pStyle w:val="Heading3"/>
       </w:pPr>
       <w:r>
-        <w:t>My project change, supporting evidence and remaining limit</w:t>
+        <w:t>My reasoning and evidence</w:t>
       </w:r>
     </w:p>
     <w:p>
@@ -706,11 +890,166 @@
       </w:r>
     </w:p>
     <w:p>
+      <w:r>
+        <w:t>________________________________________________________________</w:t>
+      </w:r>
+    </w:p>
+    <w:p>
       <w:pPr>
         <w:pStyle w:val="Heading1"/>
       </w:pPr>
       <w:r>
+        <w:t>10. Project checkpoint and reflection</w:t>
+      </w:r>
+    </w:p>
+    <w:p>
+      <w:r>
+        <w:t>Connect Predefining an analysis plan to Reproducible AI Research Study, identify a limit and choose the next useful test.</w:t>
+      </w:r>
+    </w:p>
+    <w:p>
+      <w:pPr>
+        <w:spacing w:line="336" w:lineRule="auto" w:after="180"/>
+      </w:pPr>
+      <w:r>
+        <w:rPr>
+          <w:b w:val="0"/>
+        </w:rPr>
+        <w:t xml:space="preserve">Add a labelled predefining an </w:t>
+      </w:r>
+      <w:r>
+        <w:rPr>
+          <w:b/>
+        </w:rPr>
+        <w:t>analysis plan</w:t>
+      </w:r>
+      <w:r>
+        <w:rPr>
+          <w:b w:val="0"/>
+        </w:rPr>
+        <w:t xml:space="preserve"> </w:t>
+      </w:r>
+      <w:r>
+        <w:rPr>
+          <w:b/>
+        </w:rPr>
+        <w:t>evidence</w:t>
+      </w:r>
+      <w:r>
+        <w:rPr>
+          <w:b w:val="0"/>
+        </w:rPr>
+        <w:t xml:space="preserve"> sheet to Reproducible AI Research Study. Show how you can explain the </w:t>
+      </w:r>
+      <w:r>
+        <w:rPr>
+          <w:b/>
+        </w:rPr>
+        <w:t>mechanism</w:t>
+      </w:r>
+      <w:r>
+        <w:rPr>
+          <w:b w:val="0"/>
+        </w:rPr>
+        <w:t xml:space="preserve"> and terminology of predefining an </w:t>
+      </w:r>
+      <w:r>
+        <w:rPr>
+          <w:b/>
+        </w:rPr>
+        <w:t>analysis plan</w:t>
+      </w:r>
+      <w:r>
+        <w:rPr>
+          <w:b w:val="0"/>
+        </w:rPr>
+        <w:t>.</w:t>
+      </w:r>
+    </w:p>
+    <w:p>
+      <w:pPr>
+        <w:spacing w:line="336" w:lineRule="auto" w:after="180"/>
+      </w:pPr>
+      <w:r>
+        <w:rPr>
+          <w:b w:val="0"/>
+        </w:rPr>
+        <w:t xml:space="preserve">Use the supplied fictional case and keep its </w:t>
+      </w:r>
+      <w:r>
+        <w:rPr>
+          <w:b/>
+        </w:rPr>
+        <w:t>input</w:t>
+      </w:r>
+      <w:r>
+        <w:rPr>
+          <w:b w:val="0"/>
+        </w:rPr>
+        <w:t xml:space="preserve">s, intermediate steps, calculation or </w:t>
+      </w:r>
+      <w:r>
+        <w:rPr>
+          <w:b/>
+        </w:rPr>
+        <w:t>prediction</w:t>
+      </w:r>
+      <w:r>
+        <w:rPr>
+          <w:b w:val="0"/>
+        </w:rPr>
+        <w:t>, and limitation. Connect this record to last week’s record; a matching answer without a trace is insufficient.</w:t>
+      </w:r>
+    </w:p>
+    <w:p>
+      <w:pPr>
+        <w:pStyle w:val="Heading3"/>
+      </w:pPr>
+      <w:r>
+        <w:t>My project change, supporting evidence and remaining limit</w:t>
+      </w:r>
+    </w:p>
+    <w:p>
+      <w:r>
+        <w:t>________________________________________________________________</w:t>
+      </w:r>
+    </w:p>
+    <w:p>
+      <w:r>
+        <w:t>________________________________________________________________</w:t>
+      </w:r>
+    </w:p>
+    <w:p>
+      <w:r>
+        <w:t>________________________________________________________________</w:t>
+      </w:r>
+    </w:p>
+    <w:p>
+      <w:r>
+        <w:t>________________________________________________________________</w:t>
+      </w:r>
+    </w:p>
+    <w:p>
+      <w:r>
+        <w:t>________________________________________________________________</w:t>
+      </w:r>
+    </w:p>
+    <w:p>
+      <w:r>
+        <w:t>________________________________________________________________</w:t>
+      </w:r>
+    </w:p>
+    <w:p>
+      <w:pPr>
+        <w:pStyle w:val="Heading1"/>
+      </w:pPr>
+      <w:r>
         <w:t>11. Feedback, return check and learning record</w:t>
+      </w:r>
+    </w:p>
+    <w:p>
+      <w:r>
+        <w:t>Record the first repaired step and a different case to revisit after a delay.</w:t>
       </w:r>
     </w:p>
     <w:tbl>
@@ -850,7 +1189,13 @@
       </w:tr>
     </w:tbl>
     <w:p>
-      <w:r>
+      <w:pPr>
+        <w:spacing w:line="336" w:lineRule="auto" w:after="180"/>
+      </w:pPr>
+      <w:r>
+        <w:rPr>
+          <w:b w:val="0"/>
+        </w:rPr>
         <w:t>Revisit this idea with your teacher after a delay. Familiarity is different from explaining and using it on a changed case.</w:t>
       </w:r>
     </w:p>
@@ -864,11 +1209,28 @@
     </w:p>
     <w:p>
       <w:r>
-        <w:t>Freeze decisions before the result. A team records its outcome, exclusions and analysis before evaluating a reserved set.</w:t>
+        <w:t>Freeze decisions before the result. A team records its outcome, exclusions and analysis before evaluating a reserved set. Explain the labelled step before checking the changed condition.</w:t>
       </w:r>
     </w:p>
     <w:p>
-      <w:r>
+      <w:pPr>
+        <w:spacing w:line="336" w:lineRule="auto" w:after="180"/>
+      </w:pPr>
+      <w:r>
+        <w:rPr>
+          <w:b w:val="0"/>
+        </w:rPr>
+        <w:t>Freeze decisions before the result. A team records its outcome, exclusions and analysis before evaluating a reserved set.</w:t>
+      </w:r>
+    </w:p>
+    <w:p>
+      <w:pPr>
+        <w:spacing w:line="336" w:lineRule="auto" w:after="180"/>
+      </w:pPr>
+      <w:r>
+        <w:rPr>
+          <w:b w:val="0"/>
+        </w:rPr>
         <w:t>Plan: compare correct counts on 12 cases; exclude only unreadable files identified before scoring; report all version results.</w:t>
       </w:r>
     </w:p>
@@ -909,8 +1271,27 @@
       </w:r>
     </w:p>
     <w:p>
-      <w:r>
-        <w:t>Apply the recorded exclusion rule. Can two readable model failures be removed, and how must a necessary later plan change be disclosed?</w:t>
+      <w:pPr>
+        <w:spacing w:line="336" w:lineRule="auto" w:after="180"/>
+        <w:shd w:fill="F5F1FB"/>
+      </w:pPr>
+      <w:r>
+        <w:rPr>
+          <w:b w:val="0"/>
+        </w:rPr>
+        <w:t xml:space="preserve">Apply the recorded </w:t>
+      </w:r>
+      <w:r>
+        <w:rPr>
+          <w:b/>
+        </w:rPr>
+        <w:t>exclusion rule</w:t>
+      </w:r>
+      <w:r>
+        <w:rPr>
+          <w:b w:val="0"/>
+        </w:rPr>
+        <w:t>. Can two readable model failures be removed, and how must a necessary later plan change be disclosed?</w:t>
       </w:r>
     </w:p>
     <w:p>
@@ -952,35 +1333,102 @@
       </w:r>
     </w:p>
     <w:p>
-      <w:r>
-        <w:t>Support used: alone / hint / worked example. This record is practice evidence.</w:t>
+      <w:pPr>
+        <w:pStyle w:val="Heading3"/>
+      </w:pPr>
+      <w:r>
+        <w:t>Record the help used</w:t>
       </w:r>
     </w:p>
     <w:p>
-      <w:r>
-        <w:t>Project connection: For the Reproducible AI Research Study, retain an annotated worked trace and the changed-case reasoning. Connect the claim to its records, units and assumptions so another investigator can challenge or reproduce it.</w:t>
+      <w:pPr>
+        <w:spacing w:line="336" w:lineRule="auto" w:after="180"/>
+        <w:shd w:fill="F1F6F8"/>
+      </w:pPr>
+      <w:r>
+        <w:rPr>
+          <w:b w:val="0"/>
+        </w:rPr>
+        <w:t xml:space="preserve">Support used: alone / hint / worked example. This record is practice </w:t>
+      </w:r>
+      <w:r>
+        <w:rPr>
+          <w:b/>
+        </w:rPr>
+        <w:t>evidence</w:t>
+      </w:r>
+      <w:r>
+        <w:rPr>
+          <w:b w:val="0"/>
+        </w:rPr>
+        <w:t>.</w:t>
       </w:r>
     </w:p>
     <w:p>
       <w:pPr>
-        <w:pStyle w:val="Heading1"/>
-      </w:pPr>
-      <w:r>
-        <w:t>13. Project portfolio milestone</w:t>
+        <w:spacing w:line="336" w:lineRule="auto" w:after="180"/>
+      </w:pPr>
+      <w:r>
+        <w:rPr>
+          <w:b w:val="0"/>
+        </w:rPr>
+        <w:t>Project connection: For the Reproducible AI Research Study, retain an annotated worked trace and the changed-case reasoning.</w:t>
       </w:r>
     </w:p>
     <w:p>
-      <w:r>
-        <w:t>Project: Reproducible AI Research Study</w:t>
+      <w:pPr>
+        <w:spacing w:line="336" w:lineRule="auto" w:after="180"/>
+      </w:pPr>
+      <w:r>
+        <w:rPr>
+          <w:b w:val="0"/>
+        </w:rPr>
+        <w:t>Connect the claim to its records, units and assumptions so another investigator can challenge or reproduce it.</w:t>
       </w:r>
     </w:p>
     <w:p>
-      <w:r>
-        <w:t>Current milestone: Evaluate and revise. Compare with your starting method, explain errors and record a justified revision.</w:t>
+      <w:pPr>
+        <w:pStyle w:val="Heading1"/>
+      </w:pPr>
+      <w:r>
+        <w:t>13. Project portfolio milestone</w:t>
       </w:r>
     </w:p>
     <w:p>
       <w:r>
+        <w:t>Keep this week’s input, deciding step, result and limit together in the Reproducible AI Research Study record.</w:t>
+      </w:r>
+    </w:p>
+    <w:p>
+      <w:pPr>
+        <w:spacing w:line="336" w:lineRule="auto" w:after="180"/>
+      </w:pPr>
+      <w:r>
+        <w:rPr>
+          <w:b w:val="0"/>
+        </w:rPr>
+        <w:t>Project: Reproducible AI Research Study</w:t>
+      </w:r>
+    </w:p>
+    <w:p>
+      <w:pPr>
+        <w:spacing w:line="336" w:lineRule="auto" w:after="180"/>
+      </w:pPr>
+      <w:r>
+        <w:rPr>
+          <w:b w:val="0"/>
+        </w:rPr>
+        <w:t>Current milestone: Evaluate and revise. Compare with your starting method, explain errors and record a justified revision.</w:t>
+      </w:r>
+    </w:p>
+    <w:p>
+      <w:pPr>
+        <w:spacing w:line="336" w:lineRule="auto" w:after="180"/>
+      </w:pPr>
+      <w:r>
+        <w:rPr>
+          <w:b w:val="0"/>
+        </w:rPr>
         <w:t>For the Reproducible AI Research Study, retain an annotated worked trace and the changed-case reasoning. Connect the claim to its records, units and assumptions so another investigator can challenge or reproduce it.</w:t>
       </w:r>
     </w:p>
@@ -1143,53 +1591,104 @@
     </w:p>
     <w:p>
       <w:r>
-        <w:t>Use this supported practice once, in the browser or on paper. Keep the reserved independent assessment for a separate first attempt before teacher feedback.</w:t>
+        <w:t>Try the supported questions before comparing with hints and feedback. Record what you repaired and the evidence you retained.</w:t>
       </w:r>
     </w:p>
     <w:p>
-      <w:r>
-        <w:t>Freeze decisions before the result. A team records its outcome, exclusions and analysis before evaluating a reserved set.</w:t>
+      <w:pPr>
+        <w:spacing w:line="336" w:lineRule="auto" w:after="180"/>
+      </w:pPr>
+      <w:r>
+        <w:rPr>
+          <w:b w:val="0"/>
+        </w:rPr>
+        <w:t>Use this supported practice once, in the browser or on paper. Keep the reserved independent assessment for a separate first attempt before teacher feedback.</w:t>
       </w:r>
     </w:p>
     <w:p>
       <w:pPr>
-        <w:pStyle w:val="Heading3"/>
-      </w:pPr>
-      <w:r>
-        <w:t>Practice 1: explain the deciding evidence</w:t>
+        <w:spacing w:line="336" w:lineRule="auto" w:after="180"/>
+      </w:pPr>
+      <w:r>
+        <w:rPr>
+          <w:b w:val="0"/>
+        </w:rPr>
+        <w:t>Freeze decisions before the result. A team records its outcome, exclusions and analysis before evaluating a reserved set.</w:t>
       </w:r>
     </w:p>
     <w:p>
-      <w:r>
-        <w:t>Which labelled step matches this detail? If the plan changes, mark the change and give its reason.</w:t>
+      <w:pPr>
+        <w:pStyle w:val="Heading3"/>
+      </w:pPr>
+      <w:r>
+        <w:t>Practice 1: explain the deciding evidence</w:t>
       </w:r>
     </w:p>
     <w:p>
-      <w:r>
-        <w:t>1. Protect the reserved set</w:t>
+      <w:pPr>
+        <w:spacing w:line="336" w:lineRule="auto" w:after="180"/>
+      </w:pPr>
+      <w:r>
+        <w:rPr>
+          <w:b w:val="0"/>
+        </w:rPr>
+        <w:t>Which labelled step matches this detail? If the plan changes, mark the change and give its reason.</w:t>
       </w:r>
     </w:p>
     <w:p>
-      <w:r>
-        <w:t>2. Write the rule first</w:t>
+      <w:pPr>
+        <w:spacing w:line="336" w:lineRule="auto" w:after="180"/>
+        <w:shd w:fill="F4F9FC"/>
+      </w:pPr>
+      <w:r>
+        <w:rPr>
+          <w:b w:val="0"/>
+        </w:rPr>
+        <w:t>1. Protect the reserved set</w:t>
       </w:r>
     </w:p>
     <w:p>
-      <w:r>
-        <w:t>3. Report deviations</w:t>
+      <w:pPr>
+        <w:spacing w:line="336" w:lineRule="auto" w:after="180"/>
+        <w:shd w:fill="F4F9FC"/>
+      </w:pPr>
+      <w:r>
+        <w:rPr>
+          <w:b w:val="0"/>
+        </w:rPr>
+        <w:t>2. Write the rule first</w:t>
       </w:r>
     </w:p>
     <w:p>
       <w:pPr>
-        <w:pStyle w:val="Heading3"/>
-      </w:pPr>
-      <w:r>
-        <w:t>My selected conclusion, deciding fact and explanation</w:t>
+        <w:spacing w:line="336" w:lineRule="auto" w:after="180"/>
+        <w:shd w:fill="F4F9FC"/>
+      </w:pPr>
+      <w:r>
+        <w:rPr>
+          <w:b w:val="0"/>
+        </w:rPr>
+        <w:t xml:space="preserve">3. Report </w:t>
+      </w:r>
+      <w:r>
+        <w:rPr>
+          <w:b/>
+        </w:rPr>
+        <w:t>deviation</w:t>
+      </w:r>
+      <w:r>
+        <w:rPr>
+          <w:b w:val="0"/>
+        </w:rPr>
+        <w:t>s</w:t>
       </w:r>
     </w:p>
     <w:p>
-      <w:r>
-        <w:t>________________________________________________________________</w:t>
+      <w:pPr>
+        <w:pStyle w:val="Heading3"/>
+      </w:pPr>
+      <w:r>
+        <w:t>My selected conclusion, deciding fact and explanation</w:t>
       </w:r>
     </w:p>
     <w:p>
@@ -1214,40 +1713,91 @@
     </w:p>
     <w:p>
       <w:r>
-        <w:t>Hint if needed: Read the steps in the pictorial case. Match the supplied detail to the stage that performs or records it.</w:t>
+        <w:t>________________________________________________________________</w:t>
       </w:r>
     </w:p>
     <w:p>
-      <w:r>
-        <w:t>After your attempt, compare with the supported explanation: Report deviations If the plan changes, mark the change and give its reason. An analysis plan limits flexibility after outcomes are known. Necessary changes can be transparent, but they should not be silently presented as the original plan.</w:t>
+      <w:pPr>
+        <w:pStyle w:val="Heading3"/>
+      </w:pPr>
+      <w:r>
+        <w:t>Hint · try first</w:t>
       </w:r>
     </w:p>
     <w:p>
       <w:pPr>
-        <w:pStyle w:val="Heading3"/>
-      </w:pPr>
-      <w:r>
-        <w:t>Practice 2: explain the deciding evidence</w:t>
+        <w:spacing w:line="336" w:lineRule="auto" w:after="180"/>
+        <w:shd w:fill="F1F6F8"/>
+      </w:pPr>
+      <w:r>
+        <w:rPr>
+          <w:b w:val="0"/>
+        </w:rPr>
+        <w:t>Hint if needed: Read the steps in the pictorial case. Match the supplied detail to the stage that performs or records it.</w:t>
       </w:r>
     </w:p>
     <w:p>
-      <w:r>
-        <w:t>Changed-case practice: Exclude two readable cases because the new model fails them. Which conclusion is supported by the supplied facts?</w:t>
+      <w:pPr>
+        <w:pStyle w:val="Heading3"/>
+      </w:pPr>
+      <w:r>
+        <w:t>Feedback · compare after trying</w:t>
       </w:r>
     </w:p>
     <w:p>
-      <w:r>
-        <w:t>1. That outcome-driven exclusion violates the recorded rule.</w:t>
+      <w:pPr>
+        <w:spacing w:line="336" w:lineRule="auto" w:after="180"/>
+        <w:shd w:fill="F1F6FC"/>
+      </w:pPr>
+      <w:r>
+        <w:rPr>
+          <w:b w:val="0"/>
+        </w:rPr>
+        <w:t xml:space="preserve">After your attempt, compare with the supported explanation: Report </w:t>
+      </w:r>
+      <w:r>
+        <w:rPr>
+          <w:b/>
+        </w:rPr>
+        <w:t>deviation</w:t>
+      </w:r>
+      <w:r>
+        <w:rPr>
+          <w:b w:val="0"/>
+        </w:rPr>
+        <w:t xml:space="preserve">s If the plan changes, mark the change and give its reason. An </w:t>
+      </w:r>
+      <w:r>
+        <w:rPr>
+          <w:b/>
+        </w:rPr>
+        <w:t>analysis plan</w:t>
+      </w:r>
+      <w:r>
+        <w:rPr>
+          <w:b w:val="0"/>
+        </w:rPr>
+        <w:t xml:space="preserve"> limits flexibility after outcomes are known.</w:t>
       </w:r>
     </w:p>
     <w:p>
-      <w:r>
-        <w:t>2. This one example guarantees correct results for every future input.</w:t>
+      <w:pPr>
+        <w:spacing w:line="336" w:lineRule="auto" w:after="180"/>
+        <w:shd w:fill="F1F6FC"/>
+      </w:pPr>
+      <w:r>
+        <w:rPr>
+          <w:b w:val="0"/>
+        </w:rPr>
+        <w:t>Necessary changes can be transparent, but they should not be silently presented as the original plan.</w:t>
       </w:r>
     </w:p>
     <w:p>
-      <w:r>
-        <w:t>3. We can decide the result without examining the changed input or the procedure.</w:t>
+      <w:pPr>
+        <w:pStyle w:val="Heading3"/>
+      </w:pPr>
+      <w:r>
+        <w:t>Practice 2: explain the deciding evidence</w:t>
       </w:r>
     </w:p>
     <w:p>
@@ -1255,91 +1805,1062 @@
         <w:pStyle w:val="Heading3"/>
       </w:pPr>
       <w:r>
-        <w:t>My selected conclusion, deciding fact and explanation</w:t>
+        <w:t>Changed case · predict first</w:t>
       </w:r>
     </w:p>
     <w:p>
-      <w:r>
-        <w:t>________________________________________________________________</w:t>
+      <w:pPr>
+        <w:spacing w:line="336" w:lineRule="auto" w:after="180"/>
+        <w:shd w:fill="F5F1FB"/>
+      </w:pPr>
+      <w:r>
+        <w:rPr>
+          <w:b w:val="0"/>
+        </w:rPr>
+        <w:t>Changed-case practice: Exclude two readable cases because the new model fails them. Which conclusion is supported by the supplied facts?</w:t>
       </w:r>
     </w:p>
     <w:p>
-      <w:r>
-        <w:t>________________________________________________________________</w:t>
+      <w:pPr>
+        <w:spacing w:line="336" w:lineRule="auto" w:after="180"/>
+        <w:shd w:fill="F4F9FC"/>
+      </w:pPr>
+      <w:r>
+        <w:rPr>
+          <w:b w:val="0"/>
+        </w:rPr>
+        <w:t>1. That outcome-driven exclusion violates the recorded rule.</w:t>
       </w:r>
     </w:p>
     <w:p>
-      <w:r>
-        <w:t>________________________________________________________________</w:t>
+      <w:pPr>
+        <w:spacing w:line="336" w:lineRule="auto" w:after="180"/>
+        <w:shd w:fill="F4F9FC"/>
+      </w:pPr>
+      <w:r>
+        <w:rPr>
+          <w:b w:val="0"/>
+        </w:rPr>
+        <w:t xml:space="preserve">2. This one example guarantees correct results for every future </w:t>
+      </w:r>
+      <w:r>
+        <w:rPr>
+          <w:b/>
+        </w:rPr>
+        <w:t>input</w:t>
+      </w:r>
+      <w:r>
+        <w:rPr>
+          <w:b w:val="0"/>
+        </w:rPr>
+        <w:t>.</w:t>
       </w:r>
     </w:p>
     <w:p>
-      <w:r>
-        <w:t>________________________________________________________________</w:t>
+      <w:pPr>
+        <w:spacing w:line="336" w:lineRule="auto" w:after="180"/>
+        <w:shd w:fill="F4F9FC"/>
+      </w:pPr>
+      <w:r>
+        <w:rPr>
+          <w:b w:val="0"/>
+        </w:rPr>
+        <w:t xml:space="preserve">3. We can decide the result without examining the changed </w:t>
+      </w:r>
+      <w:r>
+        <w:rPr>
+          <w:b/>
+        </w:rPr>
+        <w:t>input</w:t>
+      </w:r>
+      <w:r>
+        <w:rPr>
+          <w:b w:val="0"/>
+        </w:rPr>
+        <w:t xml:space="preserve"> or the procedure.</w:t>
       </w:r>
     </w:p>
     <w:p>
-      <w:r>
-        <w:t>________________________________________________________________</w:t>
+      <w:pPr>
+        <w:pStyle w:val="Heading3"/>
+      </w:pPr>
+      <w:r>
+        <w:t>My selected conclusion, deciding fact and explanation</w:t>
       </w:r>
     </w:p>
     <w:p>
       <w:r>
-        <w:t>Hint if needed: Use the changed condition and the deciding step in the pictorial trace. The answer must say what follows from those facts.</w:t>
+        <w:t>________________________________________________________________</w:t>
       </w:r>
     </w:p>
     <w:p>
       <w:r>
-        <w:t>After your attempt, compare with the supported explanation: That outcome-driven exclusion violates the recorded rule. Model failure is not the predeclared unreadable-file criterion.</w:t>
+        <w:t>________________________________________________________________</w:t>
       </w:r>
     </w:p>
     <w:p>
-      <w:pPr>
-        <w:pStyle w:val="Heading3"/>
-      </w:pPr>
-      <w:r>
-        <w:t>Repair a missing building block</w:t>
+      <w:r>
+        <w:t>________________________________________________________________</w:t>
       </w:r>
     </w:p>
     <w:p>
       <w:r>
-        <w:t>Review Privacy and data governance (ai-7/20). Goal: Explain the mechanism and terminology of privacy and data governance. Short practice: Point to the analysis table and the restricted identity key. Why are the codes pseudonymous rather than guaranteed anonymous, and what changes if the key is published?. Return to this week and explain what you changed.</w:t>
+        <w:t>________________________________________________________________</w:t>
       </w:r>
     </w:p>
     <w:p>
       <w:r>
-        <w:t>Review Dataset and benchmark limitations (ai-7/18). Goal: Explain the mechanism and terminology of dataset and benchmark limitations. Short practice: Report the indoor benchmark with its denominator and missing condition. After two correct outdoor cases out of four are added, what slice rate is supported and what remains uncertain?. Return to this week and explain what you changed.</w:t>
+        <w:t>________________________________________________________________</w:t>
       </w:r>
     </w:p>
     <w:p>
-      <w:r>
-        <w:t>Review Multiple comparisons (ai-7/15). Goal: Explain the mechanism and terminology of multiple comparisons. Short practice: Calculate the six-test cutoff and identify which supplied p-values reject. Why must the team count every planned comparison rather than report only its smallest p-value?. Return to this week and explain what you changed.</w:t>
+      <w:pPr>
+        <w:pStyle w:val="Heading3"/>
+      </w:pPr>
+      <w:r>
+        <w:t>Hint · try first</w:t>
       </w:r>
     </w:p>
     <w:p>
       <w:pPr>
-        <w:pStyle w:val="Heading3"/>
-      </w:pPr>
-      <w:r>
-        <w:t>Keep your completed work</w:t>
+        <w:spacing w:line="336" w:lineRule="auto" w:after="180"/>
+        <w:shd w:fill="F1F6F8"/>
+      </w:pPr>
+      <w:r>
+        <w:rPr>
+          <w:b w:val="0"/>
+        </w:rPr>
+        <w:t>Hint if needed: Use the changed condition and the deciding step in the pictorial trace. The answer must say what follows from those facts.</w:t>
       </w:r>
     </w:p>
     <w:p>
-      <w:r>
-        <w:t>Use Download completed work in the hosted lesson to export your answers, reflections, practice feedback and code-run evidence. Open the HTML copy to read or print it. Drafts stay in this browser when storage is available; clear drafts on a shared device.</w:t>
+      <w:pPr>
+        <w:pStyle w:val="Heading3"/>
+      </w:pPr>
+      <w:r>
+        <w:t>Feedback · compare after trying</w:t>
       </w:r>
     </w:p>
     <w:p>
       <w:pPr>
-        <w:pStyle w:val="Heading3"/>
-      </w:pPr>
-      <w:r>
-        <w:t>What I repaired, the evidence I kept and the next test</w:t>
+        <w:spacing w:line="336" w:lineRule="auto" w:after="180"/>
+        <w:shd w:fill="F1F6FC"/>
+      </w:pPr>
+      <w:r>
+        <w:rPr>
+          <w:b w:val="0"/>
+        </w:rPr>
+        <w:t>After your attempt, compare with the supported explanation: That outcome-driven exclusion violates the recorded rule. Model failure is not the predeclared unreadable-file criterion.</w:t>
       </w:r>
     </w:p>
     <w:p>
+      <w:pPr>
+        <w:pStyle w:val="Heading3"/>
+      </w:pPr>
+      <w:r>
+        <w:t>Repair a missing building block</w:t>
+      </w:r>
+    </w:p>
+    <w:p>
+      <w:pPr>
+        <w:spacing w:line="336" w:lineRule="auto" w:after="180"/>
+      </w:pPr>
+      <w:r>
+        <w:rPr>
+          <w:b w:val="0"/>
+        </w:rPr>
+        <w:t xml:space="preserve">Review Privacy and data governance (ai-7/20). Goal: Explain the </w:t>
+      </w:r>
+      <w:r>
+        <w:rPr>
+          <w:b/>
+        </w:rPr>
+        <w:t>mechanism</w:t>
+      </w:r>
+      <w:r>
+        <w:rPr>
+          <w:b w:val="0"/>
+        </w:rPr>
+        <w:t xml:space="preserve"> and terminology of privacy and data governance. Short practice: Point to the analysis table and the restricted identity key.</w:t>
+      </w:r>
+    </w:p>
+    <w:p>
+      <w:pPr>
+        <w:spacing w:line="336" w:lineRule="auto" w:after="180"/>
+      </w:pPr>
+      <w:r>
+        <w:rPr>
+          <w:b w:val="0"/>
+        </w:rPr>
+        <w:t>Why are the codes pseudonymous rather than guaranteed anonymous, and what changes if the key is published?. Return to this week and explain what you changed.</w:t>
+      </w:r>
+    </w:p>
+    <w:p>
+      <w:pPr>
+        <w:spacing w:line="336" w:lineRule="auto" w:after="180"/>
+      </w:pPr>
+      <w:r>
+        <w:rPr>
+          <w:b w:val="0"/>
+        </w:rPr>
+        <w:t xml:space="preserve">Review Dataset and benchmark limitations (ai-7/18). Goal: Explain the </w:t>
+      </w:r>
+      <w:r>
+        <w:rPr>
+          <w:b/>
+        </w:rPr>
+        <w:t>mechanism</w:t>
+      </w:r>
+      <w:r>
+        <w:rPr>
+          <w:b w:val="0"/>
+        </w:rPr>
+        <w:t xml:space="preserve"> and terminology of dataset and benchmark limitations. Short practice: Report the indoor benchmark with its denominator and missing condition.</w:t>
+      </w:r>
+    </w:p>
+    <w:p>
+      <w:pPr>
+        <w:spacing w:line="336" w:lineRule="auto" w:after="180"/>
+      </w:pPr>
+      <w:r>
+        <w:rPr>
+          <w:b w:val="0"/>
+        </w:rPr>
+        <w:t>After two correct outdoor cases out of four are added, what slice rate is supported and what remains uncertain?. Return to this week and explain what you changed.</w:t>
+      </w:r>
+    </w:p>
+    <w:p>
+      <w:pPr>
+        <w:spacing w:line="336" w:lineRule="auto" w:after="180"/>
+      </w:pPr>
+      <w:r>
+        <w:rPr>
+          <w:b w:val="0"/>
+        </w:rPr>
+        <w:t xml:space="preserve">Review Multiple comparisons (ai-7/15). Goal: Explain the </w:t>
+      </w:r>
+      <w:r>
+        <w:rPr>
+          <w:b/>
+        </w:rPr>
+        <w:t>mechanism</w:t>
+      </w:r>
+      <w:r>
+        <w:rPr>
+          <w:b w:val="0"/>
+        </w:rPr>
+        <w:t xml:space="preserve"> and terminology of multiple comparisons. Short practice: Calculate the six-test cutoff and identify which supplied p-values reject.</w:t>
+      </w:r>
+    </w:p>
+    <w:p>
+      <w:pPr>
+        <w:spacing w:line="336" w:lineRule="auto" w:after="180"/>
+      </w:pPr>
+      <w:r>
+        <w:rPr>
+          <w:b w:val="0"/>
+        </w:rPr>
+        <w:t>Why must the team count every planned comparison rather than report only its smallest p-value?. Return to this week and explain what you changed.</w:t>
+      </w:r>
+    </w:p>
+    <w:p>
+      <w:pPr>
+        <w:pStyle w:val="Heading3"/>
+      </w:pPr>
+      <w:r>
+        <w:t>Keep your completed work</w:t>
+      </w:r>
+    </w:p>
+    <w:p>
+      <w:pPr>
+        <w:spacing w:line="336" w:lineRule="auto" w:after="180"/>
+      </w:pPr>
+      <w:r>
+        <w:rPr>
+          <w:b w:val="0"/>
+        </w:rPr>
+        <w:t xml:space="preserve">Use Download completed work in the hosted lesson to export your answers, reflections, practice feedback and code-run </w:t>
+      </w:r>
+      <w:r>
+        <w:rPr>
+          <w:b/>
+        </w:rPr>
+        <w:t>evidence</w:t>
+      </w:r>
+      <w:r>
+        <w:rPr>
+          <w:b w:val="0"/>
+        </w:rPr>
+        <w:t>. Open the HTML copy to read or print it.</w:t>
+      </w:r>
+    </w:p>
+    <w:p>
+      <w:pPr>
+        <w:spacing w:line="336" w:lineRule="auto" w:after="180"/>
+      </w:pPr>
+      <w:r>
+        <w:rPr>
+          <w:b w:val="0"/>
+        </w:rPr>
+        <w:t>Drafts stay in this browser when storage is available; clear drafts on a shared device.</w:t>
+      </w:r>
+    </w:p>
+    <w:p>
+      <w:pPr>
+        <w:pStyle w:val="Heading3"/>
+      </w:pPr>
+      <w:r>
+        <w:t>What I repaired, the evidence I kept and the next test</w:t>
+      </w:r>
+    </w:p>
+    <w:p>
       <w:r>
         <w:t>________________________________________________________________</w:t>
+      </w:r>
+    </w:p>
+    <w:p>
+      <w:r>
+        <w:t>________________________________________________________________</w:t>
+      </w:r>
+    </w:p>
+    <w:p>
+      <w:r>
+        <w:t>________________________________________________________________</w:t>
+      </w:r>
+    </w:p>
+    <w:p>
+      <w:r>
+        <w:t>________________________________________________________________</w:t>
+      </w:r>
+    </w:p>
+    <w:p>
+      <w:r>
+        <w:t>________________________________________________________________</w:t>
+      </w:r>
+    </w:p>
+    <w:p>
+      <w:pPr>
+        <w:pStyle w:val="Heading1"/>
+      </w:pPr>
+      <w:r>
+        <w:t>15. Visual concept journey</w:t>
+      </w:r>
+    </w:p>
+    <w:p>
+      <w:r>
+        <w:t>Explain each Predefining an analysis plan picture from its labels, then record a relevant limit.</w:t>
+      </w:r>
+    </w:p>
+    <w:p>
+      <w:pPr>
+        <w:pStyle w:val="Heading3"/>
+      </w:pPr>
+      <w:r>
+        <w:t>01. Predefining an analysis plan: the case</w:t>
+      </w:r>
+    </w:p>
+    <w:p>
+      <w:r>
+        <w:drawing>
+          <wp:inline xmlns:a="http://schemas.openxmlformats.org/drawingml/2006/main" xmlns:pic="http://schemas.openxmlformats.org/drawingml/2006/picture">
+            <wp:extent cx="5486400" cy="2834640"/>
+            <wp:docPr id="2" name="Picture 2" descr="Freeze decisions before the result. A team records its outcome, exclusions and analysis before evaluating a reserved set. Supplied facts: Plan: compare correct counts on 12 cases; exclude only unreadable files identified before scoring; report all version results."/>
+            <wp:cNvGraphicFramePr>
+              <a:graphicFrameLocks noChangeAspect="1"/>
+            </wp:cNvGraphicFramePr>
+            <a:graphic>
+              <a:graphicData uri="http://schemas.openxmlformats.org/drawingml/2006/picture">
+                <pic:pic>
+                  <pic:nvPicPr>
+                    <pic:cNvPr id="0" name="academy-story-ai-7-21-01.png"/>
+                    <pic:cNvPicPr/>
+                  </pic:nvPicPr>
+                  <pic:blipFill>
+                    <a:blip r:embed="rId10"/>
+                    <a:stretch>
+                      <a:fillRect/>
+                    </a:stretch>
+                  </pic:blipFill>
+                  <pic:spPr>
+                    <a:xfrm>
+                      <a:off x="0" y="0"/>
+                      <a:ext cx="5486400" cy="2834640"/>
+                    </a:xfrm>
+                    <a:prstGeom prst="rect"/>
+                  </pic:spPr>
+                </pic:pic>
+              </a:graphicData>
+            </a:graphic>
+          </wp:inline>
+        </w:drawing>
+      </w:r>
+    </w:p>
+    <w:p>
+      <w:pPr>
+        <w:spacing w:line="336" w:lineRule="auto" w:after="180"/>
+      </w:pPr>
+      <w:r>
+        <w:rPr>
+          <w:b w:val="0"/>
+        </w:rPr>
+        <w:t>Freeze decisions before the result. A team records its outcome, exclusions and analysis before evaluating a reserved set.</w:t>
+      </w:r>
+    </w:p>
+    <w:p>
+      <w:pPr>
+        <w:spacing w:line="336" w:lineRule="auto" w:after="180"/>
+      </w:pPr>
+      <w:r>
+        <w:rPr>
+          <w:b w:val="0"/>
+        </w:rPr>
+        <w:t>Supplied facts: Plan: compare correct counts on 12 cases; exclude only unreadable files identified before scoring; report all version results.</w:t>
+      </w:r>
+    </w:p>
+    <w:p>
+      <w:pPr>
+        <w:spacing w:line="336" w:lineRule="auto" w:after="180"/>
+        <w:shd w:fill="F5F1FB"/>
+      </w:pPr>
+      <w:r>
+        <w:rPr>
+          <w:b w:val="0"/>
+        </w:rPr>
+        <w:t>Point to the given fact that matters most. Explain why it matters.</w:t>
+      </w:r>
+    </w:p>
+    <w:p>
+      <w:pPr>
+        <w:pStyle w:val="Heading3"/>
+      </w:pPr>
+      <w:r>
+        <w:t>My picture explanation, deciding evidence and one limit</w:t>
+      </w:r>
+    </w:p>
+    <w:p>
+      <w:r>
+        <w:t>________________________________________________________________</w:t>
+      </w:r>
+    </w:p>
+    <w:p>
+      <w:r>
+        <w:t>________________________________________________________________</w:t>
+      </w:r>
+    </w:p>
+    <w:p>
+      <w:r>
+        <w:t>________________________________________________________________</w:t>
+      </w:r>
+    </w:p>
+    <w:p>
+      <w:r>
+        <w:t>________________________________________________________________</w:t>
+      </w:r>
+    </w:p>
+    <w:p>
+      <w:pPr>
+        <w:pStyle w:val="Heading3"/>
+      </w:pPr>
+      <w:r>
+        <w:t>02. Follow the deciding steps</w:t>
+      </w:r>
+    </w:p>
+    <w:p>
+      <w:r>
+        <w:drawing>
+          <wp:inline xmlns:a="http://schemas.openxmlformats.org/drawingml/2006/main" xmlns:pic="http://schemas.openxmlformats.org/drawingml/2006/picture">
+            <wp:extent cx="5486400" cy="3182112"/>
+            <wp:docPr id="3" name="Picture 3" descr="Write the rule first: Record the outcome and justified unreadable-file exclusion. → Protect the reserved set: Do not choose exclusions from which cases each model fails. → Report deviations: If the plan changes, mark the change and give its reason."/>
+            <wp:cNvGraphicFramePr>
+              <a:graphicFrameLocks noChangeAspect="1"/>
+            </wp:cNvGraphicFramePr>
+            <a:graphic>
+              <a:graphicData uri="http://schemas.openxmlformats.org/drawingml/2006/picture">
+                <pic:pic>
+                  <pic:nvPicPr>
+                    <pic:cNvPr id="0" name="academy-story-ai-7-21-02.png"/>
+                    <pic:cNvPicPr/>
+                  </pic:nvPicPr>
+                  <pic:blipFill>
+                    <a:blip r:embed="rId11"/>
+                    <a:stretch>
+                      <a:fillRect/>
+                    </a:stretch>
+                  </pic:blipFill>
+                  <pic:spPr>
+                    <a:xfrm>
+                      <a:off x="0" y="0"/>
+                      <a:ext cx="5486400" cy="3182112"/>
+                    </a:xfrm>
+                    <a:prstGeom prst="rect"/>
+                  </pic:spPr>
+                </pic:pic>
+              </a:graphicData>
+            </a:graphic>
+          </wp:inline>
+        </w:drawing>
+      </w:r>
+    </w:p>
+    <w:p>
+      <w:pPr>
+        <w:spacing w:line="336" w:lineRule="auto" w:after="180"/>
+      </w:pPr>
+      <w:r>
+        <w:rPr>
+          <w:b w:val="0"/>
+        </w:rPr>
+        <w:t xml:space="preserve">Write the rule first: Record the outcome and justified unreadable-file exclusion. → Protect the reserved set: Do not choose exclusions from which cases each model fails. → Report </w:t>
+      </w:r>
+      <w:r>
+        <w:rPr>
+          <w:b/>
+        </w:rPr>
+        <w:t>deviation</w:t>
+      </w:r>
+      <w:r>
+        <w:rPr>
+          <w:b w:val="0"/>
+        </w:rPr>
+        <w:t>s: If the plan changes, mark the change and give its reason.</w:t>
+      </w:r>
+    </w:p>
+    <w:p>
+      <w:pPr>
+        <w:spacing w:line="336" w:lineRule="auto" w:after="180"/>
+        <w:shd w:fill="F5F1FB"/>
+      </w:pPr>
+      <w:r>
+        <w:rPr>
+          <w:b w:val="0"/>
+        </w:rPr>
+        <w:t xml:space="preserve">Point to each numbered stage and explain which recorded </w:t>
+      </w:r>
+      <w:r>
+        <w:rPr>
+          <w:b/>
+        </w:rPr>
+        <w:t>input</w:t>
+      </w:r>
+      <w:r>
+        <w:rPr>
+          <w:b w:val="0"/>
+        </w:rPr>
+        <w:t xml:space="preserve"> it uses.</w:t>
+      </w:r>
+    </w:p>
+    <w:p>
+      <w:pPr>
+        <w:pStyle w:val="Heading3"/>
+      </w:pPr>
+      <w:r>
+        <w:t>My picture explanation, deciding evidence and one limit</w:t>
+      </w:r>
+    </w:p>
+    <w:p>
+      <w:r>
+        <w:t>________________________________________________________________</w:t>
+      </w:r>
+    </w:p>
+    <w:p>
+      <w:r>
+        <w:t>________________________________________________________________</w:t>
+      </w:r>
+    </w:p>
+    <w:p>
+      <w:r>
+        <w:t>________________________________________________________________</w:t>
+      </w:r>
+    </w:p>
+    <w:p>
+      <w:r>
+        <w:t>________________________________________________________________</w:t>
+      </w:r>
+    </w:p>
+    <w:p>
+      <w:pPr>
+        <w:pStyle w:val="Heading3"/>
+      </w:pPr>
+      <w:r>
+        <w:t>03. Predefining an analysis plan — evidence trace</w:t>
+      </w:r>
+    </w:p>
+    <w:p>
+      <w:r>
+        <w:drawing>
+          <wp:inline xmlns:a="http://schemas.openxmlformats.org/drawingml/2006/main" xmlns:pic="http://schemas.openxmlformats.org/drawingml/2006/picture">
+            <wp:extent cx="5486400" cy="2843784"/>
+            <wp:docPr id="4" name="Picture 4" descr="Predefining an analysis plan — evidence trace. Plan includes all20 cases. After results, the team removes four failed cases because they make the graph look worse. | Declare primary metric, eligible cases, missing handling, baseline, test assumptions and reporting. Timestamp/version the plan; label later choices exploratory. | The exclusion is outcome-informed and violates the plan. Report original16/20 if16 passed, and label any revised analysis with reasons rather than hiding failures."/>
+            <wp:cNvGraphicFramePr>
+              <a:graphicFrameLocks noChangeAspect="1"/>
+            </wp:cNvGraphicFramePr>
+            <a:graphic>
+              <a:graphicData uri="http://schemas.openxmlformats.org/drawingml/2006/picture">
+                <pic:pic>
+                  <pic:nvPicPr>
+                    <pic:cNvPr id="0" name="academy-story-ai-7-21-03.png"/>
+                    <pic:cNvPicPr/>
+                  </pic:nvPicPr>
+                  <pic:blipFill>
+                    <a:blip r:embed="rId12"/>
+                    <a:stretch>
+                      <a:fillRect/>
+                    </a:stretch>
+                  </pic:blipFill>
+                  <pic:spPr>
+                    <a:xfrm>
+                      <a:off x="0" y="0"/>
+                      <a:ext cx="5486400" cy="2843784"/>
+                    </a:xfrm>
+                    <a:prstGeom prst="rect"/>
+                  </pic:spPr>
+                </pic:pic>
+              </a:graphicData>
+            </a:graphic>
+          </wp:inline>
+        </w:drawing>
+      </w:r>
+    </w:p>
+    <w:p>
+      <w:pPr>
+        <w:spacing w:line="336" w:lineRule="auto" w:after="180"/>
+      </w:pPr>
+      <w:r>
+        <w:rPr>
+          <w:b w:val="0"/>
+        </w:rPr>
+        <w:t xml:space="preserve">Predefining an </w:t>
+      </w:r>
+      <w:r>
+        <w:rPr>
+          <w:b/>
+        </w:rPr>
+        <w:t>analysis plan</w:t>
+      </w:r>
+      <w:r>
+        <w:rPr>
+          <w:b w:val="0"/>
+        </w:rPr>
+        <w:t xml:space="preserve"> — </w:t>
+      </w:r>
+      <w:r>
+        <w:rPr>
+          <w:b/>
+        </w:rPr>
+        <w:t>evidence</w:t>
+      </w:r>
+      <w:r>
+        <w:rPr>
+          <w:b w:val="0"/>
+        </w:rPr>
+        <w:t xml:space="preserve"> trace. Plan includes all20 cases.</w:t>
+      </w:r>
+    </w:p>
+    <w:p>
+      <w:pPr>
+        <w:spacing w:line="336" w:lineRule="auto" w:after="180"/>
+      </w:pPr>
+      <w:r>
+        <w:rPr>
+          <w:b w:val="0"/>
+        </w:rPr>
+        <w:t>After results, the team removes four failed cases because they make the graph look worse. | Declare primary metric, eligible cases, missing handling, baseline, test assumptions and reporting.</w:t>
+      </w:r>
+    </w:p>
+    <w:p>
+      <w:pPr>
+        <w:spacing w:line="336" w:lineRule="auto" w:after="180"/>
+      </w:pPr>
+      <w:r>
+        <w:rPr>
+          <w:b w:val="0"/>
+        </w:rPr>
+        <w:t>Timestamp/version the plan; label later choices exploratory. | The exclusion is outcome-informed and violates the plan. Report original16/20 if16 passed, and label any revised analysis with reasons rather than hiding failures.</w:t>
+      </w:r>
+    </w:p>
+    <w:p>
+      <w:pPr>
+        <w:spacing w:line="336" w:lineRule="auto" w:after="180"/>
+        <w:shd w:fill="F5F1FB"/>
+      </w:pPr>
+      <w:r>
+        <w:rPr>
+          <w:b w:val="0"/>
+        </w:rPr>
+        <w:t>Read the labels and values. Explain the relationship the model shows.</w:t>
+      </w:r>
+    </w:p>
+    <w:p>
+      <w:pPr>
+        <w:pStyle w:val="Heading3"/>
+      </w:pPr>
+      <w:r>
+        <w:t>My picture explanation, deciding evidence and one limit</w:t>
+      </w:r>
+    </w:p>
+    <w:p>
+      <w:r>
+        <w:t>________________________________________________________________</w:t>
+      </w:r>
+    </w:p>
+    <w:p>
+      <w:r>
+        <w:t>________________________________________________________________</w:t>
+      </w:r>
+    </w:p>
+    <w:p>
+      <w:r>
+        <w:t>________________________________________________________________</w:t>
+      </w:r>
+    </w:p>
+    <w:p>
+      <w:r>
+        <w:t>________________________________________________________________</w:t>
+      </w:r>
+    </w:p>
+    <w:p>
+      <w:pPr>
+        <w:pStyle w:val="Heading3"/>
+      </w:pPr>
+      <w:r>
+        <w:t>04. Change one thing. Trace what follows.</w:t>
+      </w:r>
+    </w:p>
+    <w:p>
+      <w:r>
+        <w:drawing>
+          <wp:inline xmlns:a="http://schemas.openxmlformats.org/drawingml/2006/main" xmlns:pic="http://schemas.openxmlformats.org/drawingml/2006/picture">
+            <wp:extent cx="5486400" cy="3026664"/>
+            <wp:docPr id="5" name="Picture 5" descr="Original case: If the plan changes, mark the change and give its reason. Changed condition: Exclude two readable cases because the new model fails them. Expected result: That outcome-driven exclusion violates the recorded rule. Reason: Model failure is not the predeclared unreadable-file criterion."/>
+            <wp:cNvGraphicFramePr>
+              <a:graphicFrameLocks noChangeAspect="1"/>
+            </wp:cNvGraphicFramePr>
+            <a:graphic>
+              <a:graphicData uri="http://schemas.openxmlformats.org/drawingml/2006/picture">
+                <pic:pic>
+                  <pic:nvPicPr>
+                    <pic:cNvPr id="0" name="academy-story-ai-7-21-04.png"/>
+                    <pic:cNvPicPr/>
+                  </pic:nvPicPr>
+                  <pic:blipFill>
+                    <a:blip r:embed="rId13"/>
+                    <a:stretch>
+                      <a:fillRect/>
+                    </a:stretch>
+                  </pic:blipFill>
+                  <pic:spPr>
+                    <a:xfrm>
+                      <a:off x="0" y="0"/>
+                      <a:ext cx="5486400" cy="3026664"/>
+                    </a:xfrm>
+                    <a:prstGeom prst="rect"/>
+                  </pic:spPr>
+                </pic:pic>
+              </a:graphicData>
+            </a:graphic>
+          </wp:inline>
+        </w:drawing>
+      </w:r>
+    </w:p>
+    <w:p>
+      <w:pPr>
+        <w:spacing w:line="336" w:lineRule="auto" w:after="180"/>
+      </w:pPr>
+      <w:r>
+        <w:rPr>
+          <w:b w:val="0"/>
+        </w:rPr>
+        <w:t>Original case: If the plan changes, mark the change and give its reason. Changed condition: Exclude two readable cases because the new model fails them.</w:t>
+      </w:r>
+    </w:p>
+    <w:p>
+      <w:pPr>
+        <w:spacing w:line="336" w:lineRule="auto" w:after="180"/>
+      </w:pPr>
+      <w:r>
+        <w:rPr>
+          <w:b w:val="0"/>
+        </w:rPr>
+        <w:t>Expected result: That outcome-driven exclusion violates the recorded rule. Reason: Model failure is not the predeclared unreadable-file criterion.</w:t>
+      </w:r>
+    </w:p>
+    <w:p>
+      <w:pPr>
+        <w:spacing w:line="336" w:lineRule="auto" w:after="180"/>
+        <w:shd w:fill="F5F1FB"/>
+      </w:pPr>
+      <w:r>
+        <w:rPr>
+          <w:b w:val="0"/>
+        </w:rPr>
+        <w:t>Predict before checking the worked changed-case result. Name what changed and what the supplied facts allow you to conclude.</w:t>
+      </w:r>
+    </w:p>
+    <w:p>
+      <w:pPr>
+        <w:pStyle w:val="Heading3"/>
+      </w:pPr>
+      <w:r>
+        <w:t>My picture explanation, deciding evidence and one limit</w:t>
+      </w:r>
+    </w:p>
+    <w:p>
+      <w:r>
+        <w:t>________________________________________________________________</w:t>
+      </w:r>
+    </w:p>
+    <w:p>
+      <w:r>
+        <w:t>________________________________________________________________</w:t>
+      </w:r>
+    </w:p>
+    <w:p>
+      <w:r>
+        <w:t>________________________________________________________________</w:t>
+      </w:r>
+    </w:p>
+    <w:p>
+      <w:r>
+        <w:t>________________________________________________________________</w:t>
+      </w:r>
+    </w:p>
+    <w:p>
+      <w:pPr>
+        <w:pStyle w:val="Heading3"/>
+      </w:pPr>
+      <w:r>
+        <w:t>05. Connect the explanation to its limit</w:t>
+      </w:r>
+    </w:p>
+    <w:p>
+      <w:r>
+        <w:drawing>
+          <wp:inline xmlns:a="http://schemas.openxmlformats.org/drawingml/2006/main" xmlns:pic="http://schemas.openxmlformats.org/drawingml/2006/picture">
+            <wp:extent cx="5486400" cy="2834640"/>
+            <wp:docPr id="6" name="Picture 6" descr="An analysis plan limits flexibility after outcomes are known. Necessary changes can be transparent, but they should not be silently presented as the original plan. Limit: A plan cannot correct poor sampling or guarantee valid assumptions; it makes decisions auditable."/>
+            <wp:cNvGraphicFramePr>
+              <a:graphicFrameLocks noChangeAspect="1"/>
+            </wp:cNvGraphicFramePr>
+            <a:graphic>
+              <a:graphicData uri="http://schemas.openxmlformats.org/drawingml/2006/picture">
+                <pic:pic>
+                  <pic:nvPicPr>
+                    <pic:cNvPr id="0" name="academy-story-ai-7-21-05.png"/>
+                    <pic:cNvPicPr/>
+                  </pic:nvPicPr>
+                  <pic:blipFill>
+                    <a:blip r:embed="rId14"/>
+                    <a:stretch>
+                      <a:fillRect/>
+                    </a:stretch>
+                  </pic:blipFill>
+                  <pic:spPr>
+                    <a:xfrm>
+                      <a:off x="0" y="0"/>
+                      <a:ext cx="5486400" cy="2834640"/>
+                    </a:xfrm>
+                    <a:prstGeom prst="rect"/>
+                  </pic:spPr>
+                </pic:pic>
+              </a:graphicData>
+            </a:graphic>
+          </wp:inline>
+        </w:drawing>
+      </w:r>
+    </w:p>
+    <w:p>
+      <w:pPr>
+        <w:spacing w:line="336" w:lineRule="auto" w:after="180"/>
+      </w:pPr>
+      <w:r>
+        <w:rPr>
+          <w:b w:val="0"/>
+        </w:rPr>
+        <w:t xml:space="preserve">An </w:t>
+      </w:r>
+      <w:r>
+        <w:rPr>
+          <w:b/>
+        </w:rPr>
+        <w:t>analysis plan</w:t>
+      </w:r>
+      <w:r>
+        <w:rPr>
+          <w:b w:val="0"/>
+        </w:rPr>
+        <w:t xml:space="preserve"> limits flexibility after outcomes are known. Necessary changes can be transparent, but they should not be silently presented as the original plan.</w:t>
+      </w:r>
+    </w:p>
+    <w:p>
+      <w:pPr>
+        <w:spacing w:line="336" w:lineRule="auto" w:after="180"/>
+      </w:pPr>
+      <w:r>
+        <w:rPr>
+          <w:b w:val="0"/>
+        </w:rPr>
+        <w:t>Limit: A plan cannot correct poor sampling or guarantee valid assumptions; it makes decisions auditable.</w:t>
+      </w:r>
+    </w:p>
+    <w:p>
+      <w:pPr>
+        <w:spacing w:line="336" w:lineRule="auto" w:after="180"/>
+        <w:shd w:fill="F5F1FB"/>
+      </w:pPr>
+      <w:r>
+        <w:rPr>
+          <w:b w:val="0"/>
+        </w:rPr>
+        <w:t>Explain the case, then point to a limit on the claim.</w:t>
+      </w:r>
+    </w:p>
+    <w:p>
+      <w:pPr>
+        <w:pStyle w:val="Heading3"/>
+      </w:pPr>
+      <w:r>
+        <w:t>My picture explanation, deciding evidence and one limit</w:t>
+      </w:r>
+    </w:p>
+    <w:p>
+      <w:r>
+        <w:t>________________________________________________________________</w:t>
+      </w:r>
+    </w:p>
+    <w:p>
+      <w:r>
+        <w:t>________________________________________________________________</w:t>
+      </w:r>
+    </w:p>
+    <w:p>
+      <w:r>
+        <w:t>________________________________________________________________</w:t>
+      </w:r>
+    </w:p>
+    <w:p>
+      <w:r>
+        <w:t>________________________________________________________________</w:t>
+      </w:r>
+    </w:p>
+    <w:p>
+      <w:pPr>
+        <w:pStyle w:val="Heading3"/>
+      </w:pPr>
+      <w:r>
+        <w:t>06. Make the idea visible in your project</w:t>
+      </w:r>
+    </w:p>
+    <w:p>
+      <w:r>
+        <w:drawing>
+          <wp:inline xmlns:a="http://schemas.openxmlformats.org/drawingml/2006/main" xmlns:pic="http://schemas.openxmlformats.org/drawingml/2006/picture">
+            <wp:extent cx="5486400" cy="3681984"/>
+            <wp:docPr id="7" name="Picture 7" descr="For the Reproducible AI Research Study, retain an annotated worked trace and the changed-case reasoning. Connect the claim to its records, units and assumptions so another investigator can challenge or reproduce it. Draw your input, deciding step, result and limit. Supported question: Apply the recorded exclusion rule. Can two readable model failures be removed, and how must a necessary later plan change be disclosed?"/>
+            <wp:cNvGraphicFramePr>
+              <a:graphicFrameLocks noChangeAspect="1"/>
+            </wp:cNvGraphicFramePr>
+            <a:graphic>
+              <a:graphicData uri="http://schemas.openxmlformats.org/drawingml/2006/picture">
+                <pic:pic>
+                  <pic:nvPicPr>
+                    <pic:cNvPr id="0" name="academy-story-ai-7-21-06.png"/>
+                    <pic:cNvPicPr/>
+                  </pic:nvPicPr>
+                  <pic:blipFill>
+                    <a:blip r:embed="rId15"/>
+                    <a:stretch>
+                      <a:fillRect/>
+                    </a:stretch>
+                  </pic:blipFill>
+                  <pic:spPr>
+                    <a:xfrm>
+                      <a:off x="0" y="0"/>
+                      <a:ext cx="5486400" cy="3681984"/>
+                    </a:xfrm>
+                    <a:prstGeom prst="rect"/>
+                  </pic:spPr>
+                </pic:pic>
+              </a:graphicData>
+            </a:graphic>
+          </wp:inline>
+        </w:drawing>
+      </w:r>
+    </w:p>
+    <w:p>
+      <w:pPr>
+        <w:spacing w:line="336" w:lineRule="auto" w:after="180"/>
+      </w:pPr>
+      <w:r>
+        <w:rPr>
+          <w:b w:val="0"/>
+        </w:rPr>
+        <w:t>For the Reproducible AI Research Study, retain an annotated worked trace and the changed-case reasoning. Connect the claim to its records, units and assumptions so another investigator can challenge or reproduce it.</w:t>
+      </w:r>
+    </w:p>
+    <w:p>
+      <w:pPr>
+        <w:spacing w:line="336" w:lineRule="auto" w:after="180"/>
+      </w:pPr>
+      <w:r>
+        <w:rPr>
+          <w:b w:val="0"/>
+        </w:rPr>
+        <w:t xml:space="preserve">Draw your </w:t>
+      </w:r>
+      <w:r>
+        <w:rPr>
+          <w:b/>
+        </w:rPr>
+        <w:t>input</w:t>
+      </w:r>
+      <w:r>
+        <w:rPr>
+          <w:b w:val="0"/>
+        </w:rPr>
+        <w:t xml:space="preserve">, deciding step, result and limit. Supported question: Apply the recorded </w:t>
+      </w:r>
+      <w:r>
+        <w:rPr>
+          <w:b/>
+        </w:rPr>
+        <w:t>exclusion rule</w:t>
+      </w:r>
+      <w:r>
+        <w:rPr>
+          <w:b w:val="0"/>
+        </w:rPr>
+        <w:t>. Can two readable model failures be removed, and how must a necessary later plan change be disclosed?</w:t>
+      </w:r>
+    </w:p>
+    <w:p>
+      <w:pPr>
+        <w:spacing w:line="336" w:lineRule="auto" w:after="180"/>
+        <w:shd w:fill="F5F1FB"/>
+      </w:pPr>
+      <w:r>
+        <w:rPr>
+          <w:b w:val="0"/>
+        </w:rPr>
+        <w:t xml:space="preserve">Draw your project trace and justify the deciding step using </w:t>
+      </w:r>
+      <w:r>
+        <w:rPr>
+          <w:b/>
+        </w:rPr>
+        <w:t>evidence</w:t>
+      </w:r>
+      <w:r>
+        <w:rPr>
+          <w:b w:val="0"/>
+        </w:rPr>
+        <w:t>.</w:t>
+      </w:r>
+    </w:p>
+    <w:p>
+      <w:pPr>
+        <w:pStyle w:val="Heading3"/>
+      </w:pPr>
+      <w:r>
+        <w:t>My picture explanation, deciding evidence and one limit</w:t>
       </w:r>
     </w:p>
     <w:p>

--- a/downloads/workbook/ai-7-week-21.docx
+++ b/downloads/workbook/ai-7-week-21.docx
@@ -2388,8 +2388,8 @@
       <w:r>
         <w:drawing>
           <wp:inline xmlns:a="http://schemas.openxmlformats.org/drawingml/2006/main" xmlns:pic="http://schemas.openxmlformats.org/drawingml/2006/picture">
-            <wp:extent cx="5486400" cy="2843784"/>
-            <wp:docPr id="4" name="Picture 4" descr="Predefining an analysis plan — evidence trace. Plan includes all20 cases. After results, the team removes four failed cases because they make the graph look worse. | Declare primary metric, eligible cases, missing handling, baseline, test assumptions and reporting. Timestamp/version the plan; label later choices exploratory. | The exclusion is outcome-informed and violates the plan. Report original16/20 if16 passed, and label any revised analysis with reasons rather than hiding failures."/>
+            <wp:extent cx="5486400" cy="3297936"/>
+            <wp:docPr id="4" name="Picture 4" descr="Predefining an analysis plan — evidence trace. Plan includes all20 cases. After results, the team removes four failed cases because they make the graph look worse. | Declare primary metric, eligible cases, missing handling, baseline, test assumptions and reporting. Timestamp/version the plan; label later choices exploratory. | The exclusion is outcome-informed and violates the plan. If the other 16 cases all passed, report the original 16/20; otherwise use the actual pass count out of 20, and label any revised analysis with reasons rather than hiding failures."/>
             <wp:cNvGraphicFramePr>
               <a:graphicFrameLocks noChangeAspect="1"/>
             </wp:cNvGraphicFramePr>
@@ -2409,7 +2409,7 @@
                   <pic:spPr>
                     <a:xfrm>
                       <a:off x="0" y="0"/>
-                      <a:ext cx="5486400" cy="2843784"/>
+                      <a:ext cx="5486400" cy="3297936"/>
                     </a:xfrm>
                     <a:prstGeom prst="rect"/>
                   </pic:spPr>
@@ -2474,7 +2474,7 @@
         <w:rPr>
           <w:b w:val="0"/>
         </w:rPr>
-        <w:t>Timestamp/version the plan; label later choices exploratory. | The exclusion is outcome-informed and violates the plan. Report original16/20 if16 passed, and label any revised analysis with reasons rather than hiding failures.</w:t>
+        <w:t>Timestamp/version the plan; label later choices exploratory. | The exclusion is outcome-informed and violates the plan. If the other 16 cases all passed, report the original 16/20; otherwise use the actual pass count out of 20, and label any revised analysis with reasons rather than hiding failures.</w:t>
       </w:r>
     </w:p>
     <w:p>

--- a/downloads/workbook/ai-7-week-21.docx
+++ b/downloads/workbook/ai-7-week-21.docx
@@ -25,22 +25,45 @@
         <w:pStyle w:val="Heading1"/>
       </w:pPr>
       <w:r>
-        <w:t>01. Recall and choose your starting point</w:t>
-      </w:r>
-    </w:p>
-    <w:p>
-      <w:r>
-        <w:t>Record your starting explanation for Predefining an analysis plan before opening notes. Show any later correction separately.</w:t>
-      </w:r>
-    </w:p>
-    <w:p>
-      <w:pPr>
-        <w:spacing w:line="336" w:lineRule="auto" w:after="180"/>
-      </w:pPr>
-      <w:r>
-        <w:rPr>
-          <w:b w:val="0"/>
-        </w:rPr>
+        <w:t>One complete research-case evidence record.</w:t>
+      </w:r>
+    </w:p>
+    <w:p>
+      <w:r>
+        <w:t>Preserve the original plan, denominator and visible reasons for later changes.</w:t>
+      </w:r>
+    </w:p>
+    <w:p>
+      <w:r>
+        <w:t>Recall → W1–W3/W5 → independent case → project evidence → feedback and delayed return.</w:t>
+      </w:r>
+    </w:p>
+    <w:p>
+      <w:pPr>
+        <w:pStyle w:val="Heading1"/>
+      </w:pPr>
+      <w:r>
+        <w:t>01. Recall · Retrieve before notes</w:t>
+      </w:r>
+    </w:p>
+    <w:p>
+      <w:r>
+        <w:t>Keep this task’s inputs,rule and response together.</w:t>
+      </w:r>
+    </w:p>
+    <w:p>
+      <w:pPr>
+        <w:pStyle w:val="Heading2"/>
+      </w:pPr>
+      <w:r>
+        <w:t>Complete task and evidence</w:t>
+      </w:r>
+    </w:p>
+    <w:p>
+      <w:pPr>
+        <w:pStyle w:val="ListBullet"/>
+      </w:pPr>
+      <w:r>
         <w:t>Try the recall before opening notes. Then use a different colour or a labelled second line to correct your explanation.</w:t>
       </w:r>
     </w:p>
@@ -54,12 +77,9 @@
     </w:p>
     <w:p>
       <w:pPr>
-        <w:spacing w:line="336" w:lineRule="auto" w:after="180"/>
-      </w:pPr>
-      <w:r>
-        <w:rPr>
-          <w:b w:val="0"/>
-        </w:rPr>
+        <w:pStyle w:val="ListBullet"/>
+      </w:pPr>
+      <w:r>
         <w:t>Without opening the old lesson, explain one key idea from Privacy and data governance. Give an example and a mistake that the idea helps you avoid.</w:t>
       </w:r>
     </w:p>
@@ -96,12 +116,9 @@
     </w:p>
     <w:p>
       <w:pPr>
-        <w:spacing w:line="336" w:lineRule="auto" w:after="180"/>
-      </w:pPr>
-      <w:r>
-        <w:rPr>
-          <w:b w:val="0"/>
-        </w:rPr>
+        <w:pStyle w:val="ListBullet"/>
+      </w:pPr>
+      <w:r>
         <w:t>Without opening the old lesson, explain one key idea from Dataset and benchmark limitations. Give an example and a mistake that the idea helps you avoid.</w:t>
       </w:r>
     </w:p>
@@ -138,12 +155,9 @@
     </w:p>
     <w:p>
       <w:pPr>
-        <w:spacing w:line="336" w:lineRule="auto" w:after="180"/>
-      </w:pPr>
-      <w:r>
-        <w:rPr>
-          <w:b w:val="0"/>
-        </w:rPr>
+        <w:pStyle w:val="ListBullet"/>
+      </w:pPr>
+      <w:r>
         <w:t>Without opening the old lesson, explain one key idea from Multiple comparisons. Give an example and a mistake that the idea helps you avoid.</w:t>
       </w:r>
     </w:p>
@@ -175,35 +189,95 @@
         <w:pStyle w:val="Heading1"/>
       </w:pPr>
       <w:r>
-        <w:t>02. Practise with fading help</w:t>
-      </w:r>
-    </w:p>
-    <w:p>
-      <w:r>
-        <w:t>Complete the supported Predefining an analysis plan trace and record the first step you can explain without help.</w:t>
-      </w:r>
-    </w:p>
-    <w:p>
-      <w:pPr>
-        <w:spacing w:line="336" w:lineRule="auto" w:after="180"/>
-      </w:pPr>
-      <w:r>
-        <w:rPr>
-          <w:b w:val="0"/>
-        </w:rPr>
-        <w:t xml:space="preserve">Use W2: Trace the worked case for Predefining an </w:t>
-      </w:r>
-      <w:r>
-        <w:rPr>
-          <w:b/>
-        </w:rPr>
-        <w:t>analysis plan</w:t>
-      </w:r>
-      <w:r>
-        <w:rPr>
-          <w:b w:val="0"/>
-        </w:rPr>
-        <w:t>. Record the answer once; the lesson and workbook refer to the same attempt.</w:t>
+        <w:t>05. W1 · Explain the current example</w:t>
+      </w:r>
+    </w:p>
+    <w:p>
+      <w:r>
+        <w:t>Keep this task’s inputs,rule and response together.</w:t>
+      </w:r>
+    </w:p>
+    <w:p>
+      <w:pPr>
+        <w:pStyle w:val="Heading2"/>
+      </w:pPr>
+      <w:r>
+        <w:t>Complete task and evidence</w:t>
+      </w:r>
+    </w:p>
+    <w:p>
+      <w:pPr>
+        <w:pStyle w:val="ListBullet"/>
+      </w:pPr>
+      <w:r>
+        <w:t>An analysis plan states outcomes, units, eligibility, exclusions, missing handling, baseline, comparisons and uncertainty methods before primary outcomes are inspected. Preserve version history and later deviations; a label alone does not prove chronology. Main plan includes twenty cases, with four failures later proposed for removal because of appearance. This is outcome-informed. Keep actual passes out of twenty; other sixteen outcomes are unknown. Only if all sixteen passed would the original rate be 16/20 = 80%. Separate twelve-case picture excludes unreadable files identified before scoring, not readable model failures. Actual exclusions and pass counts are not supplied. Disclose any necessary revision and retain original analysis rather than presenting new choices as old. Prespecification improves auditability but cannot repair poor sampling or invalid assumptions. The course performs a fictional paper audit, not a real preregistration or experiment.</w:t>
+      </w:r>
+    </w:p>
+    <w:p>
+      <w:pPr>
+        <w:pStyle w:val="ListBullet"/>
+      </w:pPr>
+      <w:r>
+        <w:t>Explain the weekly mechanism in your own words. Use the worked scenario to name its input, decision rule and output.</w:t>
+      </w:r>
+    </w:p>
+    <w:p>
+      <w:pPr>
+        <w:pStyle w:val="Heading3"/>
+      </w:pPr>
+      <w:r>
+        <w:t>My reasoning and evidence</w:t>
+      </w:r>
+    </w:p>
+    <w:p>
+      <w:r>
+        <w:t>________________________________________________________________</w:t>
+      </w:r>
+    </w:p>
+    <w:p>
+      <w:r>
+        <w:t>________________________________________________________________</w:t>
+      </w:r>
+    </w:p>
+    <w:p>
+      <w:r>
+        <w:t>________________________________________________________________</w:t>
+      </w:r>
+    </w:p>
+    <w:p>
+      <w:r>
+        <w:t>________________________________________________________________</w:t>
+      </w:r>
+    </w:p>
+    <w:p>
+      <w:r>
+        <w:t>________________________________________________________________</w:t>
+      </w:r>
+    </w:p>
+    <w:p>
+      <w:r>
+        <w:t>________________________________________________________________</w:t>
+      </w:r>
+    </w:p>
+    <w:p>
+      <w:pPr>
+        <w:pStyle w:val="Heading1"/>
+      </w:pPr>
+      <w:r>
+        <w:t>06. W2 · Trace the worked case</w:t>
+      </w:r>
+    </w:p>
+    <w:p>
+      <w:r>
+        <w:t>Keep the supplied inputs, comparison rule and evidence together.</w:t>
+      </w:r>
+    </w:p>
+    <w:p>
+      <w:pPr>
+        <w:pStyle w:val="Heading2"/>
+      </w:pPr>
+      <w:r>
+        <w:t>Complete task and evidence</w:t>
       </w:r>
     </w:p>
     <w:tbl>
@@ -213,10 +287,9 @@
         <w:tblLook w:firstColumn="1" w:firstRow="1" w:lastColumn="0" w:lastRow="0" w:noHBand="0" w:noVBand="1" w:val="04A0"/>
       </w:tblPr>
       <w:tblGrid>
-        <w:gridCol w:w="2556"/>
-        <w:gridCol w:w="2556"/>
-        <w:gridCol w:w="2556"/>
-        <w:gridCol w:w="2556"/>
+        <w:gridCol w:w="3408"/>
+        <w:gridCol w:w="3408"/>
+        <w:gridCol w:w="3408"/>
       </w:tblGrid>
       <w:tr>
         <w:trPr>
@@ -224,41 +297,31 @@
         </w:trPr>
         <w:tc>
           <w:tcPr>
-            <w:tcW w:type="dxa" w:w="2556"/>
+            <w:tcW w:type="dxa" w:w="3408"/>
           </w:tcPr>
           <w:p>
             <w:r>
-              <w:t>Given inputs</w:t>
+              <w:t>Main record</w:t>
             </w:r>
           </w:p>
         </w:tc>
         <w:tc>
           <w:tcPr>
-            <w:tcW w:type="dxa" w:w="2556"/>
+            <w:tcW w:type="dxa" w:w="3408"/>
           </w:tcPr>
           <w:p>
             <w:r>
-              <w:t>Procedure I chose</w:t>
+              <w:t>Supported statement</w:t>
             </w:r>
           </w:p>
         </w:tc>
         <w:tc>
           <w:tcPr>
-            <w:tcW w:type="dxa" w:w="2556"/>
+            <w:tcW w:type="dxa" w:w="3408"/>
           </w:tcPr>
           <w:p>
             <w:r>
-              <w:t>Middle steps</w:t>
-            </w:r>
-          </w:p>
-        </w:tc>
-        <w:tc>
-          <w:tcPr>
-            <w:tcW w:type="dxa" w:w="2556"/>
-          </w:tcPr>
-          <w:p>
-            <w:r>
-              <w:t>Result and check</w:t>
+              <w:t>Unsupported shortcut</w:t>
             </w:r>
           </w:p>
         </w:tc>
@@ -266,44 +329,218 @@
       <w:tr>
         <w:tc>
           <w:tcPr>
-            <w:tcW w:type="dxa" w:w="2556"/>
+            <w:tcW w:type="dxa" w:w="3408"/>
           </w:tcPr>
           <w:p>
-            <w:r/>
+            <w:r>
+              <w:t>Original plan</w:t>
+            </w:r>
           </w:p>
         </w:tc>
         <w:tc>
           <w:tcPr>
-            <w:tcW w:type="dxa" w:w="2556"/>
+            <w:tcW w:type="dxa" w:w="3408"/>
           </w:tcPr>
           <w:p>
-            <w:r/>
+            <w:r>
+              <w:t>All twenty cases included</w:t>
+            </w:r>
           </w:p>
         </w:tc>
         <w:tc>
           <w:tcPr>
-            <w:tcW w:type="dxa" w:w="2556"/>
+            <w:tcW w:type="dxa" w:w="3408"/>
           </w:tcPr>
           <w:p>
-            <w:r/>
+            <w:r>
+              <w:t>Reconstruct eligibility after seeing outcomes</w:t>
+            </w:r>
+          </w:p>
+        </w:tc>
+      </w:tr>
+      <w:tr>
+        <w:tc>
+          <w:tcPr>
+            <w:tcW w:type="dxa" w:w="3408"/>
+          </w:tcPr>
+          <w:p>
+            <w:r>
+              <w:t>Four cases fail</w:t>
+            </w:r>
           </w:p>
         </w:tc>
         <w:tc>
           <w:tcPr>
-            <w:tcW w:type="dxa" w:w="2556"/>
+            <w:tcW w:type="dxa" w:w="3408"/>
           </w:tcPr>
           <w:p>
-            <w:r/>
+            <w:r>
+              <w:t>Failure is known for those four</w:t>
+            </w:r>
+          </w:p>
+        </w:tc>
+        <w:tc>
+          <w:tcPr>
+            <w:tcW w:type="dxa" w:w="3408"/>
+          </w:tcPr>
+          <w:p>
+            <w:r>
+              <w:t>Assume every remaining case passed</w:t>
+            </w:r>
+          </w:p>
+        </w:tc>
+      </w:tr>
+      <w:tr>
+        <w:tc>
+          <w:tcPr>
+            <w:tcW w:type="dxa" w:w="3408"/>
+          </w:tcPr>
+          <w:p>
+            <w:r>
+              <w:t>Remove because graph looks worse</w:t>
+            </w:r>
+          </w:p>
+        </w:tc>
+        <w:tc>
+          <w:tcPr>
+            <w:tcW w:type="dxa" w:w="3408"/>
+          </w:tcPr>
+          <w:p>
+            <w:r>
+              <w:t>Outcome-informed exclusion violates original plan</w:t>
+            </w:r>
+          </w:p>
+        </w:tc>
+        <w:tc>
+          <w:tcPr>
+            <w:tcW w:type="dxa" w:w="3408"/>
+          </w:tcPr>
+          <w:p>
+            <w:r>
+              <w:t>Call it a predeclared eligibility rule</w:t>
+            </w:r>
+          </w:p>
+        </w:tc>
+      </w:tr>
+      <w:tr>
+        <w:tc>
+          <w:tcPr>
+            <w:tcW w:type="dxa" w:w="3408"/>
+          </w:tcPr>
+          <w:p>
+            <w:r>
+              <w:t>Original report</w:t>
+            </w:r>
+          </w:p>
+        </w:tc>
+        <w:tc>
+          <w:tcPr>
+            <w:tcW w:type="dxa" w:w="3408"/>
+          </w:tcPr>
+          <w:p>
+            <w:r>
+              <w:t>Actual passes / 20; numerator not supplied</w:t>
+            </w:r>
+          </w:p>
+        </w:tc>
+        <w:tc>
+          <w:tcPr>
+            <w:tcW w:type="dxa" w:w="3408"/>
+          </w:tcPr>
+          <w:p>
+            <w:r>
+              <w:t>Report 16/20 as an observed result</w:t>
+            </w:r>
+          </w:p>
+        </w:tc>
+      </w:tr>
+      <w:tr>
+        <w:tc>
+          <w:tcPr>
+            <w:tcW w:type="dxa" w:w="3408"/>
+          </w:tcPr>
+          <w:p>
+            <w:r>
+              <w:t>Conditional illustration</w:t>
+            </w:r>
+          </w:p>
+        </w:tc>
+        <w:tc>
+          <w:tcPr>
+            <w:tcW w:type="dxa" w:w="3408"/>
+          </w:tcPr>
+          <w:p>
+            <w:r>
+              <w:t>If all other sixteen passed, 16/20 = 80%</w:t>
+            </w:r>
+          </w:p>
+        </w:tc>
+        <w:tc>
+          <w:tcPr>
+            <w:tcW w:type="dxa" w:w="3408"/>
+          </w:tcPr>
+          <w:p>
+            <w:r>
+              <w:t>Treat the if-clause as evidence</w:t>
+            </w:r>
+          </w:p>
+        </w:tc>
+      </w:tr>
+      <w:tr>
+        <w:tc>
+          <w:tcPr>
+            <w:tcW w:type="dxa" w:w="3408"/>
+          </w:tcPr>
+          <w:p>
+            <w:r>
+              <w:t>Necessary revision</w:t>
+            </w:r>
+          </w:p>
+        </w:tc>
+        <w:tc>
+          <w:tcPr>
+            <w:tcW w:type="dxa" w:w="3408"/>
+          </w:tcPr>
+          <w:p>
+            <w:r>
+              <w:t>Retain original record and disclose revision/reason/timing</w:t>
+            </w:r>
+          </w:p>
+        </w:tc>
+        <w:tc>
+          <w:tcPr>
+            <w:tcW w:type="dxa" w:w="3408"/>
+          </w:tcPr>
+          <w:p>
+            <w:r>
+              <w:t>Erase old plan or present revised analysis as original</w:t>
+            </w:r>
           </w:p>
         </w:tc>
       </w:tr>
     </w:tbl>
     <w:p>
       <w:pPr>
+        <w:pStyle w:val="ListBullet"/>
+      </w:pPr>
+      <w:r>
+        <w:t>An analysis plan states outcomes, units, eligibility, exclusions, missing handling, baseline, comparisons and uncertainty methods before primary outcomes are inspected. Preserve version history and later deviations; a label alone does not prove chronology. Main plan includes twenty cases, with four failures later proposed for removal because of appearance. This is outcome-informed. Keep actual passes out of twenty; other sixteen outcomes are unknown. Only if all sixteen passed would the original rate be 16/20 = 80%. Separate twelve-case picture excludes unreadable files identified before scoring, not readable model failures. Actual exclusions and pass counts are not supplied. Disclose any necessary revision and retain original analysis rather than presenting new choices as old. Prespecification improves auditability but cannot repair poor sampling or invalid assumptions. The course performs a fictional paper audit, not a real preregistration or experiment.</w:t>
+      </w:r>
+    </w:p>
+    <w:p>
+      <w:pPr>
+        <w:pStyle w:val="ListBullet"/>
+      </w:pPr>
+      <w:r>
+        <w:t>Plan includes all 20 cases. After results, the team removes four failed cases because they make the graph look worse. Show the intermediate steps and give the conclusion with its scope.</w:t>
+      </w:r>
+    </w:p>
+    <w:p>
+      <w:pPr>
         <w:pStyle w:val="Heading3"/>
       </w:pPr>
       <w:r>
-        <w:t>The step I completed without help, and the hint I needed</w:t>
+        <w:t>My reasoning and evidence</w:t>
       </w:r>
     </w:p>
     <w:p>
@@ -322,50 +559,60 @@
       </w:r>
     </w:p>
     <w:p>
+      <w:r>
+        <w:t>________________________________________________________________</w:t>
+      </w:r>
+    </w:p>
+    <w:p>
+      <w:r>
+        <w:t>________________________________________________________________</w:t>
+      </w:r>
+    </w:p>
+    <w:p>
+      <w:r>
+        <w:t>________________________________________________________________</w:t>
+      </w:r>
+    </w:p>
+    <w:p>
+      <w:r>
+        <w:t>________________________________________________________________</w:t>
+      </w:r>
+    </w:p>
+    <w:p>
       <w:pPr>
         <w:pStyle w:val="Heading1"/>
       </w:pPr>
       <w:r>
-        <w:t>03. Individual reasoning check</w:t>
-      </w:r>
-    </w:p>
-    <w:p>
-      <w:r>
-        <w:t>Check the proposed Predefining an analysis plan explanation against the supplied facts before discussing it.</w:t>
-      </w:r>
-    </w:p>
-    <w:p>
-      <w:pPr>
-        <w:spacing w:line="336" w:lineRule="auto" w:after="180"/>
-      </w:pPr>
-      <w:r>
-        <w:rPr>
-          <w:b w:val="0"/>
-        </w:rPr>
-        <w:t xml:space="preserve">Use the worked case for Predefining an </w:t>
-      </w:r>
-      <w:r>
-        <w:rPr>
-          <w:b/>
-        </w:rPr>
-        <w:t>analysis plan</w:t>
-      </w:r>
-      <w:r>
-        <w:rPr>
-          <w:b w:val="0"/>
-        </w:rPr>
-        <w:t>. Proposed explanation: “The worked result establishes every future case”. Decide whether this explanation is supported.</w:t>
-      </w:r>
-    </w:p>
-    <w:p>
-      <w:pPr>
-        <w:spacing w:line="336" w:lineRule="auto" w:after="180"/>
-      </w:pPr>
-      <w:r>
-        <w:rPr>
-          <w:b w:val="0"/>
-        </w:rPr>
-        <w:t>Point to the step or supplied fact that decides; explain your repair if needed.</w:t>
+        <w:t>07. W3 · Repair a misconception</w:t>
+      </w:r>
+    </w:p>
+    <w:p>
+      <w:r>
+        <w:t>Keep this task’s inputs,rule and response together.</w:t>
+      </w:r>
+    </w:p>
+    <w:p>
+      <w:pPr>
+        <w:pStyle w:val="Heading2"/>
+      </w:pPr>
+      <w:r>
+        <w:t>Complete task and evidence</w:t>
+      </w:r>
+    </w:p>
+    <w:p>
+      <w:pPr>
+        <w:pStyle w:val="ListBullet"/>
+      </w:pPr>
+      <w:r>
+        <w:t>An analysis plan states outcomes, units, eligibility, exclusions, missing handling, baseline, comparisons and uncertainty methods before primary outcomes are inspected. Preserve version history and later deviations; a label alone does not prove chronology. Main plan includes twenty cases, with four failures later proposed for removal because of appearance. This is outcome-informed. Keep actual passes out of twenty; other sixteen outcomes are unknown. Only if all sixteen passed would the original rate be 16/20 = 80%. Separate twelve-case picture excludes unreadable files identified before scoring, not readable model failures. Actual exclusions and pass counts are not supplied. Disclose any necessary revision and retain original analysis rather than presenting new choices as old. Prespecification improves auditability but cannot repair poor sampling or invalid assumptions. The course performs a fictional paper audit, not a real preregistration or experiment.</w:t>
+      </w:r>
+    </w:p>
+    <w:p>
+      <w:pPr>
+        <w:pStyle w:val="ListBullet"/>
+      </w:pPr>
+      <w:r>
+        <w:t>A report omits this qualification: A prespecified plan can still be flawed; transparency prevents hidden changes, not invalid assumptions. Explain how omitting it could change a reader's interpretation, and write an accurate replacement.</w:t>
       </w:r>
     </w:p>
     <w:p>
@@ -373,7 +620,7 @@
         <w:pStyle w:val="Heading3"/>
       </w:pPr>
       <w:r>
-        <w:t>My explanation before partner discussion</w:t>
+        <w:t>My reasoning and evidence</w:t>
       </w:r>
     </w:p>
     <w:p>
@@ -397,16 +644,50 @@
       </w:r>
     </w:p>
     <w:p>
+      <w:r>
+        <w:t>________________________________________________________________</w:t>
+      </w:r>
+    </w:p>
+    <w:p>
+      <w:r>
+        <w:t>________________________________________________________________</w:t>
+      </w:r>
+    </w:p>
+    <w:p>
       <w:pPr>
         <w:pStyle w:val="Heading1"/>
       </w:pPr>
       <w:r>
-        <w:t>04. Independent transfer case</w:t>
-      </w:r>
-    </w:p>
-    <w:p>
-      <w:r>
-        <w:t>Write one first attempt at the reserved independent case before feedback. Repeated copies of that case refer to the same recorded attempt.</w:t>
+        <w:t>09. W5 · Explain the limitation</w:t>
+      </w:r>
+    </w:p>
+    <w:p>
+      <w:r>
+        <w:t>Keep this task’s inputs,rule and response together.</w:t>
+      </w:r>
+    </w:p>
+    <w:p>
+      <w:pPr>
+        <w:pStyle w:val="Heading2"/>
+      </w:pPr>
+      <w:r>
+        <w:t>Complete task and evidence</w:t>
+      </w:r>
+    </w:p>
+    <w:p>
+      <w:pPr>
+        <w:pStyle w:val="ListBullet"/>
+      </w:pPr>
+      <w:r>
+        <w:t>An analysis plan states outcomes, units, eligibility, exclusions, missing handling, baseline, comparisons and uncertainty methods before primary outcomes are inspected. Preserve version history and later deviations; a label alone does not prove chronology. Main plan includes twenty cases, with four failures later proposed for removal because of appearance. This is outcome-informed. Keep actual passes out of twenty; other sixteen outcomes are unknown. Only if all sixteen passed would the original rate be 16/20 = 80%. Separate twelve-case picture excludes unreadable files identified before scoring, not readable model failures. Actual exclusions and pass counts are not supplied. Disclose any necessary revision and retain original analysis rather than presenting new choices as old. Prespecification improves auditability but cannot repair poor sampling or invalid assumptions. The course performs a fictional paper audit, not a real preregistration or experiment.</w:t>
+      </w:r>
+    </w:p>
+    <w:p>
+      <w:pPr>
+        <w:pStyle w:val="ListBullet"/>
+      </w:pPr>
+      <w:r>
+        <w:t>For the worked scenario, propose one additional case that could reveal a failure, describe its expected outcome before running it, and explain what would need to remain fixed for a fair comparison. Do not reuse W4 as a new final test after receiving feedback.</w:t>
       </w:r>
     </w:p>
     <w:p>
@@ -414,30 +695,79 @@
         <w:pStyle w:val="Heading3"/>
       </w:pPr>
       <w:r>
+        <w:t>My reasoning and evidence</w:t>
+      </w:r>
+    </w:p>
+    <w:p>
+      <w:r>
+        <w:t>________________________________________________________________</w:t>
+      </w:r>
+    </w:p>
+    <w:p>
+      <w:r>
+        <w:t>________________________________________________________________</w:t>
+      </w:r>
+    </w:p>
+    <w:p>
+      <w:r>
+        <w:t>________________________________________________________________</w:t>
+      </w:r>
+    </w:p>
+    <w:p>
+      <w:r>
+        <w:t>________________________________________________________________</w:t>
+      </w:r>
+    </w:p>
+    <w:p>
+      <w:r>
+        <w:t>________________________________________________________________</w:t>
+      </w:r>
+    </w:p>
+    <w:p>
+      <w:r>
+        <w:t>________________________________________________________________</w:t>
+      </w:r>
+    </w:p>
+    <w:p>
+      <w:r>
+        <w:t>________________________________________________________________</w:t>
+      </w:r>
+    </w:p>
+    <w:p>
+      <w:pPr>
+        <w:pStyle w:val="Heading1"/>
+      </w:pPr>
+      <w:r>
+        <w:t>04. Try alone · Selected transfer</w:t>
+      </w:r>
+    </w:p>
+    <w:p>
+      <w:r>
+        <w:t>Keep this task’s inputs,rule and response together.</w:t>
+      </w:r>
+    </w:p>
+    <w:p>
+      <w:pPr>
+        <w:pStyle w:val="Heading2"/>
+      </w:pPr>
+      <w:r>
+        <w:t>Complete task and evidence</w:t>
+      </w:r>
+    </w:p>
+    <w:p>
+      <w:pPr>
+        <w:pStyle w:val="Heading3"/>
+      </w:pPr>
+      <w:r>
         <w:t>Independent case: Apply a new case independently</w:t>
       </w:r>
     </w:p>
     <w:p>
       <w:pPr>
-        <w:spacing w:line="336" w:lineRule="auto" w:after="180"/>
-      </w:pPr>
-      <w:r>
-        <w:rPr>
-          <w:b w:val="0"/>
-        </w:rPr>
-        <w:t xml:space="preserve">Plan excludes malformed </w:t>
-      </w:r>
-      <w:r>
-        <w:rPr>
-          <w:b/>
-        </w:rPr>
-        <w:t>input</w:t>
-      </w:r>
-      <w:r>
-        <w:rPr>
-          <w:b w:val="0"/>
-        </w:rPr>
-        <w:t>s by a rule fixed beforehand. Three of15 are malformed; 9 of12 eligible pass. Report.</w:t>
+        <w:pStyle w:val="ListBullet"/>
+      </w:pPr>
+      <w:r>
+        <w:t>Plan excludes malformed inputs by a rule fixed beforehand. Three of 15 are malformed; 9 of 12 eligible pass. Report.</w:t>
       </w:r>
     </w:p>
     <w:p>
@@ -485,12 +815,9 @@
     </w:p>
     <w:p>
       <w:pPr>
-        <w:spacing w:line="336" w:lineRule="auto" w:after="180"/>
-      </w:pPr>
-      <w:r>
-        <w:rPr>
-          <w:b w:val="0"/>
-        </w:rPr>
+        <w:pStyle w:val="ListBullet"/>
+      </w:pPr>
+      <w:r>
         <w:t>Attempt this case before feedback. Record any help. Earlier examples below are further practice; a case already practised with feedback cannot establish fresh transfer.</w:t>
       </w:r>
     </w:p>
@@ -499,59 +826,28 @@
         <w:pStyle w:val="Heading1"/>
       </w:pPr>
       <w:r>
-        <w:t>05. W1 Explain the mechanism</w:t>
-      </w:r>
-    </w:p>
-    <w:p>
-      <w:r>
-        <w:t>Explain the mechanism. Apply the supplied Predefining an analysis plan facts and keep your reasoning.</w:t>
-      </w:r>
-    </w:p>
-    <w:p>
-      <w:pPr>
-        <w:spacing w:line="336" w:lineRule="auto" w:after="180"/>
-      </w:pPr>
-      <w:r>
-        <w:rPr>
-          <w:b w:val="0"/>
-        </w:rPr>
-        <w:t xml:space="preserve">Explain the weekly </w:t>
-      </w:r>
-      <w:r>
-        <w:rPr>
-          <w:b/>
-        </w:rPr>
-        <w:t>mechanism</w:t>
-      </w:r>
-      <w:r>
-        <w:rPr>
-          <w:b w:val="0"/>
-        </w:rPr>
-        <w:t xml:space="preserve"> in your own words. Use the worked scenario to name its </w:t>
-      </w:r>
-      <w:r>
-        <w:rPr>
-          <w:b/>
-        </w:rPr>
-        <w:t>input</w:t>
-      </w:r>
-      <w:r>
-        <w:rPr>
-          <w:b w:val="0"/>
-        </w:rPr>
-        <w:t xml:space="preserve">, decision rule and </w:t>
-      </w:r>
-      <w:r>
-        <w:rPr>
-          <w:b/>
-        </w:rPr>
-        <w:t>output</w:t>
-      </w:r>
-      <w:r>
-        <w:rPr>
-          <w:b w:val="0"/>
-        </w:rPr>
-        <w:t>.</w:t>
+        <w:t>10. Project · Keep the research evidence</w:t>
+      </w:r>
+    </w:p>
+    <w:p>
+      <w:r>
+        <w:t>Preserve the question, protocol, observations, analysis and limits.</w:t>
+      </w:r>
+    </w:p>
+    <w:p>
+      <w:pPr>
+        <w:pStyle w:val="Heading2"/>
+      </w:pPr>
+      <w:r>
+        <w:t>Complete task and evidence</w:t>
+      </w:r>
+    </w:p>
+    <w:p>
+      <w:pPr>
+        <w:pStyle w:val="ListBullet"/>
+      </w:pPr>
+      <w:r>
+        <w:t>Add a labelled predefining an analysis plan evidence sheet to Reproducible AI Research Study. Show how you can explain the mechanism and terminology of predefining an analysis plan. Use the supplied fictional case and keep its inputs, intermediate steps, calculation or prediction, and limitation. Connect this record to last week’s record; a matching answer without a trace is insufficient.</w:t>
       </w:r>
     </w:p>
     <w:p>
@@ -559,7 +855,7 @@
         <w:pStyle w:val="Heading3"/>
       </w:pPr>
       <w:r>
-        <w:t>My reasoning and evidence</w:t>
+        <w:t>My project change, supporting evidence and remaining limit</w:t>
       </w:r>
     </w:p>
     <w:p>
@@ -597,459 +893,20 @@
         <w:pStyle w:val="Heading1"/>
       </w:pPr>
       <w:r>
-        <w:t>06. W2 Trace the worked case</w:t>
-      </w:r>
-    </w:p>
-    <w:p>
-      <w:r>
-        <w:t>Trace the worked case. Apply the supplied Predefining an analysis plan facts and keep your reasoning.</w:t>
-      </w:r>
-    </w:p>
-    <w:p>
-      <w:pPr>
-        <w:spacing w:line="336" w:lineRule="auto" w:after="180"/>
-      </w:pPr>
-      <w:r>
-        <w:rPr>
-          <w:b w:val="0"/>
-        </w:rPr>
-        <w:t>Plan includes all20 cases. After results, the team removes four failed cases because they make the graph look worse. Show the intermediate steps and give the conclusion with its scope.</w:t>
-      </w:r>
-    </w:p>
-    <w:p>
-      <w:pPr>
-        <w:pStyle w:val="Heading3"/>
-      </w:pPr>
-      <w:r>
-        <w:t>My reasoning and evidence</w:t>
-      </w:r>
-    </w:p>
-    <w:p>
-      <w:r>
-        <w:t>________________________________________________________________</w:t>
-      </w:r>
-    </w:p>
-    <w:p>
-      <w:r>
-        <w:t>________________________________________________________________</w:t>
-      </w:r>
-    </w:p>
-    <w:p>
-      <w:r>
-        <w:t>________________________________________________________________</w:t>
-      </w:r>
-    </w:p>
-    <w:p>
-      <w:r>
-        <w:t>________________________________________________________________</w:t>
-      </w:r>
-    </w:p>
-    <w:p>
-      <w:r>
-        <w:t>________________________________________________________________</w:t>
-      </w:r>
-    </w:p>
-    <w:p>
-      <w:r>
-        <w:t>________________________________________________________________</w:t>
-      </w:r>
-    </w:p>
-    <w:p>
-      <w:r>
-        <w:t>________________________________________________________________</w:t>
-      </w:r>
-    </w:p>
-    <w:p>
-      <w:pPr>
-        <w:pStyle w:val="Heading1"/>
-      </w:pPr>
-      <w:r>
-        <w:t>07. W3 Audit the limit</w:t>
-      </w:r>
-    </w:p>
-    <w:p>
-      <w:r>
-        <w:t>Audit the limit. Apply the supplied Predefining an analysis plan facts and keep your reasoning.</w:t>
-      </w:r>
-    </w:p>
-    <w:p>
-      <w:pPr>
-        <w:spacing w:line="336" w:lineRule="auto" w:after="180"/>
-      </w:pPr>
-      <w:r>
-        <w:rPr>
-          <w:b w:val="0"/>
-        </w:rPr>
-        <w:t>A report omits this qualification: A prespecified plan can still be flawed; transparency prevents hidden changes, not invalid assumptions.</w:t>
-      </w:r>
-    </w:p>
-    <w:p>
-      <w:pPr>
-        <w:spacing w:line="336" w:lineRule="auto" w:after="180"/>
-      </w:pPr>
-      <w:r>
-        <w:rPr>
-          <w:b w:val="0"/>
-        </w:rPr>
-        <w:t>Explain how omitting it could change a reader's interpretation, and write an accurate replacement.</w:t>
-      </w:r>
-    </w:p>
-    <w:p>
-      <w:pPr>
-        <w:pStyle w:val="Heading3"/>
-      </w:pPr>
-      <w:r>
-        <w:t>My reasoning and evidence</w:t>
-      </w:r>
-    </w:p>
-    <w:p>
-      <w:r>
-        <w:t>________________________________________________________________</w:t>
-      </w:r>
-    </w:p>
-    <w:p>
-      <w:r>
-        <w:t>________________________________________________________________</w:t>
-      </w:r>
-    </w:p>
-    <w:p>
-      <w:r>
-        <w:t>________________________________________________________________</w:t>
-      </w:r>
-    </w:p>
-    <w:p>
-      <w:r>
-        <w:t>________________________________________________________________</w:t>
-      </w:r>
-    </w:p>
-    <w:p>
-      <w:r>
-        <w:t>________________________________________________________________</w:t>
-      </w:r>
-    </w:p>
-    <w:p>
-      <w:r>
-        <w:t>________________________________________________________________</w:t>
-      </w:r>
-    </w:p>
-    <w:p>
-      <w:pPr>
-        <w:pStyle w:val="Heading1"/>
-      </w:pPr>
-      <w:r>
-        <w:t>08. W4 Apply a new case independently</w:t>
-      </w:r>
-    </w:p>
-    <w:p>
-      <w:r>
-        <w:t>Attempt before feedback. If this repeats the selected independent case, reuse that first attempt; otherwise keep a separate record. Apply a new case independently. Apply the supplied Predefining an analysis plan facts and keep your reasoning.</w:t>
-      </w:r>
-    </w:p>
-    <w:p>
-      <w:pPr>
-        <w:spacing w:line="336" w:lineRule="auto" w:after="180"/>
-      </w:pPr>
-      <w:r>
-        <w:rPr>
-          <w:b w:val="0"/>
-        </w:rPr>
-        <w:t xml:space="preserve">Plan excludes malformed </w:t>
-      </w:r>
-      <w:r>
-        <w:rPr>
-          <w:b/>
-        </w:rPr>
-        <w:t>input</w:t>
-      </w:r>
-      <w:r>
-        <w:rPr>
-          <w:b w:val="0"/>
-        </w:rPr>
-        <w:t>s by a rule fixed beforehand. Three of15 are malformed; 9 of12 eligible pass. Report.</w:t>
-      </w:r>
-    </w:p>
-    <w:p>
-      <w:pPr>
-        <w:pStyle w:val="Heading3"/>
-      </w:pPr>
-      <w:r>
-        <w:t>My reasoning and evidence</w:t>
-      </w:r>
-    </w:p>
-    <w:p>
-      <w:r>
-        <w:t>________________________________________________________________</w:t>
-      </w:r>
-    </w:p>
-    <w:p>
-      <w:r>
-        <w:t>________________________________________________________________</w:t>
-      </w:r>
-    </w:p>
-    <w:p>
-      <w:r>
-        <w:t>________________________________________________________________</w:t>
-      </w:r>
-    </w:p>
-    <w:p>
-      <w:r>
-        <w:t>________________________________________________________________</w:t>
-      </w:r>
-    </w:p>
-    <w:p>
-      <w:r>
-        <w:t>________________________________________________________________</w:t>
-      </w:r>
-    </w:p>
-    <w:p>
-      <w:r>
-        <w:t>________________________________________________________________</w:t>
-      </w:r>
-    </w:p>
-    <w:p>
-      <w:r>
-        <w:t>________________________________________________________________</w:t>
-      </w:r>
-    </w:p>
-    <w:p>
-      <w:r>
-        <w:t>________________________________________________________________</w:t>
-      </w:r>
-    </w:p>
-    <w:p>
-      <w:pPr>
-        <w:pStyle w:val="Heading1"/>
-      </w:pPr>
-      <w:r>
-        <w:t>09. W5 Design a revealing follow-up</w:t>
-      </w:r>
-    </w:p>
-    <w:p>
-      <w:r>
-        <w:t>Design a revealing follow-up. Apply the supplied Predefining an analysis plan facts and keep your reasoning.</w:t>
-      </w:r>
-    </w:p>
-    <w:p>
-      <w:pPr>
-        <w:spacing w:line="336" w:lineRule="auto" w:after="180"/>
-      </w:pPr>
-      <w:r>
-        <w:rPr>
-          <w:b w:val="0"/>
-        </w:rPr>
-        <w:t>For the worked scenario, propose one additional case that could reveal a failure, describe its expected outcome before running it, and explain what would need to remain fixed for a fair comparison.</w:t>
-      </w:r>
-    </w:p>
-    <w:p>
-      <w:pPr>
-        <w:spacing w:line="336" w:lineRule="auto" w:after="180"/>
-      </w:pPr>
-      <w:r>
-        <w:rPr>
-          <w:b w:val="0"/>
-        </w:rPr>
-        <w:t>Do not reuse W4 as a new final test after receiving feedback.</w:t>
-      </w:r>
-    </w:p>
-    <w:p>
-      <w:pPr>
-        <w:pStyle w:val="Heading3"/>
-      </w:pPr>
-      <w:r>
-        <w:t>My reasoning and evidence</w:t>
-      </w:r>
-    </w:p>
-    <w:p>
-      <w:r>
-        <w:t>________________________________________________________________</w:t>
-      </w:r>
-    </w:p>
-    <w:p>
-      <w:r>
-        <w:t>________________________________________________________________</w:t>
-      </w:r>
-    </w:p>
-    <w:p>
-      <w:r>
-        <w:t>________________________________________________________________</w:t>
-      </w:r>
-    </w:p>
-    <w:p>
-      <w:r>
-        <w:t>________________________________________________________________</w:t>
-      </w:r>
-    </w:p>
-    <w:p>
-      <w:r>
-        <w:t>________________________________________________________________</w:t>
-      </w:r>
-    </w:p>
-    <w:p>
-      <w:r>
-        <w:t>________________________________________________________________</w:t>
-      </w:r>
-    </w:p>
-    <w:p>
-      <w:r>
-        <w:t>________________________________________________________________</w:t>
-      </w:r>
-    </w:p>
-    <w:p>
-      <w:pPr>
-        <w:pStyle w:val="Heading1"/>
-      </w:pPr>
-      <w:r>
-        <w:t>10. Project checkpoint and reflection</w:t>
-      </w:r>
-    </w:p>
-    <w:p>
-      <w:r>
-        <w:t>Connect Predefining an analysis plan to Reproducible AI Research Study, identify a limit and choose the next useful test.</w:t>
-      </w:r>
-    </w:p>
-    <w:p>
-      <w:pPr>
-        <w:spacing w:line="336" w:lineRule="auto" w:after="180"/>
-      </w:pPr>
-      <w:r>
-        <w:rPr>
-          <w:b w:val="0"/>
-        </w:rPr>
-        <w:t xml:space="preserve">Add a labelled predefining an </w:t>
-      </w:r>
-      <w:r>
-        <w:rPr>
-          <w:b/>
-        </w:rPr>
-        <w:t>analysis plan</w:t>
-      </w:r>
-      <w:r>
-        <w:rPr>
-          <w:b w:val="0"/>
-        </w:rPr>
-        <w:t xml:space="preserve"> </w:t>
-      </w:r>
-      <w:r>
-        <w:rPr>
-          <w:b/>
-        </w:rPr>
-        <w:t>evidence</w:t>
-      </w:r>
-      <w:r>
-        <w:rPr>
-          <w:b w:val="0"/>
-        </w:rPr>
-        <w:t xml:space="preserve"> sheet to Reproducible AI Research Study. Show how you can explain the </w:t>
-      </w:r>
-      <w:r>
-        <w:rPr>
-          <w:b/>
-        </w:rPr>
-        <w:t>mechanism</w:t>
-      </w:r>
-      <w:r>
-        <w:rPr>
-          <w:b w:val="0"/>
-        </w:rPr>
-        <w:t xml:space="preserve"> and terminology of predefining an </w:t>
-      </w:r>
-      <w:r>
-        <w:rPr>
-          <w:b/>
-        </w:rPr>
-        <w:t>analysis plan</w:t>
-      </w:r>
-      <w:r>
-        <w:rPr>
-          <w:b w:val="0"/>
-        </w:rPr>
-        <w:t>.</w:t>
-      </w:r>
-    </w:p>
-    <w:p>
-      <w:pPr>
-        <w:spacing w:line="336" w:lineRule="auto" w:after="180"/>
-      </w:pPr>
-      <w:r>
-        <w:rPr>
-          <w:b w:val="0"/>
-        </w:rPr>
-        <w:t xml:space="preserve">Use the supplied fictional case and keep its </w:t>
-      </w:r>
-      <w:r>
-        <w:rPr>
-          <w:b/>
-        </w:rPr>
-        <w:t>input</w:t>
-      </w:r>
-      <w:r>
-        <w:rPr>
-          <w:b w:val="0"/>
-        </w:rPr>
-        <w:t xml:space="preserve">s, intermediate steps, calculation or </w:t>
-      </w:r>
-      <w:r>
-        <w:rPr>
-          <w:b/>
-        </w:rPr>
-        <w:t>prediction</w:t>
-      </w:r>
-      <w:r>
-        <w:rPr>
-          <w:b w:val="0"/>
-        </w:rPr>
-        <w:t>, and limitation. Connect this record to last week’s record; a matching answer without a trace is insufficient.</w:t>
-      </w:r>
-    </w:p>
-    <w:p>
-      <w:pPr>
-        <w:pStyle w:val="Heading3"/>
-      </w:pPr>
-      <w:r>
-        <w:t>My project change, supporting evidence and remaining limit</w:t>
-      </w:r>
-    </w:p>
-    <w:p>
-      <w:r>
-        <w:t>________________________________________________________________</w:t>
-      </w:r>
-    </w:p>
-    <w:p>
-      <w:r>
-        <w:t>________________________________________________________________</w:t>
-      </w:r>
-    </w:p>
-    <w:p>
-      <w:r>
-        <w:t>________________________________________________________________</w:t>
-      </w:r>
-    </w:p>
-    <w:p>
-      <w:r>
-        <w:t>________________________________________________________________</w:t>
-      </w:r>
-    </w:p>
-    <w:p>
-      <w:r>
-        <w:t>________________________________________________________________</w:t>
-      </w:r>
-    </w:p>
-    <w:p>
-      <w:r>
-        <w:t>________________________________________________________________</w:t>
-      </w:r>
-    </w:p>
-    <w:p>
-      <w:pPr>
-        <w:pStyle w:val="Heading1"/>
-      </w:pPr>
-      <w:r>
-        <w:t>11. Feedback, return check and learning record</w:t>
-      </w:r>
-    </w:p>
-    <w:p>
-      <w:r>
-        <w:t>Record the first repaired step and a different case to revisit after a delay.</w:t>
+        <w:t>11. Feedback · Repair and return</w:t>
+      </w:r>
+    </w:p>
+    <w:p>
+      <w:r>
+        <w:t>Keep this task’s inputs,rule and response together.</w:t>
+      </w:r>
+    </w:p>
+    <w:p>
+      <w:pPr>
+        <w:pStyle w:val="Heading2"/>
+      </w:pPr>
+      <w:r>
+        <w:t>Complete task and evidence</w:t>
       </w:r>
     </w:p>
     <w:tbl>
@@ -1190,12 +1047,9 @@
     </w:tbl>
     <w:p>
       <w:pPr>
-        <w:spacing w:line="336" w:lineRule="auto" w:after="180"/>
-      </w:pPr>
-      <w:r>
-        <w:rPr>
-          <w:b w:val="0"/>
-        </w:rPr>
+        <w:pStyle w:val="ListBullet"/>
+      </w:pPr>
+      <w:r>
         <w:t>Revisit this idea with your teacher after a delay. Familiarity is different from explaining and using it on a changed case.</w:t>
       </w:r>
     </w:p>
@@ -1204,33 +1058,357 @@
         <w:pStyle w:val="Heading1"/>
       </w:pPr>
       <w:r>
-        <w:t>12. Pictorial case practice: Predefining an analysis plan</w:t>
-      </w:r>
-    </w:p>
-    <w:p>
-      <w:r>
-        <w:t>Freeze decisions before the result. A team records its outcome, exclusions and analysis before evaluating a reserved set. Explain the labelled step before checking the changed condition.</w:t>
-      </w:r>
-    </w:p>
-    <w:p>
-      <w:pPr>
-        <w:spacing w:line="336" w:lineRule="auto" w:after="180"/>
-      </w:pPr>
-      <w:r>
-        <w:rPr>
-          <w:b w:val="0"/>
-        </w:rPr>
+        <w:t>Reference bank and extra practice</w:t>
+      </w:r>
+    </w:p>
+    <w:p>
+      <w:pPr>
+        <w:pStyle w:val="Heading1"/>
+      </w:pPr>
+      <w:r>
+        <w:t>02. Reference · Supported W2 record</w:t>
+      </w:r>
+    </w:p>
+    <w:p>
+      <w:r>
+        <w:t>Keep this task’s inputs,rule and response together.</w:t>
+      </w:r>
+    </w:p>
+    <w:p>
+      <w:pPr>
+        <w:pStyle w:val="Heading2"/>
+      </w:pPr>
+      <w:r>
+        <w:t>Complete task and evidence</w:t>
+      </w:r>
+    </w:p>
+    <w:p>
+      <w:pPr>
+        <w:pStyle w:val="ListBullet"/>
+      </w:pPr>
+      <w:r>
+        <w:t>Use W2: Trace the worked case for Predefining an analysis plan. Record the answer once; the lesson and workbook refer to the same attempt.</w:t>
+      </w:r>
+    </w:p>
+    <w:tbl>
+      <w:tblPr>
+        <w:tblStyle w:val="LightShading-Accent1"/>
+        <w:tblW w:type="auto" w:w="0"/>
+        <w:tblLook w:firstColumn="1" w:firstRow="1" w:lastColumn="0" w:lastRow="0" w:noHBand="0" w:noVBand="1" w:val="04A0"/>
+      </w:tblPr>
+      <w:tblGrid>
+        <w:gridCol w:w="2556"/>
+        <w:gridCol w:w="2556"/>
+        <w:gridCol w:w="2556"/>
+        <w:gridCol w:w="2556"/>
+      </w:tblGrid>
+      <w:tr>
+        <w:trPr>
+          <w:tblHeader/>
+        </w:trPr>
+        <w:tc>
+          <w:tcPr>
+            <w:tcW w:type="dxa" w:w="2556"/>
+          </w:tcPr>
+          <w:p>
+            <w:r>
+              <w:t>Given inputs</w:t>
+            </w:r>
+          </w:p>
+        </w:tc>
+        <w:tc>
+          <w:tcPr>
+            <w:tcW w:type="dxa" w:w="2556"/>
+          </w:tcPr>
+          <w:p>
+            <w:r>
+              <w:t>Procedure I chose</w:t>
+            </w:r>
+          </w:p>
+        </w:tc>
+        <w:tc>
+          <w:tcPr>
+            <w:tcW w:type="dxa" w:w="2556"/>
+          </w:tcPr>
+          <w:p>
+            <w:r>
+              <w:t>Middle steps</w:t>
+            </w:r>
+          </w:p>
+        </w:tc>
+        <w:tc>
+          <w:tcPr>
+            <w:tcW w:type="dxa" w:w="2556"/>
+          </w:tcPr>
+          <w:p>
+            <w:r>
+              <w:t>Result and check</w:t>
+            </w:r>
+          </w:p>
+        </w:tc>
+      </w:tr>
+      <w:tr>
+        <w:tc>
+          <w:tcPr>
+            <w:tcW w:type="dxa" w:w="2556"/>
+          </w:tcPr>
+          <w:p>
+            <w:r/>
+          </w:p>
+        </w:tc>
+        <w:tc>
+          <w:tcPr>
+            <w:tcW w:type="dxa" w:w="2556"/>
+          </w:tcPr>
+          <w:p>
+            <w:r/>
+          </w:p>
+        </w:tc>
+        <w:tc>
+          <w:tcPr>
+            <w:tcW w:type="dxa" w:w="2556"/>
+          </w:tcPr>
+          <w:p>
+            <w:r/>
+          </w:p>
+        </w:tc>
+        <w:tc>
+          <w:tcPr>
+            <w:tcW w:type="dxa" w:w="2556"/>
+          </w:tcPr>
+          <w:p>
+            <w:r/>
+          </w:p>
+        </w:tc>
+      </w:tr>
+    </w:tbl>
+    <w:p>
+      <w:pPr>
+        <w:pStyle w:val="Heading3"/>
+      </w:pPr>
+      <w:r>
+        <w:t>The step I completed without help, and the hint I needed</w:t>
+      </w:r>
+    </w:p>
+    <w:p>
+      <w:r>
+        <w:t>________________________________________________________________</w:t>
+      </w:r>
+    </w:p>
+    <w:p>
+      <w:r>
+        <w:t>________________________________________________________________</w:t>
+      </w:r>
+    </w:p>
+    <w:p>
+      <w:r>
+        <w:t>________________________________________________________________</w:t>
+      </w:r>
+    </w:p>
+    <w:p>
+      <w:pPr>
+        <w:pStyle w:val="Heading1"/>
+      </w:pPr>
+      <w:r>
+        <w:t>03. Extra practice · Individual reasoning check</w:t>
+      </w:r>
+    </w:p>
+    <w:p>
+      <w:r>
+        <w:t>Keep this task’s inputs,rule and response together.</w:t>
+      </w:r>
+    </w:p>
+    <w:p>
+      <w:pPr>
+        <w:pStyle w:val="Heading2"/>
+      </w:pPr>
+      <w:r>
+        <w:t>Complete task and evidence</w:t>
+      </w:r>
+    </w:p>
+    <w:p>
+      <w:pPr>
+        <w:pStyle w:val="ListBullet"/>
+      </w:pPr>
+      <w:r>
+        <w:t>Use the worked case for Predefining an analysis plan. Proposed explanation: “The worked result establishes every future case”. Decide whether this explanation is supported. Point to the step or supplied fact that decides; explain your repair if needed.</w:t>
+      </w:r>
+    </w:p>
+    <w:p>
+      <w:pPr>
+        <w:pStyle w:val="Heading3"/>
+      </w:pPr>
+      <w:r>
+        <w:t>My explanation before partner discussion</w:t>
+      </w:r>
+    </w:p>
+    <w:p>
+      <w:r>
+        <w:t>________________________________________________________________</w:t>
+      </w:r>
+    </w:p>
+    <w:p>
+      <w:r>
+        <w:t>________________________________________________________________</w:t>
+      </w:r>
+    </w:p>
+    <w:p>
+      <w:r>
+        <w:t>________________________________________________________________</w:t>
+      </w:r>
+    </w:p>
+    <w:p>
+      <w:r>
+        <w:t>________________________________________________________________</w:t>
+      </w:r>
+    </w:p>
+    <w:p>
+      <w:pPr>
+        <w:pStyle w:val="Heading1"/>
+      </w:pPr>
+      <w:r>
+        <w:t>08. Reference · Earlier W4 response copy</w:t>
+      </w:r>
+    </w:p>
+    <w:p>
+      <w:r>
+        <w:t>Keep this task’s inputs,rule and response together.</w:t>
+      </w:r>
+    </w:p>
+    <w:p>
+      <w:pPr>
+        <w:pStyle w:val="Heading2"/>
+      </w:pPr>
+      <w:r>
+        <w:t>Complete task and evidence</w:t>
+      </w:r>
+    </w:p>
+    <w:p>
+      <w:pPr>
+        <w:pStyle w:val="ListBullet"/>
+      </w:pPr>
+      <w:r>
+        <w:t>Plan excludes malformed inputs by a rule fixed beforehand. Three of 15 are malformed; 9 of 12 eligible pass. Report.</w:t>
+      </w:r>
+    </w:p>
+    <w:p>
+      <w:pPr>
+        <w:pStyle w:val="Heading3"/>
+      </w:pPr>
+      <w:r>
+        <w:t>My reasoning and evidence</w:t>
+      </w:r>
+    </w:p>
+    <w:p>
+      <w:r>
+        <w:t>________________________________________________________________</w:t>
+      </w:r>
+    </w:p>
+    <w:p>
+      <w:r>
+        <w:t>________________________________________________________________</w:t>
+      </w:r>
+    </w:p>
+    <w:p>
+      <w:r>
+        <w:t>________________________________________________________________</w:t>
+      </w:r>
+    </w:p>
+    <w:p>
+      <w:r>
+        <w:t>________________________________________________________________</w:t>
+      </w:r>
+    </w:p>
+    <w:p>
+      <w:r>
+        <w:t>________________________________________________________________</w:t>
+      </w:r>
+    </w:p>
+    <w:p>
+      <w:r>
+        <w:t>________________________________________________________________</w:t>
+      </w:r>
+    </w:p>
+    <w:p>
+      <w:r>
+        <w:t>________________________________________________________________</w:t>
+      </w:r>
+    </w:p>
+    <w:p>
+      <w:r>
+        <w:t>________________________________________________________________</w:t>
+      </w:r>
+    </w:p>
+    <w:p>
+      <w:pPr>
+        <w:pStyle w:val="Heading1"/>
+      </w:pPr>
+      <w:r>
+        <w:t>12. Extra practice · Pictured case</w:t>
+      </w:r>
+    </w:p>
+    <w:p>
+      <w:r>
+        <w:t>Keep this task’s inputs,rule and response together.</w:t>
+      </w:r>
+    </w:p>
+    <w:p>
+      <w:pPr>
+        <w:pStyle w:val="Heading2"/>
+      </w:pPr>
+      <w:r>
+        <w:t>Complete task and evidence</w:t>
+      </w:r>
+    </w:p>
+    <w:p>
+      <w:r>
+        <w:drawing>
+          <wp:inline xmlns:a="http://schemas.openxmlformats.org/drawingml/2006/main" xmlns:pic="http://schemas.openxmlformats.org/drawingml/2006/picture">
+            <wp:extent cx="5486400" cy="3029913"/>
+            <wp:docPr id="1" name="Picture 1" descr="Original plan includes twenty cases before results. After results, four failures are proposed for removal because the graph looks worse. Honest reporting retains the twenty-case denominator and discloses revisions separately. The other sixteen outcomes are unknown; do not assume they all passed."/>
+            <wp:cNvGraphicFramePr>
+              <a:graphicFrameLocks noChangeAspect="1"/>
+            </wp:cNvGraphicFramePr>
+            <a:graphic>
+              <a:graphicData uri="http://schemas.openxmlformats.org/drawingml/2006/picture">
+                <pic:pic>
+                  <pic:nvPicPr>
+                    <pic:cNvPr id="0" name="ai-7-21-plan-timeline.png"/>
+                    <pic:cNvPicPr/>
+                  </pic:nvPicPr>
+                  <pic:blipFill>
+                    <a:blip r:embed="rId9"/>
+                    <a:stretch>
+                      <a:fillRect/>
+                    </a:stretch>
+                  </pic:blipFill>
+                  <pic:spPr>
+                    <a:xfrm>
+                      <a:off x="0" y="0"/>
+                      <a:ext cx="5486400" cy="3029913"/>
+                    </a:xfrm>
+                    <a:prstGeom prst="rect"/>
+                  </pic:spPr>
+                </pic:pic>
+              </a:graphicData>
+            </a:graphic>
+          </wp:inline>
+        </w:drawing>
+      </w:r>
+    </w:p>
+    <w:p>
+      <w:pPr>
+        <w:pStyle w:val="ListBullet"/>
+      </w:pPr>
+      <w:r>
         <w:t>Freeze decisions before the result. A team records its outcome, exclusions and analysis before evaluating a reserved set.</w:t>
       </w:r>
     </w:p>
     <w:p>
       <w:pPr>
-        <w:spacing w:line="336" w:lineRule="auto" w:after="180"/>
-      </w:pPr>
-      <w:r>
-        <w:rPr>
-          <w:b w:val="0"/>
-        </w:rPr>
+        <w:pStyle w:val="ListBullet"/>
+      </w:pPr>
+      <w:r>
         <w:t>Plan: compare correct counts on 12 cases; exclude only unreadable files identified before scoring; report all version results.</w:t>
       </w:r>
     </w:p>
@@ -1239,7 +1417,7 @@
         <w:drawing>
           <wp:inline xmlns:a="http://schemas.openxmlformats.org/drawingml/2006/main" xmlns:pic="http://schemas.openxmlformats.org/drawingml/2006/picture">
             <wp:extent cx="5486400" cy="5225143"/>
-            <wp:docPr id="1" name="Picture 1" descr="Predefining an analysis plan. Write the rule first: Record the outcome and justified unreadable-file exclusion.. Protect the reserved set: Do not choose exclusions from which cases each model fails.. Report deviations: If the plan changes, mark the change and give its reason."/>
+            <wp:docPr id="2" name="Picture 2" descr="Predefining an analysis plan. Write the rule first: Record the outcome and justified unreadable-file exclusion.. Protect the reserved set: Do not choose exclusions from which cases each model fails.. Report deviations: If the plan changes, mark the change and give its reason."/>
             <wp:cNvGraphicFramePr>
               <a:graphicFrameLocks noChangeAspect="1"/>
             </wp:cNvGraphicFramePr>
@@ -1251,7 +1429,7 @@
                     <pic:cNvPicPr/>
                   </pic:nvPicPr>
                   <pic:blipFill>
-                    <a:blip r:embed="rId9"/>
+                    <a:blip r:embed="rId10"/>
                     <a:stretch>
                       <a:fillRect/>
                     </a:stretch>
@@ -1272,26 +1450,10 @@
     </w:p>
     <w:p>
       <w:pPr>
-        <w:spacing w:line="336" w:lineRule="auto" w:after="180"/>
-        <w:shd w:fill="F5F1FB"/>
-      </w:pPr>
-      <w:r>
-        <w:rPr>
-          <w:b w:val="0"/>
-        </w:rPr>
-        <w:t xml:space="preserve">Apply the recorded </w:t>
-      </w:r>
-      <w:r>
-        <w:rPr>
-          <w:b/>
-        </w:rPr>
-        <w:t>exclusion rule</w:t>
-      </w:r>
-      <w:r>
-        <w:rPr>
-          <w:b w:val="0"/>
-        </w:rPr>
-        <w:t>. Can two readable model failures be removed, and how must a necessary later plan change be disclosed?</w:t>
+        <w:pStyle w:val="ListBullet"/>
+      </w:pPr>
+      <w:r>
+        <w:t>Apply the recorded exclusion rule. Can two readable model failures be removed, and how must a necessary later plan change be disclosed?</w:t>
       </w:r>
     </w:p>
     <w:p>
@@ -1334,56 +1496,18 @@
     </w:p>
     <w:p>
       <w:pPr>
-        <w:pStyle w:val="Heading3"/>
-      </w:pPr>
-      <w:r>
-        <w:t>Record the help used</w:t>
-      </w:r>
-    </w:p>
-    <w:p>
-      <w:pPr>
-        <w:spacing w:line="336" w:lineRule="auto" w:after="180"/>
-        <w:shd w:fill="F1F6F8"/>
-      </w:pPr>
-      <w:r>
-        <w:rPr>
-          <w:b w:val="0"/>
-        </w:rPr>
-        <w:t xml:space="preserve">Support used: alone / hint / worked example. This record is practice </w:t>
-      </w:r>
-      <w:r>
-        <w:rPr>
-          <w:b/>
-        </w:rPr>
-        <w:t>evidence</w:t>
-      </w:r>
-      <w:r>
-        <w:rPr>
-          <w:b w:val="0"/>
-        </w:rPr>
-        <w:t>.</w:t>
-      </w:r>
-    </w:p>
-    <w:p>
-      <w:pPr>
-        <w:spacing w:line="336" w:lineRule="auto" w:after="180"/>
-      </w:pPr>
-      <w:r>
-        <w:rPr>
-          <w:b w:val="0"/>
-        </w:rPr>
-        <w:t>Project connection: For the Reproducible AI Research Study, retain an annotated worked trace and the changed-case reasoning.</w:t>
-      </w:r>
-    </w:p>
-    <w:p>
-      <w:pPr>
-        <w:spacing w:line="336" w:lineRule="auto" w:after="180"/>
-      </w:pPr>
-      <w:r>
-        <w:rPr>
-          <w:b w:val="0"/>
-        </w:rPr>
-        <w:t>Connect the claim to its records, units and assumptions so another investigator can challenge or reproduce it.</w:t>
+        <w:pStyle w:val="ListBullet"/>
+      </w:pPr>
+      <w:r>
+        <w:t>Support used: alone / hint / worked example. This record is practice evidence.</w:t>
+      </w:r>
+    </w:p>
+    <w:p>
+      <w:pPr>
+        <w:pStyle w:val="ListBullet"/>
+      </w:pPr>
+      <w:r>
+        <w:t>Project connection: For the Reproducible AI Research Study, retain an annotated worked trace and the changed-case reasoning. Connect the claim to its records, units and assumptions so another investigator can challenge or reproduce it.</w:t>
       </w:r>
     </w:p>
     <w:p>
@@ -1391,44 +1515,43 @@
         <w:pStyle w:val="Heading1"/>
       </w:pPr>
       <w:r>
-        <w:t>13. Project portfolio milestone</w:t>
-      </w:r>
-    </w:p>
-    <w:p>
-      <w:r>
-        <w:t>Keep this week’s input, deciding step, result and limit together in the Reproducible AI Research Study record.</w:t>
-      </w:r>
-    </w:p>
-    <w:p>
-      <w:pPr>
-        <w:spacing w:line="336" w:lineRule="auto" w:after="180"/>
-      </w:pPr>
-      <w:r>
-        <w:rPr>
-          <w:b w:val="0"/>
-        </w:rPr>
+        <w:t>13. Reference · Project milestone</w:t>
+      </w:r>
+    </w:p>
+    <w:p>
+      <w:r>
+        <w:t>Keep this task’s inputs,rule and response together.</w:t>
+      </w:r>
+    </w:p>
+    <w:p>
+      <w:pPr>
+        <w:pStyle w:val="Heading2"/>
+      </w:pPr>
+      <w:r>
+        <w:t>Complete task and evidence</w:t>
+      </w:r>
+    </w:p>
+    <w:p>
+      <w:pPr>
+        <w:pStyle w:val="ListBullet"/>
+      </w:pPr>
+      <w:r>
         <w:t>Project: Reproducible AI Research Study</w:t>
       </w:r>
     </w:p>
     <w:p>
       <w:pPr>
-        <w:spacing w:line="336" w:lineRule="auto" w:after="180"/>
-      </w:pPr>
-      <w:r>
-        <w:rPr>
-          <w:b w:val="0"/>
-        </w:rPr>
+        <w:pStyle w:val="ListBullet"/>
+      </w:pPr>
+      <w:r>
         <w:t>Current milestone: Evaluate and revise. Compare with your starting method, explain errors and record a justified revision.</w:t>
       </w:r>
     </w:p>
     <w:p>
       <w:pPr>
-        <w:spacing w:line="336" w:lineRule="auto" w:after="180"/>
-      </w:pPr>
-      <w:r>
-        <w:rPr>
-          <w:b w:val="0"/>
-        </w:rPr>
+        <w:pStyle w:val="ListBullet"/>
+      </w:pPr>
+      <w:r>
         <w:t>For the Reproducible AI Research Study, retain an annotated worked trace and the changed-case reasoning. Connect the claim to its records, units and assumptions so another investigator can challenge or reproduce it.</w:t>
       </w:r>
     </w:p>
@@ -1586,12 +1709,456 @@
         <w:pStyle w:val="Heading1"/>
       </w:pPr>
       <w:r>
-        <w:t>14. Supported practice and learning evidence</w:t>
-      </w:r>
-    </w:p>
-    <w:p>
-      <w:r>
-        <w:t>Try the supported questions before comparing with hints and feedback. Record what you repaired and the evidence you retained.</w:t>
+        <w:t>14. Extra practice · Predict,check and repair</w:t>
+      </w:r>
+    </w:p>
+    <w:p>
+      <w:r>
+        <w:t>Keep supported feedback separate from the independent case.</w:t>
+      </w:r>
+    </w:p>
+    <w:p>
+      <w:pPr>
+        <w:pStyle w:val="Heading2"/>
+      </w:pPr>
+      <w:r>
+        <w:t>First supported question and optional hint</w:t>
+      </w:r>
+    </w:p>
+    <w:p>
+      <w:pPr>
+        <w:pStyle w:val="ListBullet"/>
+      </w:pPr>
+      <w:r>
+        <w:t>Freeze decisions before the result. A team records its outcome, exclusions and analysis before evaluating a reserved set.</w:t>
+      </w:r>
+    </w:p>
+    <w:p>
+      <w:pPr>
+        <w:pStyle w:val="Heading3"/>
+      </w:pPr>
+      <w:r>
+        <w:t>Practice 1: explain the deciding evidence</w:t>
+      </w:r>
+    </w:p>
+    <w:p>
+      <w:pPr>
+        <w:pStyle w:val="ListBullet"/>
+      </w:pPr>
+      <w:r>
+        <w:t>Which labelled step matches this detail? If the plan changes, mark the change and give its reason.</w:t>
+      </w:r>
+    </w:p>
+    <w:p>
+      <w:pPr>
+        <w:pStyle w:val="ListBullet"/>
+      </w:pPr>
+      <w:r>
+        <w:t>1. Protect the reserved set</w:t>
+      </w:r>
+    </w:p>
+    <w:p>
+      <w:pPr>
+        <w:pStyle w:val="ListBullet"/>
+      </w:pPr>
+      <w:r>
+        <w:t>2. Write the rule first</w:t>
+      </w:r>
+    </w:p>
+    <w:p>
+      <w:pPr>
+        <w:pStyle w:val="ListBullet"/>
+      </w:pPr>
+      <w:r>
+        <w:t>3. Report deviations</w:t>
+      </w:r>
+    </w:p>
+    <w:p>
+      <w:pPr>
+        <w:pStyle w:val="Heading3"/>
+      </w:pPr>
+      <w:r>
+        <w:t>My selected conclusion, deciding fact and explanation</w:t>
+      </w:r>
+    </w:p>
+    <w:p>
+      <w:r>
+        <w:t>________________________________________________________________</w:t>
+      </w:r>
+    </w:p>
+    <w:p>
+      <w:r>
+        <w:t>________________________________________________________________</w:t>
+      </w:r>
+    </w:p>
+    <w:p>
+      <w:r>
+        <w:t>________________________________________________________________</w:t>
+      </w:r>
+    </w:p>
+    <w:p>
+      <w:r>
+        <w:t>________________________________________________________________</w:t>
+      </w:r>
+    </w:p>
+    <w:p>
+      <w:r>
+        <w:t>________________________________________________________________</w:t>
+      </w:r>
+    </w:p>
+    <w:p>
+      <w:pPr>
+        <w:pStyle w:val="ListBullet"/>
+      </w:pPr>
+      <w:r>
+        <w:t>Hint if needed: Read the steps in the pictorial case. Match the supplied detail to the stage that performs or records it.</w:t>
+      </w:r>
+    </w:p>
+    <w:p>
+      <w:pPr>
+        <w:pStyle w:val="Heading2"/>
+      </w:pPr>
+      <w:r>
+        <w:t>Check after the first attempt · reference / check after trying</w:t>
+      </w:r>
+    </w:p>
+    <w:p>
+      <w:pPr>
+        <w:spacing w:line="336" w:lineRule="auto" w:after="180"/>
+      </w:pPr>
+      <w:r>
+        <w:rPr>
+          <w:b w:val="0"/>
+        </w:rPr>
+        <w:t xml:space="preserve">After your attempt, compare with the supported explanation: Report </w:t>
+      </w:r>
+      <w:r>
+        <w:rPr>
+          <w:b/>
+        </w:rPr>
+        <w:t>deviation</w:t>
+      </w:r>
+      <w:r>
+        <w:rPr>
+          <w:b w:val="0"/>
+        </w:rPr>
+        <w:t xml:space="preserve">s If the plan changes, mark the change and give its reason. An </w:t>
+      </w:r>
+      <w:r>
+        <w:rPr>
+          <w:b/>
+        </w:rPr>
+        <w:t>analysis plan</w:t>
+      </w:r>
+      <w:r>
+        <w:rPr>
+          <w:b w:val="0"/>
+        </w:rPr>
+        <w:t xml:space="preserve"> limits flexibility after outcomes are known.</w:t>
+      </w:r>
+    </w:p>
+    <w:p>
+      <w:pPr>
+        <w:spacing w:line="336" w:lineRule="auto" w:after="180"/>
+      </w:pPr>
+      <w:r>
+        <w:rPr>
+          <w:b w:val="0"/>
+        </w:rPr>
+        <w:t>Necessary changes can be transparent, but they should not be silently presented as the original plan.</w:t>
+      </w:r>
+    </w:p>
+    <w:p>
+      <w:pPr>
+        <w:pStyle w:val="Heading2"/>
+      </w:pPr>
+      <w:r>
+        <w:t>Changed-case question and optional hint</w:t>
+      </w:r>
+    </w:p>
+    <w:p>
+      <w:pPr>
+        <w:pStyle w:val="Heading3"/>
+      </w:pPr>
+      <w:r>
+        <w:t>Practice 2: explain the deciding evidence</w:t>
+      </w:r>
+    </w:p>
+    <w:p>
+      <w:pPr>
+        <w:pStyle w:val="ListBullet"/>
+      </w:pPr>
+      <w:r>
+        <w:t>Changed-case practice: Exclude two readable cases because the new model fails them. Which conclusion is supported by the supplied facts?</w:t>
+      </w:r>
+    </w:p>
+    <w:p>
+      <w:pPr>
+        <w:pStyle w:val="ListBullet"/>
+      </w:pPr>
+      <w:r>
+        <w:t>1. That outcome-driven exclusion violates the recorded rule.</w:t>
+      </w:r>
+    </w:p>
+    <w:p>
+      <w:pPr>
+        <w:pStyle w:val="ListBullet"/>
+      </w:pPr>
+      <w:r>
+        <w:t>2. This one example guarantees correct results for every future input.</w:t>
+      </w:r>
+    </w:p>
+    <w:p>
+      <w:pPr>
+        <w:pStyle w:val="ListBullet"/>
+      </w:pPr>
+      <w:r>
+        <w:t>3. We can decide the result without examining the changed input or the procedure.</w:t>
+      </w:r>
+    </w:p>
+    <w:p>
+      <w:pPr>
+        <w:pStyle w:val="Heading3"/>
+      </w:pPr>
+      <w:r>
+        <w:t>My selected conclusion, deciding fact and explanation</w:t>
+      </w:r>
+    </w:p>
+    <w:p>
+      <w:r>
+        <w:t>________________________________________________________________</w:t>
+      </w:r>
+    </w:p>
+    <w:p>
+      <w:r>
+        <w:t>________________________________________________________________</w:t>
+      </w:r>
+    </w:p>
+    <w:p>
+      <w:r>
+        <w:t>________________________________________________________________</w:t>
+      </w:r>
+    </w:p>
+    <w:p>
+      <w:r>
+        <w:t>________________________________________________________________</w:t>
+      </w:r>
+    </w:p>
+    <w:p>
+      <w:r>
+        <w:t>________________________________________________________________</w:t>
+      </w:r>
+    </w:p>
+    <w:p>
+      <w:pPr>
+        <w:pStyle w:val="ListBullet"/>
+      </w:pPr>
+      <w:r>
+        <w:t>Hint if needed: Use the changed condition and the deciding step in the pictorial trace. The answer must say what follows from those facts.</w:t>
+      </w:r>
+    </w:p>
+    <w:p>
+      <w:pPr>
+        <w:pStyle w:val="Heading2"/>
+      </w:pPr>
+      <w:r>
+        <w:t>Check after the changed attempt · reference / check after trying</w:t>
+      </w:r>
+    </w:p>
+    <w:p>
+      <w:pPr>
+        <w:spacing w:line="336" w:lineRule="auto" w:after="180"/>
+      </w:pPr>
+      <w:r>
+        <w:rPr>
+          <w:b w:val="0"/>
+        </w:rPr>
+        <w:t>After your attempt, compare with the supported explanation: That outcome-driven exclusion violates the recorded rule. Model failure is not the predeclared unreadable-file criterion.</w:t>
+      </w:r>
+    </w:p>
+    <w:p>
+      <w:pPr>
+        <w:pStyle w:val="Heading2"/>
+      </w:pPr>
+      <w:r>
+        <w:t>Repair and retain the record</w:t>
+      </w:r>
+    </w:p>
+    <w:p>
+      <w:pPr>
+        <w:spacing w:line="336" w:lineRule="auto" w:after="180"/>
+      </w:pPr>
+      <w:r>
+        <w:rPr>
+          <w:b w:val="0"/>
+        </w:rPr>
+        <w:t xml:space="preserve">Review Privacy and data governance (ai-7/20). Goal: Explain the </w:t>
+      </w:r>
+      <w:r>
+        <w:rPr>
+          <w:b/>
+        </w:rPr>
+        <w:t>mechanism</w:t>
+      </w:r>
+      <w:r>
+        <w:rPr>
+          <w:b w:val="0"/>
+        </w:rPr>
+        <w:t xml:space="preserve"> and terminology of privacy and data governance. Short practice: Point to the analysis table and the restricted identity key.</w:t>
+      </w:r>
+    </w:p>
+    <w:p>
+      <w:pPr>
+        <w:spacing w:line="336" w:lineRule="auto" w:after="180"/>
+      </w:pPr>
+      <w:r>
+        <w:rPr>
+          <w:b w:val="0"/>
+        </w:rPr>
+        <w:t>Why are the codes pseudonymous rather than guaranteed anonymous, and what changes if the key is published?. Return to this week and explain what you changed.</w:t>
+      </w:r>
+    </w:p>
+    <w:p>
+      <w:pPr>
+        <w:spacing w:line="336" w:lineRule="auto" w:after="180"/>
+      </w:pPr>
+      <w:r>
+        <w:rPr>
+          <w:b w:val="0"/>
+        </w:rPr>
+        <w:t xml:space="preserve">Review Dataset and benchmark limitations (ai-7/18). Goal: Explain the </w:t>
+      </w:r>
+      <w:r>
+        <w:rPr>
+          <w:b/>
+        </w:rPr>
+        <w:t>mechanism</w:t>
+      </w:r>
+      <w:r>
+        <w:rPr>
+          <w:b w:val="0"/>
+        </w:rPr>
+        <w:t xml:space="preserve"> and terminology of dataset and benchmark limitations. Short practice: Report the indoor benchmark with its denominator and missing condition.</w:t>
+      </w:r>
+    </w:p>
+    <w:p>
+      <w:pPr>
+        <w:spacing w:line="336" w:lineRule="auto" w:after="180"/>
+      </w:pPr>
+      <w:r>
+        <w:rPr>
+          <w:b w:val="0"/>
+        </w:rPr>
+        <w:t>After two correct outdoor cases out of four are added, what slice rate is supported and what remains uncertain?. Return to this week and explain what you changed.</w:t>
+      </w:r>
+    </w:p>
+    <w:p>
+      <w:pPr>
+        <w:spacing w:line="336" w:lineRule="auto" w:after="180"/>
+      </w:pPr>
+      <w:r>
+        <w:rPr>
+          <w:b w:val="0"/>
+        </w:rPr>
+        <w:t xml:space="preserve">Review Multiple comparisons (ai-7/15). Goal: Explain the </w:t>
+      </w:r>
+      <w:r>
+        <w:rPr>
+          <w:b/>
+        </w:rPr>
+        <w:t>mechanism</w:t>
+      </w:r>
+      <w:r>
+        <w:rPr>
+          <w:b w:val="0"/>
+        </w:rPr>
+        <w:t xml:space="preserve"> and terminology of multiple comparisons. Short practice: Calculate the six-test cutoff and identify which supplied p-values reject.</w:t>
+      </w:r>
+    </w:p>
+    <w:p>
+      <w:pPr>
+        <w:spacing w:line="336" w:lineRule="auto" w:after="180"/>
+      </w:pPr>
+      <w:r>
+        <w:rPr>
+          <w:b w:val="0"/>
+        </w:rPr>
+        <w:t>Why must the team count every planned comparison rather than report only its smallest p-value?. Return to this week and explain what you changed.</w:t>
+      </w:r>
+    </w:p>
+    <w:p>
+      <w:pPr>
+        <w:spacing w:line="336" w:lineRule="auto" w:after="180"/>
+      </w:pPr>
+      <w:r>
+        <w:rPr>
+          <w:b w:val="0"/>
+        </w:rPr>
+        <w:t xml:space="preserve">Use Download completed work in the hosted lesson to export your answers, reflections, practice feedback and code-run </w:t>
+      </w:r>
+      <w:r>
+        <w:rPr>
+          <w:b/>
+        </w:rPr>
+        <w:t>evidence</w:t>
+      </w:r>
+      <w:r>
+        <w:rPr>
+          <w:b w:val="0"/>
+        </w:rPr>
+        <w:t>. Open the HTML copy to read or print it.</w:t>
+      </w:r>
+    </w:p>
+    <w:p>
+      <w:pPr>
+        <w:spacing w:line="336" w:lineRule="auto" w:after="180"/>
+      </w:pPr>
+      <w:r>
+        <w:rPr>
+          <w:b w:val="0"/>
+        </w:rPr>
+        <w:t>Drafts stay in this browser when storage is available; clear drafts on a shared device.</w:t>
+      </w:r>
+    </w:p>
+    <w:p>
+      <w:pPr>
+        <w:pStyle w:val="Heading3"/>
+      </w:pPr>
+      <w:r>
+        <w:t>What I repaired, the evidence I kept and the next test</w:t>
+      </w:r>
+    </w:p>
+    <w:p>
+      <w:r>
+        <w:t>________________________________________________________________</w:t>
+      </w:r>
+    </w:p>
+    <w:p>
+      <w:r>
+        <w:t>________________________________________________________________</w:t>
+      </w:r>
+    </w:p>
+    <w:p>
+      <w:r>
+        <w:t>________________________________________________________________</w:t>
+      </w:r>
+    </w:p>
+    <w:p>
+      <w:r>
+        <w:t>________________________________________________________________</w:t>
+      </w:r>
+    </w:p>
+    <w:p>
+      <w:r>
+        <w:t>________________________________________________________________</w:t>
+      </w:r>
+    </w:p>
+    <w:p>
+      <w:pPr>
+        <w:pStyle w:val="Heading2"/>
+      </w:pPr>
+      <w:r>
+        <w:t>Earlier wording, alternatives and picture transcripts · reference / check after trying</w:t>
       </w:r>
     </w:p>
     <w:p>
@@ -1607,80 +2174,10 @@
     </w:p>
     <w:p>
       <w:pPr>
-        <w:spacing w:line="336" w:lineRule="auto" w:after="180"/>
-      </w:pPr>
-      <w:r>
-        <w:rPr>
-          <w:b w:val="0"/>
-        </w:rPr>
-        <w:t>Freeze decisions before the result. A team records its outcome, exclusions and analysis before evaluating a reserved set.</w:t>
-      </w:r>
-    </w:p>
-    <w:p>
-      <w:pPr>
         <w:pStyle w:val="Heading3"/>
       </w:pPr>
       <w:r>
-        <w:t>Practice 1: explain the deciding evidence</w:t>
-      </w:r>
-    </w:p>
-    <w:p>
-      <w:pPr>
-        <w:spacing w:line="336" w:lineRule="auto" w:after="180"/>
-      </w:pPr>
-      <w:r>
-        <w:rPr>
-          <w:b w:val="0"/>
-        </w:rPr>
-        <w:t>Which labelled step matches this detail? If the plan changes, mark the change and give its reason.</w:t>
-      </w:r>
-    </w:p>
-    <w:p>
-      <w:pPr>
-        <w:spacing w:line="336" w:lineRule="auto" w:after="180"/>
-        <w:shd w:fill="F4F9FC"/>
-      </w:pPr>
-      <w:r>
-        <w:rPr>
-          <w:b w:val="0"/>
-        </w:rPr>
-        <w:t>1. Protect the reserved set</w:t>
-      </w:r>
-    </w:p>
-    <w:p>
-      <w:pPr>
-        <w:spacing w:line="336" w:lineRule="auto" w:after="180"/>
-        <w:shd w:fill="F4F9FC"/>
-      </w:pPr>
-      <w:r>
-        <w:rPr>
-          <w:b w:val="0"/>
-        </w:rPr>
-        <w:t>2. Write the rule first</w:t>
-      </w:r>
-    </w:p>
-    <w:p>
-      <w:pPr>
-        <w:spacing w:line="336" w:lineRule="auto" w:after="180"/>
-        <w:shd w:fill="F4F9FC"/>
-      </w:pPr>
-      <w:r>
-        <w:rPr>
-          <w:b w:val="0"/>
-        </w:rPr>
-        <w:t xml:space="preserve">3. Report </w:t>
-      </w:r>
-      <w:r>
-        <w:rPr>
-          <w:b/>
-        </w:rPr>
-        <w:t>deviation</w:t>
-      </w:r>
-      <w:r>
-        <w:rPr>
-          <w:b w:val="0"/>
-        </w:rPr>
-        <w:t>s</w:t>
+        <w:t>Repair a missing building block</w:t>
       </w:r>
     </w:p>
     <w:p>
@@ -1688,472 +2185,25 @@
         <w:pStyle w:val="Heading3"/>
       </w:pPr>
       <w:r>
-        <w:t>My selected conclusion, deciding fact and explanation</w:t>
-      </w:r>
-    </w:p>
-    <w:p>
-      <w:r>
-        <w:t>________________________________________________________________</w:t>
-      </w:r>
-    </w:p>
-    <w:p>
-      <w:r>
-        <w:t>________________________________________________________________</w:t>
-      </w:r>
-    </w:p>
-    <w:p>
-      <w:r>
-        <w:t>________________________________________________________________</w:t>
-      </w:r>
-    </w:p>
-    <w:p>
-      <w:r>
-        <w:t>________________________________________________________________</w:t>
-      </w:r>
-    </w:p>
-    <w:p>
-      <w:r>
-        <w:t>________________________________________________________________</w:t>
-      </w:r>
-    </w:p>
-    <w:p>
-      <w:pPr>
-        <w:pStyle w:val="Heading3"/>
-      </w:pPr>
-      <w:r>
-        <w:t>Hint · try first</w:t>
-      </w:r>
-    </w:p>
-    <w:p>
-      <w:pPr>
-        <w:spacing w:line="336" w:lineRule="auto" w:after="180"/>
-        <w:shd w:fill="F1F6F8"/>
-      </w:pPr>
-      <w:r>
-        <w:rPr>
-          <w:b w:val="0"/>
-        </w:rPr>
-        <w:t>Hint if needed: Read the steps in the pictorial case. Match the supplied detail to the stage that performs or records it.</w:t>
-      </w:r>
-    </w:p>
-    <w:p>
-      <w:pPr>
-        <w:pStyle w:val="Heading3"/>
-      </w:pPr>
-      <w:r>
-        <w:t>Feedback · compare after trying</w:t>
-      </w:r>
-    </w:p>
-    <w:p>
-      <w:pPr>
-        <w:spacing w:line="336" w:lineRule="auto" w:after="180"/>
-        <w:shd w:fill="F1F6FC"/>
-      </w:pPr>
-      <w:r>
-        <w:rPr>
-          <w:b w:val="0"/>
-        </w:rPr>
-        <w:t xml:space="preserve">After your attempt, compare with the supported explanation: Report </w:t>
-      </w:r>
-      <w:r>
-        <w:rPr>
-          <w:b/>
-        </w:rPr>
-        <w:t>deviation</w:t>
-      </w:r>
-      <w:r>
-        <w:rPr>
-          <w:b w:val="0"/>
-        </w:rPr>
-        <w:t xml:space="preserve">s If the plan changes, mark the change and give its reason. An </w:t>
-      </w:r>
-      <w:r>
-        <w:rPr>
-          <w:b/>
-        </w:rPr>
-        <w:t>analysis plan</w:t>
-      </w:r>
-      <w:r>
-        <w:rPr>
-          <w:b w:val="0"/>
-        </w:rPr>
-        <w:t xml:space="preserve"> limits flexibility after outcomes are known.</w:t>
-      </w:r>
-    </w:p>
-    <w:p>
-      <w:pPr>
-        <w:spacing w:line="336" w:lineRule="auto" w:after="180"/>
-        <w:shd w:fill="F1F6FC"/>
-      </w:pPr>
-      <w:r>
-        <w:rPr>
-          <w:b w:val="0"/>
-        </w:rPr>
-        <w:t>Necessary changes can be transparent, but they should not be silently presented as the original plan.</w:t>
-      </w:r>
-    </w:p>
-    <w:p>
-      <w:pPr>
-        <w:pStyle w:val="Heading3"/>
-      </w:pPr>
-      <w:r>
-        <w:t>Practice 2: explain the deciding evidence</w:t>
-      </w:r>
-    </w:p>
-    <w:p>
-      <w:pPr>
-        <w:pStyle w:val="Heading3"/>
-      </w:pPr>
-      <w:r>
-        <w:t>Changed case · predict first</w:t>
-      </w:r>
-    </w:p>
-    <w:p>
-      <w:pPr>
-        <w:spacing w:line="336" w:lineRule="auto" w:after="180"/>
-        <w:shd w:fill="F5F1FB"/>
-      </w:pPr>
-      <w:r>
-        <w:rPr>
-          <w:b w:val="0"/>
-        </w:rPr>
-        <w:t>Changed-case practice: Exclude two readable cases because the new model fails them. Which conclusion is supported by the supplied facts?</w:t>
-      </w:r>
-    </w:p>
-    <w:p>
-      <w:pPr>
-        <w:spacing w:line="336" w:lineRule="auto" w:after="180"/>
-        <w:shd w:fill="F4F9FC"/>
-      </w:pPr>
-      <w:r>
-        <w:rPr>
-          <w:b w:val="0"/>
-        </w:rPr>
-        <w:t>1. That outcome-driven exclusion violates the recorded rule.</w:t>
-      </w:r>
-    </w:p>
-    <w:p>
-      <w:pPr>
-        <w:spacing w:line="336" w:lineRule="auto" w:after="180"/>
-        <w:shd w:fill="F4F9FC"/>
-      </w:pPr>
-      <w:r>
-        <w:rPr>
-          <w:b w:val="0"/>
-        </w:rPr>
-        <w:t xml:space="preserve">2. This one example guarantees correct results for every future </w:t>
-      </w:r>
-      <w:r>
-        <w:rPr>
-          <w:b/>
-        </w:rPr>
-        <w:t>input</w:t>
-      </w:r>
-      <w:r>
-        <w:rPr>
-          <w:b w:val="0"/>
-        </w:rPr>
-        <w:t>.</w:t>
-      </w:r>
-    </w:p>
-    <w:p>
-      <w:pPr>
-        <w:spacing w:line="336" w:lineRule="auto" w:after="180"/>
-        <w:shd w:fill="F4F9FC"/>
-      </w:pPr>
-      <w:r>
-        <w:rPr>
-          <w:b w:val="0"/>
-        </w:rPr>
-        <w:t xml:space="preserve">3. We can decide the result without examining the changed </w:t>
-      </w:r>
-      <w:r>
-        <w:rPr>
-          <w:b/>
-        </w:rPr>
-        <w:t>input</w:t>
-      </w:r>
-      <w:r>
-        <w:rPr>
-          <w:b w:val="0"/>
-        </w:rPr>
-        <w:t xml:space="preserve"> or the procedure.</w:t>
-      </w:r>
-    </w:p>
-    <w:p>
-      <w:pPr>
-        <w:pStyle w:val="Heading3"/>
-      </w:pPr>
-      <w:r>
-        <w:t>My selected conclusion, deciding fact and explanation</w:t>
-      </w:r>
-    </w:p>
-    <w:p>
-      <w:r>
-        <w:t>________________________________________________________________</w:t>
-      </w:r>
-    </w:p>
-    <w:p>
-      <w:r>
-        <w:t>________________________________________________________________</w:t>
-      </w:r>
-    </w:p>
-    <w:p>
-      <w:r>
-        <w:t>________________________________________________________________</w:t>
-      </w:r>
-    </w:p>
-    <w:p>
-      <w:r>
-        <w:t>________________________________________________________________</w:t>
-      </w:r>
-    </w:p>
-    <w:p>
-      <w:r>
-        <w:t>________________________________________________________________</w:t>
-      </w:r>
-    </w:p>
-    <w:p>
-      <w:pPr>
-        <w:pStyle w:val="Heading3"/>
-      </w:pPr>
-      <w:r>
-        <w:t>Hint · try first</w:t>
-      </w:r>
-    </w:p>
-    <w:p>
-      <w:pPr>
-        <w:spacing w:line="336" w:lineRule="auto" w:after="180"/>
-        <w:shd w:fill="F1F6F8"/>
-      </w:pPr>
-      <w:r>
-        <w:rPr>
-          <w:b w:val="0"/>
-        </w:rPr>
-        <w:t>Hint if needed: Use the changed condition and the deciding step in the pictorial trace. The answer must say what follows from those facts.</w:t>
-      </w:r>
-    </w:p>
-    <w:p>
-      <w:pPr>
-        <w:pStyle w:val="Heading3"/>
-      </w:pPr>
-      <w:r>
-        <w:t>Feedback · compare after trying</w:t>
-      </w:r>
-    </w:p>
-    <w:p>
-      <w:pPr>
-        <w:spacing w:line="336" w:lineRule="auto" w:after="180"/>
-        <w:shd w:fill="F1F6FC"/>
-      </w:pPr>
-      <w:r>
-        <w:rPr>
-          <w:b w:val="0"/>
-        </w:rPr>
-        <w:t>After your attempt, compare with the supported explanation: That outcome-driven exclusion violates the recorded rule. Model failure is not the predeclared unreadable-file criterion.</w:t>
-      </w:r>
-    </w:p>
-    <w:p>
-      <w:pPr>
-        <w:pStyle w:val="Heading3"/>
-      </w:pPr>
-      <w:r>
-        <w:t>Repair a missing building block</w:t>
-      </w:r>
-    </w:p>
-    <w:p>
-      <w:pPr>
-        <w:spacing w:line="336" w:lineRule="auto" w:after="180"/>
-      </w:pPr>
-      <w:r>
-        <w:rPr>
-          <w:b w:val="0"/>
-        </w:rPr>
-        <w:t xml:space="preserve">Review Privacy and data governance (ai-7/20). Goal: Explain the </w:t>
-      </w:r>
-      <w:r>
-        <w:rPr>
-          <w:b/>
-        </w:rPr>
-        <w:t>mechanism</w:t>
-      </w:r>
-      <w:r>
-        <w:rPr>
-          <w:b w:val="0"/>
-        </w:rPr>
-        <w:t xml:space="preserve"> and terminology of privacy and data governance. Short practice: Point to the analysis table and the restricted identity key.</w:t>
-      </w:r>
-    </w:p>
-    <w:p>
-      <w:pPr>
-        <w:spacing w:line="336" w:lineRule="auto" w:after="180"/>
-      </w:pPr>
-      <w:r>
-        <w:rPr>
-          <w:b w:val="0"/>
-        </w:rPr>
-        <w:t>Why are the codes pseudonymous rather than guaranteed anonymous, and what changes if the key is published?. Return to this week and explain what you changed.</w:t>
-      </w:r>
-    </w:p>
-    <w:p>
-      <w:pPr>
-        <w:spacing w:line="336" w:lineRule="auto" w:after="180"/>
-      </w:pPr>
-      <w:r>
-        <w:rPr>
-          <w:b w:val="0"/>
-        </w:rPr>
-        <w:t xml:space="preserve">Review Dataset and benchmark limitations (ai-7/18). Goal: Explain the </w:t>
-      </w:r>
-      <w:r>
-        <w:rPr>
-          <w:b/>
-        </w:rPr>
-        <w:t>mechanism</w:t>
-      </w:r>
-      <w:r>
-        <w:rPr>
-          <w:b w:val="0"/>
-        </w:rPr>
-        <w:t xml:space="preserve"> and terminology of dataset and benchmark limitations. Short practice: Report the indoor benchmark with its denominator and missing condition.</w:t>
-      </w:r>
-    </w:p>
-    <w:p>
-      <w:pPr>
-        <w:spacing w:line="336" w:lineRule="auto" w:after="180"/>
-      </w:pPr>
-      <w:r>
-        <w:rPr>
-          <w:b w:val="0"/>
-        </w:rPr>
-        <w:t>After two correct outdoor cases out of four are added, what slice rate is supported and what remains uncertain?. Return to this week and explain what you changed.</w:t>
-      </w:r>
-    </w:p>
-    <w:p>
-      <w:pPr>
-        <w:spacing w:line="336" w:lineRule="auto" w:after="180"/>
-      </w:pPr>
-      <w:r>
-        <w:rPr>
-          <w:b w:val="0"/>
-        </w:rPr>
-        <w:t xml:space="preserve">Review Multiple comparisons (ai-7/15). Goal: Explain the </w:t>
-      </w:r>
-      <w:r>
-        <w:rPr>
-          <w:b/>
-        </w:rPr>
-        <w:t>mechanism</w:t>
-      </w:r>
-      <w:r>
-        <w:rPr>
-          <w:b w:val="0"/>
-        </w:rPr>
-        <w:t xml:space="preserve"> and terminology of multiple comparisons. Short practice: Calculate the six-test cutoff and identify which supplied p-values reject.</w:t>
-      </w:r>
-    </w:p>
-    <w:p>
-      <w:pPr>
-        <w:spacing w:line="336" w:lineRule="auto" w:after="180"/>
-      </w:pPr>
-      <w:r>
-        <w:rPr>
-          <w:b w:val="0"/>
-        </w:rPr>
-        <w:t>Why must the team count every planned comparison rather than report only its smallest p-value?. Return to this week and explain what you changed.</w:t>
-      </w:r>
-    </w:p>
-    <w:p>
-      <w:pPr>
-        <w:pStyle w:val="Heading3"/>
-      </w:pPr>
-      <w:r>
         <w:t>Keep your completed work</w:t>
       </w:r>
     </w:p>
     <w:p>
       <w:pPr>
-        <w:spacing w:line="336" w:lineRule="auto" w:after="180"/>
-      </w:pPr>
-      <w:r>
-        <w:rPr>
-          <w:b w:val="0"/>
-        </w:rPr>
-        <w:t xml:space="preserve">Use Download completed work in the hosted lesson to export your answers, reflections, practice feedback and code-run </w:t>
-      </w:r>
-      <w:r>
-        <w:rPr>
-          <w:b/>
-        </w:rPr>
-        <w:t>evidence</w:t>
-      </w:r>
-      <w:r>
-        <w:rPr>
-          <w:b w:val="0"/>
-        </w:rPr>
-        <w:t>. Open the HTML copy to read or print it.</w:t>
-      </w:r>
-    </w:p>
-    <w:p>
-      <w:pPr>
-        <w:spacing w:line="336" w:lineRule="auto" w:after="180"/>
-      </w:pPr>
-      <w:r>
-        <w:rPr>
-          <w:b w:val="0"/>
-        </w:rPr>
-        <w:t>Drafts stay in this browser when storage is available; clear drafts on a shared device.</w:t>
-      </w:r>
-    </w:p>
-    <w:p>
-      <w:pPr>
-        <w:pStyle w:val="Heading3"/>
-      </w:pPr>
-      <w:r>
-        <w:t>What I repaired, the evidence I kept and the next test</w:t>
-      </w:r>
-    </w:p>
-    <w:p>
-      <w:r>
-        <w:t>________________________________________________________________</w:t>
-      </w:r>
-    </w:p>
-    <w:p>
-      <w:r>
-        <w:t>________________________________________________________________</w:t>
-      </w:r>
-    </w:p>
-    <w:p>
-      <w:r>
-        <w:t>________________________________________________________________</w:t>
-      </w:r>
-    </w:p>
-    <w:p>
-      <w:r>
-        <w:t>________________________________________________________________</w:t>
-      </w:r>
-    </w:p>
-    <w:p>
-      <w:r>
-        <w:t>________________________________________________________________</w:t>
-      </w:r>
-    </w:p>
-    <w:p>
-      <w:pPr>
         <w:pStyle w:val="Heading1"/>
       </w:pPr>
       <w:r>
-        <w:t>15. Visual concept journey</w:t>
-      </w:r>
-    </w:p>
-    <w:p>
-      <w:r>
-        <w:t>Explain each Predefining an analysis plan picture from its labels, then record a relevant limit.</w:t>
-      </w:r>
-    </w:p>
-    <w:p>
-      <w:pPr>
-        <w:pStyle w:val="Heading3"/>
+        <w:t>15. Reference · Six-picture response sheets</w:t>
+      </w:r>
+    </w:p>
+    <w:p>
+      <w:r>
+        <w:t>Choose the picture that helps explain the current step.</w:t>
+      </w:r>
+    </w:p>
+    <w:p>
+      <w:pPr>
+        <w:pStyle w:val="Heading2"/>
       </w:pPr>
       <w:r>
         <w:t>01. Predefining an analysis plan: the case</w:t>
@@ -2164,7 +2214,7 @@
         <w:drawing>
           <wp:inline xmlns:a="http://schemas.openxmlformats.org/drawingml/2006/main" xmlns:pic="http://schemas.openxmlformats.org/drawingml/2006/picture">
             <wp:extent cx="5486400" cy="2834640"/>
-            <wp:docPr id="2" name="Picture 2" descr="Freeze decisions before the result. A team records its outcome, exclusions and analysis before evaluating a reserved set. Supplied facts: Plan: compare correct counts on 12 cases; exclude only unreadable files identified before scoring; report all version results."/>
+            <wp:docPr id="3" name="Picture 3" descr="Freeze decisions before the result. A team records its outcome, exclusions and analysis before evaluating a reserved set. Supplied facts: Plan: compare correct counts on 12 cases; exclude only unreadable files identified before scoring; report all version results."/>
             <wp:cNvGraphicFramePr>
               <a:graphicFrameLocks noChangeAspect="1"/>
             </wp:cNvGraphicFramePr>
@@ -2176,7 +2226,7 @@
                     <pic:cNvPicPr/>
                   </pic:nvPicPr>
                   <pic:blipFill>
-                    <a:blip r:embed="rId10"/>
+                    <a:blip r:embed="rId11"/>
                     <a:stretch>
                       <a:fillRect/>
                     </a:stretch>
@@ -2220,7 +2270,6 @@
     <w:p>
       <w:pPr>
         <w:spacing w:line="336" w:lineRule="auto" w:after="180"/>
-        <w:shd w:fill="F5F1FB"/>
       </w:pPr>
       <w:r>
         <w:rPr>
@@ -2259,7 +2308,7 @@
     </w:p>
     <w:p>
       <w:pPr>
-        <w:pStyle w:val="Heading3"/>
+        <w:pStyle w:val="Heading2"/>
       </w:pPr>
       <w:r>
         <w:t>02. Follow the deciding steps</w:t>
@@ -2270,7 +2319,7 @@
         <w:drawing>
           <wp:inline xmlns:a="http://schemas.openxmlformats.org/drawingml/2006/main" xmlns:pic="http://schemas.openxmlformats.org/drawingml/2006/picture">
             <wp:extent cx="5486400" cy="3182112"/>
-            <wp:docPr id="3" name="Picture 3" descr="Write the rule first: Record the outcome and justified unreadable-file exclusion. → Protect the reserved set: Do not choose exclusions from which cases each model fails. → Report deviations: If the plan changes, mark the change and give its reason."/>
+            <wp:docPr id="4" name="Picture 4" descr="Write the rule first: Record the outcome and justified unreadable-file exclusion. → Protect the reserved set: Do not choose exclusions from which cases each model fails. → Report deviations: If the plan changes, mark the change and give its reason."/>
             <wp:cNvGraphicFramePr>
               <a:graphicFrameLocks noChangeAspect="1"/>
             </wp:cNvGraphicFramePr>
@@ -2282,7 +2331,7 @@
                     <pic:cNvPicPr/>
                   </pic:nvPicPr>
                   <pic:blipFill>
-                    <a:blip r:embed="rId11"/>
+                    <a:blip r:embed="rId12"/>
                     <a:stretch>
                       <a:fillRect/>
                     </a:stretch>
@@ -2327,7 +2376,6 @@
     <w:p>
       <w:pPr>
         <w:spacing w:line="336" w:lineRule="auto" w:after="180"/>
-        <w:shd w:fill="F5F1FB"/>
       </w:pPr>
       <w:r>
         <w:rPr>
@@ -2378,7 +2426,7 @@
     </w:p>
     <w:p>
       <w:pPr>
-        <w:pStyle w:val="Heading3"/>
+        <w:pStyle w:val="Heading2"/>
       </w:pPr>
       <w:r>
         <w:t>03. Predefining an analysis plan — evidence trace</w:t>
@@ -2389,7 +2437,7 @@
         <w:drawing>
           <wp:inline xmlns:a="http://schemas.openxmlformats.org/drawingml/2006/main" xmlns:pic="http://schemas.openxmlformats.org/drawingml/2006/picture">
             <wp:extent cx="5486400" cy="3297936"/>
-            <wp:docPr id="4" name="Picture 4" descr="Predefining an analysis plan — evidence trace. Plan includes all20 cases. After results, the team removes four failed cases because they make the graph look worse. | Declare primary metric, eligible cases, missing handling, baseline, test assumptions and reporting. Timestamp/version the plan; label later choices exploratory. | The exclusion is outcome-informed and violates the plan. If the other 16 cases all passed, report the original 16/20; otherwise use the actual pass count out of 20, and label any revised analysis with reasons rather than hiding failures."/>
+            <wp:docPr id="5" name="Picture 5" descr="Predefining an analysis plan — evidence trace. Plan includes all 20 cases. After results, the team removes four failed cases because they make the graph look worse. | Declare primary metric, eligible cases, missing handling, baseline, test assumptions and reporting. Timestamp/version the plan; label later choices exploratory. | The exclusion is outcome-informed and violates the plan. If the other 16 cases all passed, report the original 16/20; otherwise use the actual pass count out of 20, and label any revised analysis with reasons rather than hiding failures."/>
             <wp:cNvGraphicFramePr>
               <a:graphicFrameLocks noChangeAspect="1"/>
             </wp:cNvGraphicFramePr>
@@ -2401,7 +2449,7 @@
                     <pic:cNvPicPr/>
                   </pic:nvPicPr>
                   <pic:blipFill>
-                    <a:blip r:embed="rId12"/>
+                    <a:blip r:embed="rId13"/>
                     <a:stretch>
                       <a:fillRect/>
                     </a:stretch>
@@ -2452,35 +2500,12 @@
         <w:rPr>
           <w:b w:val="0"/>
         </w:rPr>
-        <w:t xml:space="preserve"> trace. Plan includes all20 cases.</w:t>
+        <w:t xml:space="preserve"> trace. Plan includes all 20 cases. After results, the team removes four failed cases because they make the graph look worse. | Declare primary metric, eligible cases, missing handling, baseline, test assumptions and reporting. Timestamp/version the plan; label later choices exploratory. | The exclusion is outcome-informed and violates the plan. If the other 16 cases all passed, report the original 16/20; otherwise use the actual pass count out of 20, and label any revised analysis with reasons rather than hiding failures.</w:t>
       </w:r>
     </w:p>
     <w:p>
       <w:pPr>
         <w:spacing w:line="336" w:lineRule="auto" w:after="180"/>
-      </w:pPr>
-      <w:r>
-        <w:rPr>
-          <w:b w:val="0"/>
-        </w:rPr>
-        <w:t>After results, the team removes four failed cases because they make the graph look worse. | Declare primary metric, eligible cases, missing handling, baseline, test assumptions and reporting.</w:t>
-      </w:r>
-    </w:p>
-    <w:p>
-      <w:pPr>
-        <w:spacing w:line="336" w:lineRule="auto" w:after="180"/>
-      </w:pPr>
-      <w:r>
-        <w:rPr>
-          <w:b w:val="0"/>
-        </w:rPr>
-        <w:t>Timestamp/version the plan; label later choices exploratory. | The exclusion is outcome-informed and violates the plan. If the other 16 cases all passed, report the original 16/20; otherwise use the actual pass count out of 20, and label any revised analysis with reasons rather than hiding failures.</w:t>
-      </w:r>
-    </w:p>
-    <w:p>
-      <w:pPr>
-        <w:spacing w:line="336" w:lineRule="auto" w:after="180"/>
-        <w:shd w:fill="F5F1FB"/>
       </w:pPr>
       <w:r>
         <w:rPr>
@@ -2519,7 +2544,7 @@
     </w:p>
     <w:p>
       <w:pPr>
-        <w:pStyle w:val="Heading3"/>
+        <w:pStyle w:val="Heading2"/>
       </w:pPr>
       <w:r>
         <w:t>04. Change one thing. Trace what follows.</w:t>
@@ -2530,7 +2555,7 @@
         <w:drawing>
           <wp:inline xmlns:a="http://schemas.openxmlformats.org/drawingml/2006/main" xmlns:pic="http://schemas.openxmlformats.org/drawingml/2006/picture">
             <wp:extent cx="5486400" cy="3026664"/>
-            <wp:docPr id="5" name="Picture 5" descr="Original case: If the plan changes, mark the change and give its reason. Changed condition: Exclude two readable cases because the new model fails them. Expected result: That outcome-driven exclusion violates the recorded rule. Reason: Model failure is not the predeclared unreadable-file criterion."/>
+            <wp:docPr id="6" name="Picture 6" descr="Original case: If the plan changes, mark the change and give its reason. Changed condition: Exclude two readable cases because the new model fails them. Expected result: That outcome-driven exclusion violates the recorded rule. Reason: Model failure is not the predeclared unreadable-file criterion."/>
             <wp:cNvGraphicFramePr>
               <a:graphicFrameLocks noChangeAspect="1"/>
             </wp:cNvGraphicFramePr>
@@ -2542,7 +2567,7 @@
                     <pic:cNvPicPr/>
                   </pic:nvPicPr>
                   <pic:blipFill>
-                    <a:blip r:embed="rId13"/>
+                    <a:blip r:embed="rId14"/>
                     <a:stretch>
                       <a:fillRect/>
                     </a:stretch>
@@ -2586,7 +2611,6 @@
     <w:p>
       <w:pPr>
         <w:spacing w:line="336" w:lineRule="auto" w:after="180"/>
-        <w:shd w:fill="F5F1FB"/>
       </w:pPr>
       <w:r>
         <w:rPr>
@@ -2625,7 +2649,7 @@
     </w:p>
     <w:p>
       <w:pPr>
-        <w:pStyle w:val="Heading3"/>
+        <w:pStyle w:val="Heading2"/>
       </w:pPr>
       <w:r>
         <w:t>05. Connect the explanation to its limit</w:t>
@@ -2636,7 +2660,7 @@
         <w:drawing>
           <wp:inline xmlns:a="http://schemas.openxmlformats.org/drawingml/2006/main" xmlns:pic="http://schemas.openxmlformats.org/drawingml/2006/picture">
             <wp:extent cx="5486400" cy="2834640"/>
-            <wp:docPr id="6" name="Picture 6" descr="An analysis plan limits flexibility after outcomes are known. Necessary changes can be transparent, but they should not be silently presented as the original plan. Limit: A plan cannot correct poor sampling or guarantee valid assumptions; it makes decisions auditable."/>
+            <wp:docPr id="7" name="Picture 7" descr="An analysis plan limits flexibility after outcomes are known. Necessary changes can be transparent, but they should not be silently presented as the original plan. Limit: A plan cannot correct poor sampling or guarantee valid assumptions; it makes decisions auditable."/>
             <wp:cNvGraphicFramePr>
               <a:graphicFrameLocks noChangeAspect="1"/>
             </wp:cNvGraphicFramePr>
@@ -2648,7 +2672,7 @@
                     <pic:cNvPicPr/>
                   </pic:nvPicPr>
                   <pic:blipFill>
-                    <a:blip r:embed="rId14"/>
+                    <a:blip r:embed="rId15"/>
                     <a:stretch>
                       <a:fillRect/>
                     </a:stretch>
@@ -2704,7 +2728,6 @@
     <w:p>
       <w:pPr>
         <w:spacing w:line="336" w:lineRule="auto" w:after="180"/>
-        <w:shd w:fill="F5F1FB"/>
       </w:pPr>
       <w:r>
         <w:rPr>
@@ -2743,7 +2766,7 @@
     </w:p>
     <w:p>
       <w:pPr>
-        <w:pStyle w:val="Heading3"/>
+        <w:pStyle w:val="Heading2"/>
       </w:pPr>
       <w:r>
         <w:t>06. Make the idea visible in your project</w:t>
@@ -2754,7 +2777,7 @@
         <w:drawing>
           <wp:inline xmlns:a="http://schemas.openxmlformats.org/drawingml/2006/main" xmlns:pic="http://schemas.openxmlformats.org/drawingml/2006/picture">
             <wp:extent cx="5486400" cy="3681984"/>
-            <wp:docPr id="7" name="Picture 7" descr="For the Reproducible AI Research Study, retain an annotated worked trace and the changed-case reasoning. Connect the claim to its records, units and assumptions so another investigator can challenge or reproduce it. Draw your input, deciding step, result and limit. Supported question: Apply the recorded exclusion rule. Can two readable model failures be removed, and how must a necessary later plan change be disclosed?"/>
+            <wp:docPr id="8" name="Picture 8" descr="For the Reproducible AI Research Study, retain an annotated worked trace and the changed-case reasoning. Connect the claim to its records, units and assumptions so another investigator can challenge or reproduce it. Draw your input, deciding step, result and limit. Supported question: Apply the recorded exclusion rule. Can two readable model failures be removed, and how must a necessary later plan change be disclosed?"/>
             <wp:cNvGraphicFramePr>
               <a:graphicFrameLocks noChangeAspect="1"/>
             </wp:cNvGraphicFramePr>
@@ -2766,7 +2789,7 @@
                     <pic:cNvPicPr/>
                   </pic:nvPicPr>
                   <pic:blipFill>
-                    <a:blip r:embed="rId15"/>
+                    <a:blip r:embed="rId16"/>
                     <a:stretch>
                       <a:fillRect/>
                     </a:stretch>
@@ -2834,7 +2857,6 @@
     <w:p>
       <w:pPr>
         <w:spacing w:line="336" w:lineRule="auto" w:after="180"/>
-        <w:shd w:fill="F5F1FB"/>
       </w:pPr>
       <w:r>
         <w:rPr>
@@ -2881,6 +2903,62 @@
     <w:p>
       <w:r>
         <w:t>________________________________________________________________</w:t>
+      </w:r>
+    </w:p>
+    <w:p>
+      <w:pPr>
+        <w:pStyle w:val="Heading2"/>
+      </w:pPr>
+      <w:r>
+        <w:t>Earlier wording, alternatives and picture transcripts · reference / check after trying</w:t>
+      </w:r>
+    </w:p>
+    <w:p>
+      <w:pPr>
+        <w:pStyle w:val="Heading3"/>
+      </w:pPr>
+      <w:r>
+        <w:t>01. Predefining an analysis plan: the case</w:t>
+      </w:r>
+    </w:p>
+    <w:p>
+      <w:pPr>
+        <w:pStyle w:val="Heading3"/>
+      </w:pPr>
+      <w:r>
+        <w:t>02. Follow the deciding steps</w:t>
+      </w:r>
+    </w:p>
+    <w:p>
+      <w:pPr>
+        <w:pStyle w:val="Heading3"/>
+      </w:pPr>
+      <w:r>
+        <w:t>03. Predefining an analysis plan — evidence trace</w:t>
+      </w:r>
+    </w:p>
+    <w:p>
+      <w:pPr>
+        <w:pStyle w:val="Heading3"/>
+      </w:pPr>
+      <w:r>
+        <w:t>04. Change one thing. Trace what follows.</w:t>
+      </w:r>
+    </w:p>
+    <w:p>
+      <w:pPr>
+        <w:pStyle w:val="Heading3"/>
+      </w:pPr>
+      <w:r>
+        <w:t>05. Connect the explanation to its limit</w:t>
+      </w:r>
+    </w:p>
+    <w:p>
+      <w:pPr>
+        <w:pStyle w:val="Heading3"/>
+      </w:pPr>
+      <w:r>
+        <w:t>06. Make the idea visible in your project</w:t>
       </w:r>
     </w:p>
     <w:sectPr>
